--- a/docs/deliverables/docx/02_Agent_Registration_Management_Prototype.docx
+++ b/docs/deliverables/docx/02_Agent_Registration_Management_Prototype.docx
@@ -2,13 +2,13 @@
 <file path=word/document.xml><?xml version="1.0" encoding="utf-8"?>
 <w:document xmlns:w="http://schemas.openxmlformats.org/wordprocessingml/2006/main" xmlns:m="http://schemas.openxmlformats.org/officeDocument/2006/math" xmlns:r="http://schemas.openxmlformats.org/officeDocument/2006/relationships" xmlns:o="urn:schemas-microsoft-com:office:office" xmlns:v="urn:schemas-microsoft-com:vml" xmlns:w10="urn:schemas-microsoft-com:office:word" xmlns:a="http://schemas.openxmlformats.org/drawingml/2006/main" xmlns:pic="http://schemas.openxmlformats.org/drawingml/2006/picture" xmlns:wp="http://schemas.openxmlformats.org/drawingml/2006/wordprocessingDrawing">
   <w:body>
-    <w:bookmarkStart w:id="24" w:name="agent-registration-management-prototype"/>
+    <w:bookmarkStart w:id="24" w:name="에이전트-등록-관리-프로토타입"/>
     <w:p>
       <w:pPr>
         <w:pStyle w:val="Heading1"/>
       </w:pPr>
       <w:r>
-        <w:t xml:space="preserve">Agent Registration Management Prototype</w:t>
+        <w:t xml:space="preserve">에이전트 등록 관리 프로토타입</w:t>
       </w:r>
     </w:p>
     <w:p>
@@ -16,7 +16,7 @@
         <w:pStyle w:val="FirstParagraph"/>
       </w:pPr>
       <w:r>
-        <w:t xml:space="preserve">에이전트 등록 관리 프로토타입</w:t>
+        <w:t xml:space="preserve">English title: Agent Registration Management Prototype</w:t>
       </w:r>
     </w:p>
     <w:bookmarkStart w:id="9" w:name="purpose"/>

--- a/docs/deliverables/docx/02_Agent_Registration_Management_Prototype.docx
+++ b/docs/deliverables/docx/02_Agent_Registration_Management_Prototype.docx
@@ -16,16 +16,16 @@
         <w:pStyle w:val="FirstParagraph"/>
       </w:pPr>
       <w:r>
-        <w:t xml:space="preserve">English title: Agent Registration Management Prototype</w:t>
-      </w:r>
-    </w:p>
-    <w:bookmarkStart w:id="9" w:name="purpose"/>
+        <w:t xml:space="preserve">영문 제목: Agent Registration Management Prototype</w:t>
+      </w:r>
+    </w:p>
+    <w:bookmarkStart w:id="9" w:name="목적"/>
     <w:p>
       <w:pPr>
         <w:pStyle w:val="Heading2"/>
       </w:pPr>
       <w:r>
-        <w:t xml:space="preserve">1. Purpose</w:t>
+        <w:t xml:space="preserve">1. 목적</w:t>
       </w:r>
     </w:p>
     <w:p>
@@ -33,31 +33,7 @@
         <w:pStyle w:val="FirstParagraph"/>
       </w:pPr>
       <w:r>
-        <w:t xml:space="preserve">This document describes the AI agent registration-management prototype</w:t>
-      </w:r>
-      <w:r>
-        <w:t xml:space="preserve"> </w:t>
-      </w:r>
-      <w:r>
-        <w:t xml:space="preserve">implemented in the 1st-year Go-based service-control framework. The purpose is</w:t>
-      </w:r>
-      <w:r>
-        <w:t xml:space="preserve"> </w:t>
-      </w:r>
-      <w:r>
-        <w:t xml:space="preserve">to define how AI agents are represented, how their allowed action boundaries are</w:t>
-      </w:r>
-      <w:r>
-        <w:t xml:space="preserve"> </w:t>
-      </w:r>
-      <w:r>
-        <w:t xml:space="preserve">registered, and how the Go service-control layer validates agent actions before</w:t>
-      </w:r>
-      <w:r>
-        <w:t xml:space="preserve"> </w:t>
-      </w:r>
-      <w:r>
-        <w:t xml:space="preserve">they are treated as acceptable service-control decisions.</w:t>
+        <w:t xml:space="preserve">이 문서는 1차년도 Go 기반 service-control framework에 구현된 AI 에이전트 등록 관리 프로토타입을 설명합니다. 목적은 AI 에이전트를 어떻게 표현하는지, 허용 가능한 action boundary를 어떻게 등록하는지, Go service-control 계층이 agent action을 수용 가능한 서비스 제어 판단으로 처리하기 전에 어떻게 검증하는지 정의하는 것입니다.</w:t>
       </w:r>
     </w:p>
     <w:p>
@@ -65,29 +41,17 @@
         <w:pStyle w:val="BodyText"/>
       </w:pPr>
       <w:r>
-        <w:t xml:space="preserve">The document is an official design deliverable source file. It should be</w:t>
-      </w:r>
-      <w:r>
-        <w:t xml:space="preserve"> </w:t>
-      </w:r>
-      <w:r>
-        <w:t xml:space="preserve">reviewed with the agent registry JSON file, Go service-control implementation,</w:t>
-      </w:r>
-      <w:r>
-        <w:t xml:space="preserve"> </w:t>
-      </w:r>
-      <w:r>
-        <w:t xml:space="preserve">and API/CLI validation outputs.</w:t>
+        <w:t xml:space="preserve">본 문서는 공식 설계 산출물 원본입니다. 에이전트 registry JSON 파일, Go service-control 구현, API/CLI 검증 출력과 함께 검토해야 합니다.</w:t>
       </w:r>
     </w:p>
     <w:bookmarkEnd w:id="9"/>
-    <w:bookmarkStart w:id="10" w:name="prototype-scope"/>
+    <w:bookmarkStart w:id="10" w:name="프로토타입-범위"/>
     <w:p>
       <w:pPr>
         <w:pStyle w:val="Heading2"/>
       </w:pPr>
       <w:r>
-        <w:t xml:space="preserve">2. Prototype Scope</w:t>
+        <w:t xml:space="preserve">2. 프로토타입 범위</w:t>
       </w:r>
     </w:p>
     <w:p>
@@ -95,7 +59,7 @@
         <w:pStyle w:val="FirstParagraph"/>
       </w:pPr>
       <w:r>
-        <w:t xml:space="preserve">The prototype scope includes:</w:t>
+        <w:t xml:space="preserve">프로토타입 범위는 다음과 같습니다.</w:t>
       </w:r>
     </w:p>
     <w:p>
@@ -107,7 +71,7 @@
         </w:numPr>
       </w:pPr>
       <w:r>
-        <w:t xml:space="preserve">Agent metadata registration.</w:t>
+        <w:t xml:space="preserve">에이전트 metadata 등록</w:t>
       </w:r>
     </w:p>
     <w:p>
@@ -119,7 +83,7 @@
         </w:numPr>
       </w:pPr>
       <w:r>
-        <w:t xml:space="preserve">Agent role and responsibility definition.</w:t>
+        <w:t xml:space="preserve">에이전트 역할과 책임 정의</w:t>
       </w:r>
     </w:p>
     <w:p>
@@ -131,7 +95,7 @@
         </w:numPr>
       </w:pPr>
       <w:r>
-        <w:t xml:space="preserve">Bounded action list management.</w:t>
+        <w:t xml:space="preserve">bounded action list 관리</w:t>
       </w:r>
     </w:p>
     <w:p>
@@ -143,7 +107,7 @@
         </w:numPr>
       </w:pPr>
       <w:r>
-        <w:t xml:space="preserve">Reward-signal documentation for future evaluation.</w:t>
+        <w:t xml:space="preserve">향후 평가를 위한 reward signal 문서화</w:t>
       </w:r>
     </w:p>
     <w:p>
@@ -155,7 +119,7 @@
         </w:numPr>
       </w:pPr>
       <w:r>
-        <w:t xml:space="preserve">Go CLI/API validation for registered agents and actions.</w:t>
+        <w:t xml:space="preserve">등록 에이전트와 action에 대한 Go CLI/API 검증</w:t>
       </w:r>
     </w:p>
     <w:p>
@@ -167,7 +131,7 @@
         </w:numPr>
       </w:pPr>
       <w:r>
-        <w:t xml:space="preserve">Integration with the integrated service-operations readiness report.</w:t>
+        <w:t xml:space="preserve">통합 service-operations readiness report와의 연계</w:t>
       </w:r>
     </w:p>
     <w:p>
@@ -175,29 +139,17 @@
         <w:pStyle w:val="FirstParagraph"/>
       </w:pPr>
       <w:r>
-        <w:t xml:space="preserve">The current prototype does not implement full autonomous multi-agent</w:t>
-      </w:r>
-      <w:r>
-        <w:t xml:space="preserve"> </w:t>
-      </w:r>
-      <w:r>
-        <w:t xml:space="preserve">orchestration. It provides the registration and bounded-action validation</w:t>
-      </w:r>
-      <w:r>
-        <w:t xml:space="preserve"> </w:t>
-      </w:r>
-      <w:r>
-        <w:t xml:space="preserve">foundation required before autonomous service-control agents can safely operate.</w:t>
+        <w:t xml:space="preserve">현재 프로토타입은 완전한 autonomous multi-agent orchestration을 구현하지 않습니다. 자율 서비스 제어 agent가 안전하게 동작하기 전에 필요한 등록 및 bounded-action validation foundation을 제공합니다.</w:t>
       </w:r>
     </w:p>
     <w:bookmarkEnd w:id="10"/>
-    <w:bookmarkStart w:id="11" w:name="registry-configuration"/>
+    <w:bookmarkStart w:id="11" w:name="registry-설정"/>
     <w:p>
       <w:pPr>
         <w:pStyle w:val="Heading2"/>
       </w:pPr>
       <w:r>
-        <w:t xml:space="preserve">3. Registry Configuration</w:t>
+        <w:t xml:space="preserve">3. Registry 설정</w:t>
       </w:r>
     </w:p>
     <w:p>
@@ -205,7 +157,7 @@
         <w:pStyle w:val="FirstParagraph"/>
       </w:pPr>
       <w:r>
-        <w:t xml:space="preserve">The agent registry is maintained in:</w:t>
+        <w:t xml:space="preserve">에이전트 registry 파일은 다음 위치에 있습니다.</w:t>
       </w:r>
     </w:p>
     <w:p>
@@ -224,7 +176,7 @@
         <w:pStyle w:val="FirstParagraph"/>
       </w:pPr>
       <w:r>
-        <w:t xml:space="preserve">Each agent entry contains:</w:t>
+        <w:t xml:space="preserve">각 agent entry는 다음 정보를 포함합니다.</w:t>
       </w:r>
     </w:p>
     <w:p>
@@ -337,29 +289,345 @@
         <w:pStyle w:val="FirstParagraph"/>
       </w:pPr>
       <w:r>
-        <w:t xml:space="preserve">The registry is treated as a reviewable configuration contract. Go logic reads</w:t>
+        <w:t xml:space="preserve">registry는 검토 가능한 configuration contract로 취급합니다. Go 로직은 registry를 읽고 agent 존재 여부와 요청 action이 해당 agent의 허용 action set에 포함되는지 검증합니다.</w:t>
+      </w:r>
+    </w:p>
+    <w:bookmarkEnd w:id="11"/>
+    <w:bookmarkStart w:id="16" w:name="등록-에이전트"/>
+    <w:p>
+      <w:pPr>
+        <w:pStyle w:val="Heading2"/>
+      </w:pPr>
+      <w:r>
+        <w:t xml:space="preserve">4. 등록 에이전트</w:t>
+      </w:r>
+    </w:p>
+    <w:tbl>
+      <w:tblPr>
+        <w:tblStyle w:val="Table"/>
+        <w:tblW w:type="auto" w:w="0"/>
+        <w:tblLook w:firstRow="1" w:lastRow="0" w:firstColumn="0" w:lastColumn="0" w:noHBand="0" w:noVBand="0" w:val="0020"/>
+      </w:tblPr>
+      <w:tblGrid>
+        <w:gridCol w:w="3960"/>
+        <w:gridCol w:w="3960"/>
+      </w:tblGrid>
+      <w:tr>
+        <w:trPr>
+          <w:tblHeader w:val="on"/>
+        </w:trPr>
+        <w:tc>
+          <w:tcPr/>
+          <w:p>
+            <w:pPr>
+              <w:pStyle w:val="Compact"/>
+            </w:pPr>
+            <w:r>
+              <w:t xml:space="preserve">Agent</w:t>
+            </w:r>
+          </w:p>
+        </w:tc>
+        <w:tc>
+          <w:tcPr/>
+          <w:p>
+            <w:pPr>
+              <w:pStyle w:val="Compact"/>
+            </w:pPr>
+            <w:r>
+              <w:t xml:space="preserve">주요 책임</w:t>
+            </w:r>
+          </w:p>
+        </w:tc>
+      </w:tr>
+      <w:tr>
+        <w:tc>
+          <w:tcPr/>
+          <w:p>
+            <w:pPr>
+              <w:pStyle w:val="Compact"/>
+            </w:pPr>
+            <w:r>
+              <w:rPr>
+                <w:rStyle w:val="VerbatimChar"/>
+              </w:rPr>
+              <w:t xml:space="preserve">AIServiceHASupportAgent</w:t>
+            </w:r>
+          </w:p>
+        </w:tc>
+        <w:tc>
+          <w:tcPr/>
+          <w:p>
+            <w:pPr>
+              <w:pStyle w:val="Compact"/>
+            </w:pPr>
+            <w:r>
+              <w:t xml:space="preserve">서비스 가용성과 recovery 필요성 검토</w:t>
+            </w:r>
+          </w:p>
+        </w:tc>
+      </w:tr>
+      <w:tr>
+        <w:tc>
+          <w:tcPr/>
+          <w:p>
+            <w:pPr>
+              <w:pStyle w:val="Compact"/>
+            </w:pPr>
+            <w:r>
+              <w:rPr>
+                <w:rStyle w:val="VerbatimChar"/>
+              </w:rPr>
+              <w:t xml:space="preserve">AIApplicationManagementAgent</w:t>
+            </w:r>
+          </w:p>
+        </w:tc>
+        <w:tc>
+          <w:tcPr/>
+          <w:p>
+            <w:pPr>
+              <w:pStyle w:val="Compact"/>
+            </w:pPr>
+            <w:r>
+              <w:t xml:space="preserve">AI 응용 배포 및 제어 action 검토</w:t>
+            </w:r>
+          </w:p>
+        </w:tc>
+      </w:tr>
+      <w:tr>
+        <w:tc>
+          <w:tcPr/>
+          <w:p>
+            <w:pPr>
+              <w:pStyle w:val="Compact"/>
+            </w:pPr>
+            <w:r>
+              <w:rPr>
+                <w:rStyle w:val="VerbatimChar"/>
+              </w:rPr>
+              <w:t xml:space="preserve">AISemiconductorInfraOpsAgent</w:t>
+            </w:r>
+          </w:p>
+        </w:tc>
+        <w:tc>
+          <w:tcPr/>
+          <w:p>
+            <w:pPr>
+              <w:pStyle w:val="Compact"/>
+            </w:pPr>
+            <w:r>
+              <w:t xml:space="preserve">CPU/GPU VM 및 인프라 제약 검증</w:t>
+            </w:r>
+          </w:p>
+        </w:tc>
+      </w:tr>
+      <w:tr>
+        <w:tc>
+          <w:tcPr/>
+          <w:p>
+            <w:pPr>
+              <w:pStyle w:val="Compact"/>
+            </w:pPr>
+            <w:r>
+              <w:rPr>
+                <w:rStyle w:val="VerbatimChar"/>
+              </w:rPr>
+              <w:t xml:space="preserve">CostOptimizationAgent</w:t>
+            </w:r>
+          </w:p>
+        </w:tc>
+        <w:tc>
+          <w:tcPr/>
+          <w:p>
+            <w:pPr>
+              <w:pStyle w:val="Compact"/>
+            </w:pPr>
+            <w:r>
+              <w:t xml:space="preserve">비용과 resource efficiency 영향 검토</w:t>
+            </w:r>
+          </w:p>
+        </w:tc>
+      </w:tr>
+    </w:tbl>
+    <w:bookmarkStart w:id="12" w:name="aiservicehasupportagent"/>
+    <w:p>
+      <w:pPr>
+        <w:pStyle w:val="Heading3"/>
+      </w:pPr>
+      <w:r>
+        <w:t xml:space="preserve">AIServiceHASupportAgent</w:t>
+      </w:r>
+    </w:p>
+    <w:p>
+      <w:pPr>
+        <w:pStyle w:val="FirstParagraph"/>
+      </w:pPr>
+      <w:r>
+        <w:t xml:space="preserve">서비스 가용성 신호를 확인하고 recovery 관련 action 필요성을 판단합니다. 현재 프로토타입에서는 recovery를 직접 실행하기보다 HA support 관점을 표현합니다.</w:t>
+      </w:r>
+    </w:p>
+    <w:bookmarkEnd w:id="12"/>
+    <w:bookmarkStart w:id="13" w:name="aiapplicationmanagementagent"/>
+    <w:p>
+      <w:pPr>
+        <w:pStyle w:val="Heading3"/>
+      </w:pPr>
+      <w:r>
+        <w:t xml:space="preserve">AIApplicationManagementAgent</w:t>
+      </w:r>
+    </w:p>
+    <w:p>
+      <w:pPr>
+        <w:pStyle w:val="FirstParagraph"/>
+      </w:pPr>
+      <w:r>
+        <w:t xml:space="preserve">AI 응용 배포와 제어 판단을 담당합니다. inference VM 선택, deployment 계획, deployment scale 조정, service metric 관찰과 같은 application-level action을 제안할 수 있습니다.</w:t>
+      </w:r>
+    </w:p>
+    <w:bookmarkEnd w:id="13"/>
+    <w:bookmarkStart w:id="14" w:name="aisemiconductorinfraopsagent"/>
+    <w:p>
+      <w:pPr>
+        <w:pStyle w:val="Heading3"/>
+      </w:pPr>
+      <w:r>
+        <w:t xml:space="preserve">AISemiconductorInfraOpsAgent</w:t>
+      </w:r>
+    </w:p>
+    <w:p>
+      <w:pPr>
+        <w:pStyle w:val="FirstParagraph"/>
+      </w:pPr>
+      <w:r>
+        <w:t xml:space="preserve">인프라와 AI semiconductor resource 관점을 나타냅니다. 1차년도 프로토타입에서는 CPU/GPU VM 제약, accelerator 요구, latency, throughput, memory, capacity에 초점을 둡니다. 향후 GPU/NPU cluster orchestration으로 확장할 수 있습니다.</w:t>
+      </w:r>
+    </w:p>
+    <w:bookmarkEnd w:id="14"/>
+    <w:bookmarkStart w:id="15" w:name="costoptimizationagent"/>
+    <w:p>
+      <w:pPr>
+        <w:pStyle w:val="Heading3"/>
+      </w:pPr>
+      <w:r>
+        <w:t xml:space="preserve">CostOptimizationAgent</w:t>
+      </w:r>
+    </w:p>
+    <w:p>
+      <w:pPr>
+        <w:pStyle w:val="FirstParagraph"/>
+      </w:pPr>
+      <w:r>
+        <w:t xml:space="preserve">resource usage와 cost implication을 검토합니다. 불필요한 GPU 사용이나 과도한 scale-out 같은 고비용 action을 제한하는 데 사용합니다.</w:t>
+      </w:r>
+    </w:p>
+    <w:bookmarkEnd w:id="15"/>
+    <w:bookmarkEnd w:id="16"/>
+    <w:bookmarkStart w:id="17" w:name="bounded-action"/>
+    <w:p>
+      <w:pPr>
+        <w:pStyle w:val="Heading2"/>
+      </w:pPr>
+      <w:r>
+        <w:t xml:space="preserve">5. Bounded Action</w:t>
+      </w:r>
+    </w:p>
+    <w:p>
+      <w:pPr>
+        <w:pStyle w:val="FirstParagraph"/>
+      </w:pPr>
+      <w:r>
+        <w:t xml:space="preserve">Bounded action은 각 agent가 승인하거나 제안할 수 있는 action을 정의합니다. 이는 안전성을 위한 설계 선택입니다. LLM 또는 agent가 arbitrary infrastructure command를 자유롭게 생성하도록 두지 않고, 요청 action이 선택 agent의 allowed action list에 포함되는지 먼저 확인합니다.</w:t>
+      </w:r>
+    </w:p>
+    <w:p>
+      <w:pPr>
+        <w:pStyle w:val="BodyText"/>
+      </w:pPr>
+      <w:r>
+        <w:t xml:space="preserve">예를 들어</w:t>
       </w:r>
       <w:r>
         <w:t xml:space="preserve"> </w:t>
       </w:r>
       <w:r>
-        <w:t xml:space="preserve">the registry and validates whether an agent exists and whether a requested</w:t>
+        <w:rPr>
+          <w:rStyle w:val="VerbatimChar"/>
+        </w:rPr>
+        <w:t xml:space="preserve">AIApplicationManagementAgent</w:t>
+      </w:r>
+      <w:r>
+        <w:t xml:space="preserve">는</w:t>
       </w:r>
       <w:r>
         <w:t xml:space="preserve"> </w:t>
       </w:r>
       <w:r>
-        <w:t xml:space="preserve">action belongs to the agent’s allowed action set.</w:t>
-      </w:r>
-    </w:p>
-    <w:bookmarkEnd w:id="11"/>
-    <w:bookmarkStart w:id="16" w:name="registered-agents"/>
+        <w:rPr>
+          <w:rStyle w:val="VerbatimChar"/>
+        </w:rPr>
+        <w:t xml:space="preserve">app_scale_deployment</w:t>
+      </w:r>
+      <w:r>
+        <w:t xml:space="preserve">,</w:t>
+      </w:r>
+      <w:r>
+        <w:t xml:space="preserve"> </w:t>
+      </w:r>
+      <w:r>
+        <w:rPr>
+          <w:rStyle w:val="VerbatimChar"/>
+        </w:rPr>
+        <w:t xml:space="preserve">app_plan_deployment</w:t>
+      </w:r>
+      <w:r>
+        <w:t xml:space="preserve">와 같은 application-level action을 검증할 수 있고,</w:t>
+      </w:r>
+      <w:r>
+        <w:t xml:space="preserve"> </w:t>
+      </w:r>
+      <w:r>
+        <w:rPr>
+          <w:rStyle w:val="VerbatimChar"/>
+        </w:rPr>
+        <w:t xml:space="preserve">AISemiconductorInfraOpsAgent</w:t>
+      </w:r>
+      <w:r>
+        <w:t xml:space="preserve">는 infrastructure placement 관련 action을 담당합니다. action이 선택 agent의 범위에 없으면 Go validation function은 false를 반환합니다.</w:t>
+      </w:r>
+    </w:p>
+    <w:bookmarkEnd w:id="17"/>
+    <w:bookmarkStart w:id="18" w:name="reward-signal"/>
     <w:p>
       <w:pPr>
         <w:pStyle w:val="Heading2"/>
       </w:pPr>
       <w:r>
-        <w:t xml:space="preserve">4. Registered Agents</w:t>
+        <w:t xml:space="preserve">6. Reward Signal</w:t>
+      </w:r>
+    </w:p>
+    <w:p>
+      <w:pPr>
+        <w:pStyle w:val="FirstParagraph"/>
+      </w:pPr>
+      <w:r>
+        <w:t xml:space="preserve">Reward signal은 각 agent가 무엇을 최적화하거나 피해야 하는지 설계 수준에서 표현합니다. 현재 프로토타입에서는 reinforcement learning model 학습에 사용하지 않습니다. 대신 agent별 평가 방향을 문서화합니다. 예를 들어 service HA agent는 recovery 필요성 판단이 실제 incident state와 일치할 때 positive reward를 받고, cost optimization agent는 불필요한 고비용 resource 사용을 승인할 때 penalty를 받는 식입니다.</w:t>
+      </w:r>
+    </w:p>
+    <w:p>
+      <w:pPr>
+        <w:pStyle w:val="BodyText"/>
+      </w:pPr>
+      <w:r>
+        <w:t xml:space="preserve">Reward signal은 향후 평가와 learning extension을 위한 설계 산출물이며, 완료된 RL training result가 아닙니다.</w:t>
+      </w:r>
+    </w:p>
+    <w:bookmarkEnd w:id="18"/>
+    <w:bookmarkStart w:id="19" w:name="go-구현"/>
+    <w:p>
+      <w:pPr>
+        <w:pStyle w:val="Heading2"/>
+      </w:pPr>
+      <w:r>
+        <w:t xml:space="preserve">7. Go 구현</w:t>
       </w:r>
     </w:p>
     <w:tbl>
@@ -384,23 +652,34 @@
               <w:pStyle w:val="Compact"/>
             </w:pPr>
             <w:r>
-              <w:t xml:space="preserve">Agent</w:t>
-            </w:r>
-          </w:p>
-        </w:tc>
-        <w:tc>
-          <w:tcPr/>
-          <w:p>
-            <w:pPr>
-              <w:pStyle w:val="Compact"/>
-            </w:pPr>
-            <w:r>
-              <w:t xml:space="preserve">Main Responsibility</w:t>
+              <w:t xml:space="preserve">구성요소</w:t>
+            </w:r>
+          </w:p>
+        </w:tc>
+        <w:tc>
+          <w:tcPr/>
+          <w:p>
+            <w:pPr>
+              <w:pStyle w:val="Compact"/>
+            </w:pPr>
+            <w:r>
+              <w:t xml:space="preserve">경로</w:t>
             </w:r>
           </w:p>
         </w:tc>
       </w:tr>
       <w:tr>
+        <w:tc>
+          <w:tcPr/>
+          <w:p>
+            <w:pPr>
+              <w:pStyle w:val="Compact"/>
+            </w:pPr>
+            <w:r>
+              <w:t xml:space="preserve">에이전트 registry 설정</w:t>
+            </w:r>
+          </w:p>
+        </w:tc>
         <w:tc>
           <w:tcPr/>
           <w:p>
@@ -411,23 +690,23 @@
               <w:rPr>
                 <w:rStyle w:val="VerbatimChar"/>
               </w:rPr>
-              <w:t xml:space="preserve">AIServiceHASupportAgent</w:t>
-            </w:r>
-          </w:p>
-        </w:tc>
-        <w:tc>
-          <w:tcPr/>
-          <w:p>
-            <w:pPr>
-              <w:pStyle w:val="Compact"/>
-            </w:pPr>
-            <w:r>
-              <w:t xml:space="preserve">Reviews service availability and recovery need</w:t>
+              <w:t xml:space="preserve">config/agent_registry.json</w:t>
             </w:r>
           </w:p>
         </w:tc>
       </w:tr>
       <w:tr>
+        <w:tc>
+          <w:tcPr/>
+          <w:p>
+            <w:pPr>
+              <w:pStyle w:val="Compact"/>
+            </w:pPr>
+            <w:r>
+              <w:t xml:space="preserve">Go 서비스 로직</w:t>
+            </w:r>
+          </w:p>
+        </w:tc>
         <w:tc>
           <w:tcPr/>
           <w:p>
@@ -438,23 +717,23 @@
               <w:rPr>
                 <w:rStyle w:val="VerbatimChar"/>
               </w:rPr>
-              <w:t xml:space="preserve">AIApplicationManagementAgent</w:t>
-            </w:r>
-          </w:p>
-        </w:tc>
-        <w:tc>
-          <w:tcPr/>
-          <w:p>
-            <w:pPr>
-              <w:pStyle w:val="Compact"/>
-            </w:pPr>
-            <w:r>
-              <w:t xml:space="preserve">Reviews AI application deployment and control actions</w:t>
+              <w:t xml:space="preserve">go/service-control-api/internal/api/service.go</w:t>
             </w:r>
           </w:p>
         </w:tc>
       </w:tr>
       <w:tr>
+        <w:tc>
+          <w:tcPr/>
+          <w:p>
+            <w:pPr>
+              <w:pStyle w:val="Compact"/>
+            </w:pPr>
+            <w:r>
+              <w:t xml:space="preserve">API/CLI model</w:t>
+            </w:r>
+          </w:p>
+        </w:tc>
         <w:tc>
           <w:tcPr/>
           <w:p>
@@ -465,23 +744,23 @@
               <w:rPr>
                 <w:rStyle w:val="VerbatimChar"/>
               </w:rPr>
-              <w:t xml:space="preserve">AISemiconductorInfraOpsAgent</w:t>
-            </w:r>
-          </w:p>
-        </w:tc>
-        <w:tc>
-          <w:tcPr/>
-          <w:p>
-            <w:pPr>
-              <w:pStyle w:val="Compact"/>
-            </w:pPr>
-            <w:r>
-              <w:t xml:space="preserve">Validates CPU/GPU VM and infrastructure constraints</w:t>
+              <w:t xml:space="preserve">go/service-control-api/internal/api/models.go</w:t>
             </w:r>
           </w:p>
         </w:tc>
       </w:tr>
       <w:tr>
+        <w:tc>
+          <w:tcPr/>
+          <w:p>
+            <w:pPr>
+              <w:pStyle w:val="Compact"/>
+            </w:pPr>
+            <w:r>
+              <w:t xml:space="preserve">CLI entrypoint</w:t>
+            </w:r>
+          </w:p>
+        </w:tc>
         <w:tc>
           <w:tcPr/>
           <w:p>
@@ -492,30 +771,28 @@
               <w:rPr>
                 <w:rStyle w:val="VerbatimChar"/>
               </w:rPr>
-              <w:t xml:space="preserve">CostOptimizationAgent</w:t>
-            </w:r>
-          </w:p>
-        </w:tc>
-        <w:tc>
-          <w:tcPr/>
-          <w:p>
-            <w:pPr>
-              <w:pStyle w:val="Compact"/>
-            </w:pPr>
-            <w:r>
-              <w:t xml:space="preserve">Reviews cost and resource-efficiency implications</w:t>
+              <w:t xml:space="preserve">go/service-control-api/cmd/aiops-service-control/main.go</w:t>
             </w:r>
           </w:p>
         </w:tc>
       </w:tr>
     </w:tbl>
-    <w:bookmarkStart w:id="12" w:name="aiservicehasupportagent"/>
-    <w:p>
-      <w:pPr>
-        <w:pStyle w:val="Heading3"/>
-      </w:pPr>
-      <w:r>
-        <w:t xml:space="preserve">AIServiceHASupportAgent</w:t>
+    <w:p>
+      <w:pPr>
+        <w:pStyle w:val="BodyText"/>
+      </w:pPr>
+      <w:r>
+        <w:t xml:space="preserve">Go 구현은 registry loading, agent lookup, action validation, integrated service-operation review output을 제공합니다.</w:t>
+      </w:r>
+    </w:p>
+    <w:bookmarkEnd w:id="19"/>
+    <w:bookmarkStart w:id="20" w:name="cli-검증"/>
+    <w:p>
+      <w:pPr>
+        <w:pStyle w:val="Heading2"/>
+      </w:pPr>
+      <w:r>
+        <w:t xml:space="preserve">8. CLI 검증</w:t>
       </w:r>
     </w:p>
     <w:p>
@@ -523,263 +800,270 @@
         <w:pStyle w:val="FirstParagraph"/>
       </w:pPr>
       <w:r>
-        <w:t xml:space="preserve">This agent is responsible for checking service availability signals and</w:t>
-      </w:r>
-      <w:r>
-        <w:t xml:space="preserve"> </w:t>
-      </w:r>
-      <w:r>
-        <w:t xml:space="preserve">deciding whether recovery-related action may be needed. In the current</w:t>
-      </w:r>
-      <w:r>
-        <w:t xml:space="preserve"> </w:t>
-      </w:r>
-      <w:r>
-        <w:t xml:space="preserve">prototype, it represents the HA support perspective rather than executing</w:t>
-      </w:r>
-      <w:r>
-        <w:t xml:space="preserve"> </w:t>
-      </w:r>
-      <w:r>
-        <w:t xml:space="preserve">recovery directly.</w:t>
-      </w:r>
-    </w:p>
-    <w:bookmarkEnd w:id="12"/>
-    <w:bookmarkStart w:id="13" w:name="aiapplicationmanagementagent"/>
-    <w:p>
-      <w:pPr>
-        <w:pStyle w:val="Heading3"/>
-      </w:pPr>
-      <w:r>
-        <w:t xml:space="preserve">AIApplicationManagementAgent</w:t>
-      </w:r>
-    </w:p>
-    <w:p>
-      <w:pPr>
-        <w:pStyle w:val="FirstParagraph"/>
-      </w:pPr>
-      <w:r>
-        <w:t xml:space="preserve">This agent is responsible for AI application deployment and control decisions.</w:t>
-      </w:r>
-      <w:r>
-        <w:t xml:space="preserve"> </w:t>
-      </w:r>
-      <w:r>
-        <w:t xml:space="preserve">It can propose application-level actions such as selecting an inference VM,</w:t>
-      </w:r>
-      <w:r>
-        <w:t xml:space="preserve"> </w:t>
-      </w:r>
-      <w:r>
-        <w:t xml:space="preserve">planning a deployment, scaling a deployment, or observing service metrics.</w:t>
-      </w:r>
-    </w:p>
-    <w:bookmarkEnd w:id="13"/>
-    <w:bookmarkStart w:id="14" w:name="aisemiconductorinfraopsagent"/>
-    <w:p>
-      <w:pPr>
-        <w:pStyle w:val="Heading3"/>
-      </w:pPr>
-      <w:r>
-        <w:t xml:space="preserve">AISemiconductorInfraOpsAgent</w:t>
-      </w:r>
-    </w:p>
-    <w:p>
-      <w:pPr>
-        <w:pStyle w:val="FirstParagraph"/>
-      </w:pPr>
-      <w:r>
-        <w:t xml:space="preserve">This agent represents the infrastructure and AI semiconductor resource</w:t>
-      </w:r>
-      <w:r>
-        <w:t xml:space="preserve"> </w:t>
-      </w:r>
-      <w:r>
-        <w:t xml:space="preserve">perspective. In the current 1st-year prototype, it focuses on CPU/GPU VM</w:t>
-      </w:r>
-      <w:r>
-        <w:t xml:space="preserve"> </w:t>
-      </w:r>
-      <w:r>
-        <w:t xml:space="preserve">constraints, including accelerator requirements, latency, throughput, memory,</w:t>
-      </w:r>
-      <w:r>
-        <w:t xml:space="preserve"> </w:t>
-      </w:r>
-      <w:r>
-        <w:t xml:space="preserve">and capacity. The structure can later be extended toward GPU/NPU cluster</w:t>
-      </w:r>
-      <w:r>
-        <w:t xml:space="preserve"> </w:t>
-      </w:r>
-      <w:r>
-        <w:t xml:space="preserve">orchestration.</w:t>
-      </w:r>
-    </w:p>
-    <w:bookmarkEnd w:id="14"/>
-    <w:bookmarkStart w:id="15" w:name="costoptimizationagent"/>
-    <w:p>
-      <w:pPr>
-        <w:pStyle w:val="Heading3"/>
-      </w:pPr>
-      <w:r>
-        <w:t xml:space="preserve">CostOptimizationAgent</w:t>
-      </w:r>
-    </w:p>
-    <w:p>
-      <w:pPr>
-        <w:pStyle w:val="FirstParagraph"/>
-      </w:pPr>
-      <w:r>
-        <w:t xml:space="preserve">This agent reviews resource usage and cost-related implications. It is used to</w:t>
-      </w:r>
-      <w:r>
-        <w:t xml:space="preserve"> </w:t>
-      </w:r>
-      <w:r>
-        <w:t xml:space="preserve">prevent unnecessary high-cost actions such as excessive GPU usage or unnecessary</w:t>
-      </w:r>
-      <w:r>
-        <w:t xml:space="preserve"> </w:t>
-      </w:r>
-      <w:r>
-        <w:t xml:space="preserve">scale-out.</w:t>
-      </w:r>
-    </w:p>
-    <w:bookmarkEnd w:id="15"/>
-    <w:bookmarkEnd w:id="16"/>
-    <w:bookmarkStart w:id="17" w:name="bounded-actions"/>
-    <w:p>
-      <w:pPr>
-        <w:pStyle w:val="Heading2"/>
-      </w:pPr>
-      <w:r>
-        <w:t xml:space="preserve">5. Bounded Actions</w:t>
-      </w:r>
-    </w:p>
-    <w:p>
-      <w:pPr>
-        <w:pStyle w:val="FirstParagraph"/>
-      </w:pPr>
-      <w:r>
-        <w:t xml:space="preserve">Bounded actions define which actions each agent is allowed to approve or</w:t>
-      </w:r>
-      <w:r>
-        <w:t xml:space="preserve"> </w:t>
-      </w:r>
-      <w:r>
-        <w:t xml:space="preserve">propose. This is a safety-oriented design choice. Instead of allowing an LLM or</w:t>
-      </w:r>
-      <w:r>
-        <w:t xml:space="preserve"> </w:t>
-      </w:r>
-      <w:r>
-        <w:t xml:space="preserve">agent to freely generate arbitrary infrastructure commands, the prototype checks</w:t>
-      </w:r>
-      <w:r>
-        <w:t xml:space="preserve"> </w:t>
-      </w:r>
-      <w:r>
-        <w:t xml:space="preserve">whether the requested action belongs to the selected agent’s allowed action</w:t>
-      </w:r>
-      <w:r>
-        <w:t xml:space="preserve"> </w:t>
-      </w:r>
-      <w:r>
-        <w:t xml:space="preserve">list.</w:t>
-      </w:r>
-    </w:p>
-    <w:p>
-      <w:pPr>
-        <w:pStyle w:val="BodyText"/>
-      </w:pPr>
-      <w:r>
-        <w:t xml:space="preserve">For example,</w:t>
-      </w:r>
-      <w:r>
-        <w:t xml:space="preserve"> </w:t>
-      </w:r>
+        <w:t xml:space="preserve">에이전트 목록 조회:</w:t>
+      </w:r>
+    </w:p>
+    <w:p>
+      <w:pPr>
+        <w:pStyle w:val="SourceCode"/>
+      </w:pPr>
       <w:r>
         <w:rPr>
           <w:rStyle w:val="VerbatimChar"/>
         </w:rPr>
-        <w:t xml:space="preserve">AIApplicationManagementAgent</w:t>
-      </w:r>
-      <w:r>
-        <w:t xml:space="preserve"> </w:t>
-      </w:r>
-      <w:r>
-        <w:t xml:space="preserve">can validate application-level</w:t>
-      </w:r>
-      <w:r>
-        <w:t xml:space="preserve"> </w:t>
-      </w:r>
-      <w:r>
-        <w:t xml:space="preserve">actions such as</w:t>
-      </w:r>
-      <w:r>
-        <w:t xml:space="preserve"> </w:t>
+        <w:t xml:space="preserve">cd go/service-control-api</w:t>
+      </w:r>
+      <w:r>
+        <w:br/>
       </w:r>
       <w:r>
         <w:rPr>
           <w:rStyle w:val="VerbatimChar"/>
         </w:rPr>
-        <w:t xml:space="preserve">app_scale_deployment</w:t>
-      </w:r>
-      <w:r>
-        <w:t xml:space="preserve"> </w:t>
-      </w:r>
-      <w:r>
-        <w:t xml:space="preserve">or</w:t>
-      </w:r>
-      <w:r>
-        <w:t xml:space="preserve"> </w:t>
+        <w:t xml:space="preserve">go run ./cmd/aiops-service-control list-agents \</w:t>
+      </w:r>
+      <w:r>
+        <w:br/>
       </w:r>
       <w:r>
         <w:rPr>
           <w:rStyle w:val="VerbatimChar"/>
         </w:rPr>
-        <w:t xml:space="preserve">app_plan_deployment</w:t>
-      </w:r>
-      <w:r>
-        <w:t xml:space="preserve">, while</w:t>
-      </w:r>
-      <w:r>
-        <w:t xml:space="preserve"> </w:t>
-      </w:r>
+        <w:t xml:space="preserve">  --registry ../../config/agent_registry.json</w:t>
+      </w:r>
+    </w:p>
+    <w:p>
+      <w:pPr>
+        <w:pStyle w:val="FirstParagraph"/>
+      </w:pPr>
+      <w:r>
+        <w:t xml:space="preserve">단일 에이전트 조회:</w:t>
+      </w:r>
+    </w:p>
+    <w:p>
+      <w:pPr>
+        <w:pStyle w:val="SourceCode"/>
+      </w:pPr>
       <w:r>
         <w:rPr>
           <w:rStyle w:val="VerbatimChar"/>
         </w:rPr>
-        <w:t xml:space="preserve">AISemiconductorInfraOpsAgent</w:t>
+        <w:t xml:space="preserve">go run ./cmd/aiops-service-control show-agent \</w:t>
+      </w:r>
+      <w:r>
+        <w:br/>
+      </w:r>
+      <w:r>
+        <w:rPr>
+          <w:rStyle w:val="VerbatimChar"/>
+        </w:rPr>
+        <w:t xml:space="preserve">  --registry ../../config/agent_registry.json \</w:t>
+      </w:r>
+      <w:r>
+        <w:br/>
+      </w:r>
+      <w:r>
+        <w:rPr>
+          <w:rStyle w:val="VerbatimChar"/>
+        </w:rPr>
+        <w:t xml:space="preserve">  --agent AIApplicationManagementAgent</w:t>
+      </w:r>
+    </w:p>
+    <w:p>
+      <w:pPr>
+        <w:pStyle w:val="FirstParagraph"/>
+      </w:pPr>
+      <w:r>
+        <w:t xml:space="preserve">Action 검증:</w:t>
+      </w:r>
+    </w:p>
+    <w:p>
+      <w:pPr>
+        <w:pStyle w:val="SourceCode"/>
+      </w:pPr>
+      <w:r>
+        <w:rPr>
+          <w:rStyle w:val="VerbatimChar"/>
+        </w:rPr>
+        <w:t xml:space="preserve">go run ./cmd/aiops-service-control validate-agent-action \</w:t>
+      </w:r>
+      <w:r>
+        <w:br/>
+      </w:r>
+      <w:r>
+        <w:rPr>
+          <w:rStyle w:val="VerbatimChar"/>
+        </w:rPr>
+        <w:t xml:space="preserve">  --registry ../../config/agent_registry.json \</w:t>
+      </w:r>
+      <w:r>
+        <w:br/>
+      </w:r>
+      <w:r>
+        <w:rPr>
+          <w:rStyle w:val="VerbatimChar"/>
+        </w:rPr>
+        <w:t xml:space="preserve">  --agent AIApplicationManagementAgent \</w:t>
+      </w:r>
+      <w:r>
+        <w:br/>
+      </w:r>
+      <w:r>
+        <w:rPr>
+          <w:rStyle w:val="VerbatimChar"/>
+        </w:rPr>
+        <w:t xml:space="preserve">  --action app_scale_deployment</w:t>
+      </w:r>
+    </w:p>
+    <w:p>
+      <w:pPr>
+        <w:pStyle w:val="FirstParagraph"/>
+      </w:pPr>
+      <w:r>
+        <w:t xml:space="preserve">기대 신호:</w:t>
+      </w:r>
+    </w:p>
+    <w:p>
+      <w:pPr>
+        <w:pStyle w:val="SourceCode"/>
+      </w:pPr>
+      <w:r>
+        <w:rPr>
+          <w:rStyle w:val="VerbatimChar"/>
+        </w:rPr>
+        <w:t xml:space="preserve">valid = true</w:t>
+      </w:r>
+    </w:p>
+    <w:bookmarkEnd w:id="20"/>
+    <w:bookmarkStart w:id="21" w:name="api-연동"/>
+    <w:p>
+      <w:pPr>
+        <w:pStyle w:val="Heading2"/>
+      </w:pPr>
+      <w:r>
+        <w:t xml:space="preserve">9. API 연동</w:t>
+      </w:r>
+    </w:p>
+    <w:tbl>
+      <w:tblPr>
+        <w:tblStyle w:val="Table"/>
+        <w:tblW w:type="auto" w:w="0"/>
+        <w:tblLook w:firstRow="1" w:lastRow="0" w:firstColumn="0" w:lastColumn="0" w:noHBand="0" w:noVBand="0" w:val="0020"/>
+      </w:tblPr>
+      <w:tblGrid>
+        <w:gridCol w:w="3960"/>
+        <w:gridCol w:w="3960"/>
+      </w:tblGrid>
+      <w:tr>
+        <w:trPr>
+          <w:tblHeader w:val="on"/>
+        </w:trPr>
+        <w:tc>
+          <w:tcPr/>
+          <w:p>
+            <w:pPr>
+              <w:pStyle w:val="Compact"/>
+            </w:pPr>
+            <w:r>
+              <w:t xml:space="preserve">기능</w:t>
+            </w:r>
+          </w:p>
+        </w:tc>
+        <w:tc>
+          <w:tcPr/>
+          <w:p>
+            <w:pPr>
+              <w:pStyle w:val="Compact"/>
+            </w:pPr>
+            <w:r>
+              <w:t xml:space="preserve">API path</w:t>
+            </w:r>
+          </w:p>
+        </w:tc>
+      </w:tr>
+      <w:tr>
+        <w:tc>
+          <w:tcPr/>
+          <w:p>
+            <w:pPr>
+              <w:pStyle w:val="Compact"/>
+            </w:pPr>
+            <w:r>
+              <w:t xml:space="preserve">등록 에이전트 목록 조회</w:t>
+            </w:r>
+          </w:p>
+        </w:tc>
+        <w:tc>
+          <w:tcPr/>
+          <w:p>
+            <w:pPr>
+              <w:pStyle w:val="Compact"/>
+            </w:pPr>
+            <w:r>
+              <w:rPr>
+                <w:rStyle w:val="VerbatimChar"/>
+              </w:rPr>
+              <w:t xml:space="preserve">GET /api/v1/agents</w:t>
+            </w:r>
+          </w:p>
+        </w:tc>
+      </w:tr>
+      <w:tr>
+        <w:tc>
+          <w:tcPr/>
+          <w:p>
+            <w:pPr>
+              <w:pStyle w:val="Compact"/>
+            </w:pPr>
+            <w:r>
+              <w:t xml:space="preserve">통합 서비스 운영 준비도 실행</w:t>
+            </w:r>
+          </w:p>
+        </w:tc>
+        <w:tc>
+          <w:tcPr/>
+          <w:p>
+            <w:pPr>
+              <w:pStyle w:val="Compact"/>
+            </w:pPr>
+            <w:r>
+              <w:rPr>
+                <w:rStyle w:val="VerbatimChar"/>
+              </w:rPr>
+              <w:t xml:space="preserve">POST /api/v1/service-operations/run</w:t>
+            </w:r>
+          </w:p>
+        </w:tc>
+      </w:tr>
+    </w:tbl>
+    <w:p>
+      <w:pPr>
+        <w:pStyle w:val="BodyText"/>
+      </w:pPr>
+      <w:r>
+        <w:t xml:space="preserve">통합 service-operations 응답에는</w:t>
       </w:r>
       <w:r>
         <w:t xml:space="preserve"> </w:t>
       </w:r>
       <w:r>
-        <w:t xml:space="preserve">is responsible for infrastructure</w:t>
-      </w:r>
-      <w:r>
-        <w:t xml:space="preserve"> </w:t>
-      </w:r>
-      <w:r>
-        <w:t xml:space="preserve">placement-related actions. If an action does not belong to the selected agent,</w:t>
-      </w:r>
-      <w:r>
-        <w:t xml:space="preserve"> </w:t>
-      </w:r>
-      <w:r>
-        <w:t xml:space="preserve">the Go validation function returns false.</w:t>
-      </w:r>
-    </w:p>
-    <w:bookmarkEnd w:id="17"/>
-    <w:bookmarkStart w:id="18" w:name="reward-signals"/>
+        <w:rPr>
+          <w:rStyle w:val="VerbatimChar"/>
+        </w:rPr>
+        <w:t xml:space="preserve">agent_reviews</w:t>
+      </w:r>
+      <w:r>
+        <w:t xml:space="preserve">가 포함되며, application, infrastructure, cost 검토 관점을 함께 보고합니다.</w:t>
+      </w:r>
+    </w:p>
+    <w:bookmarkEnd w:id="21"/>
+    <w:bookmarkStart w:id="22" w:name="설계-경계"/>
     <w:p>
       <w:pPr>
         <w:pStyle w:val="Heading2"/>
       </w:pPr>
       <w:r>
-        <w:t xml:space="preserve">6. Reward Signals</w:t>
+        <w:t xml:space="preserve">10. 설계 경계</w:t>
       </w:r>
     </w:p>
     <w:p>
@@ -787,67 +1071,17 @@
         <w:pStyle w:val="FirstParagraph"/>
       </w:pPr>
       <w:r>
-        <w:t xml:space="preserve">Reward signals are included as a design-level representation of what each agent</w:t>
-      </w:r>
-      <w:r>
-        <w:t xml:space="preserve"> </w:t>
-      </w:r>
-      <w:r>
-        <w:t xml:space="preserve">should optimize or avoid. In the current prototype, reward signals are not used</w:t>
-      </w:r>
-      <w:r>
-        <w:t xml:space="preserve"> </w:t>
-      </w:r>
-      <w:r>
-        <w:t xml:space="preserve">to train a reinforcement learning model. Instead, they document the intended</w:t>
-      </w:r>
-      <w:r>
-        <w:t xml:space="preserve"> </w:t>
-      </w:r>
-      <w:r>
-        <w:t xml:space="preserve">evaluation direction for each agent. For example, a service HA agent receives a</w:t>
-      </w:r>
-      <w:r>
-        <w:t xml:space="preserve"> </w:t>
-      </w:r>
-      <w:r>
-        <w:t xml:space="preserve">positive reward when recovery-need judgment matches the actual incident state,</w:t>
-      </w:r>
-      <w:r>
-        <w:t xml:space="preserve"> </w:t>
-      </w:r>
-      <w:r>
-        <w:t xml:space="preserve">and a cost optimization agent receives a penalty when unnecessary high-cost</w:t>
-      </w:r>
-      <w:r>
-        <w:t xml:space="preserve"> </w:t>
-      </w:r>
-      <w:r>
-        <w:t xml:space="preserve">resource usage is approved.</w:t>
-      </w:r>
-    </w:p>
-    <w:p>
-      <w:pPr>
-        <w:pStyle w:val="BodyText"/>
-      </w:pPr>
-      <w:r>
-        <w:t xml:space="preserve">The reward signals are design artifacts for future evaluation and learning</w:t>
-      </w:r>
-      <w:r>
-        <w:t xml:space="preserve"> </w:t>
-      </w:r>
-      <w:r>
-        <w:t xml:space="preserve">extensions, not completed RL training results.</w:t>
-      </w:r>
-    </w:p>
-    <w:bookmarkEnd w:id="18"/>
-    <w:bookmarkStart w:id="19" w:name="go-implementation"/>
+        <w:t xml:space="preserve">현재 프로토타입은 완전한 autonomous agent orchestration을 주장하지 않습니다. 자율 서비스 제어 agent가 안전하게 작동하기 전에 필요한 registration과 bounded-action validation foundation을 제공합니다. 향후 multi-agent planning, real operation metrics, reinforcement learning feedback, runtime policy governance와 연결할 수 있습니다.</w:t>
+      </w:r>
+    </w:p>
+    <w:bookmarkEnd w:id="22"/>
+    <w:bookmarkStart w:id="23" w:name="관련-산출물"/>
     <w:p>
       <w:pPr>
         <w:pStyle w:val="Heading2"/>
       </w:pPr>
       <w:r>
-        <w:t xml:space="preserve">7. Go Implementation</w:t>
+        <w:t xml:space="preserve">11. 관련 산출물</w:t>
       </w:r>
     </w:p>
     <w:tbl>
@@ -872,18 +1106,18 @@
               <w:pStyle w:val="Compact"/>
             </w:pPr>
             <w:r>
-              <w:t xml:space="preserve">Component</w:t>
-            </w:r>
-          </w:p>
-        </w:tc>
-        <w:tc>
-          <w:tcPr/>
-          <w:p>
-            <w:pPr>
-              <w:pStyle w:val="Compact"/>
-            </w:pPr>
-            <w:r>
-              <w:t xml:space="preserve">Path</w:t>
+              <w:t xml:space="preserve">산출물</w:t>
+            </w:r>
+          </w:p>
+        </w:tc>
+        <w:tc>
+          <w:tcPr/>
+          <w:p>
+            <w:pPr>
+              <w:pStyle w:val="Compact"/>
+            </w:pPr>
+            <w:r>
+              <w:t xml:space="preserve">경로</w:t>
             </w:r>
           </w:p>
         </w:tc>
@@ -896,7 +1130,7 @@
               <w:pStyle w:val="Compact"/>
             </w:pPr>
             <w:r>
-              <w:t xml:space="preserve">Agent registry config</w:t>
+              <w:t xml:space="preserve">에이전트 registry 설정</w:t>
             </w:r>
           </w:p>
         </w:tc>
@@ -923,7 +1157,61 @@
               <w:pStyle w:val="Compact"/>
             </w:pPr>
             <w:r>
-              <w:t xml:space="preserve">Go service logic</w:t>
+              <w:t xml:space="preserve">에이전트 registry 가이드</w:t>
+            </w:r>
+          </w:p>
+        </w:tc>
+        <w:tc>
+          <w:tcPr/>
+          <w:p>
+            <w:pPr>
+              <w:pStyle w:val="Compact"/>
+            </w:pPr>
+            <w:r>
+              <w:rPr>
+                <w:rStyle w:val="VerbatimChar"/>
+              </w:rPr>
+              <w:t xml:space="preserve">docs/design/agent_registry_guide.md</w:t>
+            </w:r>
+          </w:p>
+        </w:tc>
+      </w:tr>
+      <w:tr>
+        <w:tc>
+          <w:tcPr/>
+          <w:p>
+            <w:pPr>
+              <w:pStyle w:val="Compact"/>
+            </w:pPr>
+            <w:r>
+              <w:t xml:space="preserve">에이전트 action/reward policy</w:t>
+            </w:r>
+          </w:p>
+        </w:tc>
+        <w:tc>
+          <w:tcPr/>
+          <w:p>
+            <w:pPr>
+              <w:pStyle w:val="Compact"/>
+            </w:pPr>
+            <w:r>
+              <w:rPr>
+                <w:rStyle w:val="VerbatimChar"/>
+              </w:rPr>
+              <w:t xml:space="preserve">docs/design/agent_action_reward_policy.md</w:t>
+            </w:r>
+          </w:p>
+        </w:tc>
+      </w:tr>
+      <w:tr>
+        <w:tc>
+          <w:tcPr/>
+          <w:p>
+            <w:pPr>
+              <w:pStyle w:val="Compact"/>
+            </w:pPr>
+            <w:r>
+              <w:t xml:space="preserve">Go 서비스 로직</w:t>
             </w:r>
           </w:p>
         </w:tc>
@@ -950,7 +1238,7 @@
               <w:pStyle w:val="Compact"/>
             </w:pPr>
             <w:r>
-              <w:t xml:space="preserve">API/CLI models</w:t>
+              <w:t xml:space="preserve">API/CLI model</w:t>
             </w:r>
           </w:p>
         </w:tc>
@@ -996,560 +1284,15 @@
           </w:p>
         </w:tc>
       </w:tr>
-    </w:tbl>
-    <w:p>
-      <w:pPr>
-        <w:pStyle w:val="BodyText"/>
-      </w:pPr>
-      <w:r>
-        <w:t xml:space="preserve">The Go implementation provides registry loading, agent lookup, action</w:t>
-      </w:r>
-      <w:r>
-        <w:t xml:space="preserve"> </w:t>
-      </w:r>
-      <w:r>
-        <w:t xml:space="preserve">validation, and integrated service-operation review output.</w:t>
-      </w:r>
-    </w:p>
-    <w:bookmarkEnd w:id="19"/>
-    <w:bookmarkStart w:id="20" w:name="cli-validation"/>
-    <w:p>
-      <w:pPr>
-        <w:pStyle w:val="Heading2"/>
-      </w:pPr>
-      <w:r>
-        <w:t xml:space="preserve">8. CLI Validation</w:t>
-      </w:r>
-    </w:p>
-    <w:p>
-      <w:pPr>
-        <w:pStyle w:val="FirstParagraph"/>
-      </w:pPr>
-      <w:r>
-        <w:t xml:space="preserve">List agents:</w:t>
-      </w:r>
-    </w:p>
-    <w:p>
-      <w:pPr>
-        <w:pStyle w:val="SourceCode"/>
-      </w:pPr>
-      <w:r>
-        <w:rPr>
-          <w:rStyle w:val="VerbatimChar"/>
-        </w:rPr>
-        <w:t xml:space="preserve">cd go/service-control-api</w:t>
-      </w:r>
-      <w:r>
-        <w:br/>
-      </w:r>
-      <w:r>
-        <w:rPr>
-          <w:rStyle w:val="VerbatimChar"/>
-        </w:rPr>
-        <w:t xml:space="preserve">go run ./cmd/aiops-service-control list-agents \</w:t>
-      </w:r>
-      <w:r>
-        <w:br/>
-      </w:r>
-      <w:r>
-        <w:rPr>
-          <w:rStyle w:val="VerbatimChar"/>
-        </w:rPr>
-        <w:t xml:space="preserve">  --registry ../../config/agent_registry.json</w:t>
-      </w:r>
-    </w:p>
-    <w:p>
-      <w:pPr>
-        <w:pStyle w:val="FirstParagraph"/>
-      </w:pPr>
-      <w:r>
-        <w:t xml:space="preserve">Show one agent:</w:t>
-      </w:r>
-    </w:p>
-    <w:p>
-      <w:pPr>
-        <w:pStyle w:val="SourceCode"/>
-      </w:pPr>
-      <w:r>
-        <w:rPr>
-          <w:rStyle w:val="VerbatimChar"/>
-        </w:rPr>
-        <w:t xml:space="preserve">go run ./cmd/aiops-service-control show-agent \</w:t>
-      </w:r>
-      <w:r>
-        <w:br/>
-      </w:r>
-      <w:r>
-        <w:rPr>
-          <w:rStyle w:val="VerbatimChar"/>
-        </w:rPr>
-        <w:t xml:space="preserve">  --registry ../../config/agent_registry.json \</w:t>
-      </w:r>
-      <w:r>
-        <w:br/>
-      </w:r>
-      <w:r>
-        <w:rPr>
-          <w:rStyle w:val="VerbatimChar"/>
-        </w:rPr>
-        <w:t xml:space="preserve">  --agent AIApplicationManagementAgent</w:t>
-      </w:r>
-    </w:p>
-    <w:p>
-      <w:pPr>
-        <w:pStyle w:val="FirstParagraph"/>
-      </w:pPr>
-      <w:r>
-        <w:t xml:space="preserve">Validate action:</w:t>
-      </w:r>
-    </w:p>
-    <w:p>
-      <w:pPr>
-        <w:pStyle w:val="SourceCode"/>
-      </w:pPr>
-      <w:r>
-        <w:rPr>
-          <w:rStyle w:val="VerbatimChar"/>
-        </w:rPr>
-        <w:t xml:space="preserve">go run ./cmd/aiops-service-control validate-agent-action \</w:t>
-      </w:r>
-      <w:r>
-        <w:br/>
-      </w:r>
-      <w:r>
-        <w:rPr>
-          <w:rStyle w:val="VerbatimChar"/>
-        </w:rPr>
-        <w:t xml:space="preserve">  --registry ../../config/agent_registry.json \</w:t>
-      </w:r>
-      <w:r>
-        <w:br/>
-      </w:r>
-      <w:r>
-        <w:rPr>
-          <w:rStyle w:val="VerbatimChar"/>
-        </w:rPr>
-        <w:t xml:space="preserve">  --agent AIApplicationManagementAgent \</w:t>
-      </w:r>
-      <w:r>
-        <w:br/>
-      </w:r>
-      <w:r>
-        <w:rPr>
-          <w:rStyle w:val="VerbatimChar"/>
-        </w:rPr>
-        <w:t xml:space="preserve">  --action app_scale_deployment</w:t>
-      </w:r>
-    </w:p>
-    <w:p>
-      <w:pPr>
-        <w:pStyle w:val="FirstParagraph"/>
-      </w:pPr>
-      <w:r>
-        <w:t xml:space="preserve">Expected signal:</w:t>
-      </w:r>
-    </w:p>
-    <w:p>
-      <w:pPr>
-        <w:pStyle w:val="SourceCode"/>
-      </w:pPr>
-      <w:r>
-        <w:rPr>
-          <w:rStyle w:val="VerbatimChar"/>
-        </w:rPr>
-        <w:t xml:space="preserve">valid = true</w:t>
-      </w:r>
-    </w:p>
-    <w:bookmarkEnd w:id="20"/>
-    <w:bookmarkStart w:id="21" w:name="api-integration"/>
-    <w:p>
-      <w:pPr>
-        <w:pStyle w:val="Heading2"/>
-      </w:pPr>
-      <w:r>
-        <w:t xml:space="preserve">9. API Integration</w:t>
-      </w:r>
-    </w:p>
-    <w:tbl>
-      <w:tblPr>
-        <w:tblStyle w:val="Table"/>
-        <w:tblW w:type="pct" w:w="5000"/>
-        <w:tblLayout w:type="fixed"/>
-        <w:tblLook w:firstRow="1" w:lastRow="0" w:firstColumn="0" w:lastColumn="0" w:noHBand="0" w:noVBand="0" w:val="0020"/>
-      </w:tblPr>
-      <w:tblGrid>
-        <w:gridCol w:w="3960"/>
-        <w:gridCol w:w="3960"/>
-      </w:tblGrid>
       <w:tr>
-        <w:trPr>
-          <w:tblHeader w:val="on"/>
-        </w:trPr>
-        <w:tc>
-          <w:tcPr/>
-          <w:p>
-            <w:pPr>
-              <w:pStyle w:val="Compact"/>
-            </w:pPr>
-            <w:r>
-              <w:t xml:space="preserve">Function</w:t>
-            </w:r>
-          </w:p>
-        </w:tc>
-        <w:tc>
-          <w:tcPr/>
-          <w:p>
-            <w:pPr>
-              <w:pStyle w:val="Compact"/>
-            </w:pPr>
-            <w:r>
-              <w:t xml:space="preserve">API Path</w:t>
-            </w:r>
-          </w:p>
-        </w:tc>
-      </w:tr>
-      <w:tr>
-        <w:tc>
-          <w:tcPr/>
-          <w:p>
-            <w:pPr>
-              <w:pStyle w:val="Compact"/>
-            </w:pPr>
-            <w:r>
-              <w:t xml:space="preserve">List registered agents</w:t>
-            </w:r>
-          </w:p>
-        </w:tc>
-        <w:tc>
-          <w:tcPr/>
-          <w:p>
-            <w:pPr>
-              <w:pStyle w:val="Compact"/>
-            </w:pPr>
-            <w:r>
-              <w:rPr>
-                <w:rStyle w:val="VerbatimChar"/>
-              </w:rPr>
-              <w:t xml:space="preserve">GET /api/v1/agents</w:t>
-            </w:r>
-          </w:p>
-        </w:tc>
-      </w:tr>
-      <w:tr>
-        <w:tc>
-          <w:tcPr/>
-          <w:p>
-            <w:pPr>
-              <w:pStyle w:val="Compact"/>
-            </w:pPr>
-            <w:r>
-              <w:t xml:space="preserve">Run integrated service operation readiness</w:t>
-            </w:r>
-          </w:p>
-        </w:tc>
-        <w:tc>
-          <w:tcPr/>
-          <w:p>
-            <w:pPr>
-              <w:pStyle w:val="Compact"/>
-            </w:pPr>
-            <w:r>
-              <w:rPr>
-                <w:rStyle w:val="VerbatimChar"/>
-              </w:rPr>
-              <w:t xml:space="preserve">POST /api/v1/service-operations/run</w:t>
-            </w:r>
-          </w:p>
-        </w:tc>
-      </w:tr>
-    </w:tbl>
-    <w:p>
-      <w:pPr>
-        <w:pStyle w:val="BodyText"/>
-      </w:pPr>
-      <w:r>
-        <w:t xml:space="preserve">The integrated service-operations response includes</w:t>
-      </w:r>
-      <w:r>
-        <w:t xml:space="preserve"> </w:t>
-      </w:r>
-      <w:r>
-        <w:rPr>
-          <w:rStyle w:val="VerbatimChar"/>
-        </w:rPr>
-        <w:t xml:space="preserve">agent_reviews</w:t>
-      </w:r>
-      <w:r>
-        <w:t xml:space="preserve">, where the</w:t>
-      </w:r>
-      <w:r>
-        <w:t xml:space="preserve"> </w:t>
-      </w:r>
-      <w:r>
-        <w:t xml:space="preserve">application, infrastructure, and cost review perspectives are reported.</w:t>
-      </w:r>
-    </w:p>
-    <w:bookmarkEnd w:id="21"/>
-    <w:bookmarkStart w:id="22" w:name="design-boundary"/>
-    <w:p>
-      <w:pPr>
-        <w:pStyle w:val="Heading2"/>
-      </w:pPr>
-      <w:r>
-        <w:t xml:space="preserve">10. Design Boundary</w:t>
-      </w:r>
-    </w:p>
-    <w:p>
-      <w:pPr>
-        <w:pStyle w:val="FirstParagraph"/>
-      </w:pPr>
-      <w:r>
-        <w:t xml:space="preserve">The current prototype does not claim full autonomous agent orchestration. It</w:t>
-      </w:r>
-      <w:r>
-        <w:t xml:space="preserve"> </w:t>
-      </w:r>
-      <w:r>
-        <w:t xml:space="preserve">provides the registration and bounded-action validation foundation required</w:t>
-      </w:r>
-      <w:r>
-        <w:t xml:space="preserve"> </w:t>
-      </w:r>
-      <w:r>
-        <w:t xml:space="preserve">before autonomous service-control agents can safely operate. Future work may</w:t>
-      </w:r>
-      <w:r>
-        <w:t xml:space="preserve"> </w:t>
-      </w:r>
-      <w:r>
-        <w:t xml:space="preserve">connect this registry to multi-agent planning, real operation metrics,</w:t>
-      </w:r>
-      <w:r>
-        <w:t xml:space="preserve"> </w:t>
-      </w:r>
-      <w:r>
-        <w:t xml:space="preserve">reinforcement learning feedback, and runtime policy governance.</w:t>
-      </w:r>
-    </w:p>
-    <w:bookmarkEnd w:id="22"/>
-    <w:bookmarkStart w:id="23" w:name="related-artifacts"/>
-    <w:p>
-      <w:pPr>
-        <w:pStyle w:val="Heading2"/>
-      </w:pPr>
-      <w:r>
-        <w:t xml:space="preserve">11. Related Artifacts</w:t>
-      </w:r>
-    </w:p>
-    <w:tbl>
-      <w:tblPr>
-        <w:tblStyle w:val="Table"/>
-        <w:tblW w:type="pct" w:w="5000"/>
-        <w:tblLayout w:type="fixed"/>
-        <w:tblLook w:firstRow="1" w:lastRow="0" w:firstColumn="0" w:lastColumn="0" w:noHBand="0" w:noVBand="0" w:val="0020"/>
-      </w:tblPr>
-      <w:tblGrid>
-        <w:gridCol w:w="3960"/>
-        <w:gridCol w:w="3960"/>
-      </w:tblGrid>
-      <w:tr>
-        <w:trPr>
-          <w:tblHeader w:val="on"/>
-        </w:trPr>
-        <w:tc>
-          <w:tcPr/>
-          <w:p>
-            <w:pPr>
-              <w:pStyle w:val="Compact"/>
-            </w:pPr>
-            <w:r>
-              <w:t xml:space="preserve">Artifact</w:t>
-            </w:r>
-          </w:p>
-        </w:tc>
-        <w:tc>
-          <w:tcPr/>
-          <w:p>
-            <w:pPr>
-              <w:pStyle w:val="Compact"/>
-            </w:pPr>
-            <w:r>
-              <w:t xml:space="preserve">Path</w:t>
-            </w:r>
-          </w:p>
-        </w:tc>
-      </w:tr>
-      <w:tr>
-        <w:tc>
-          <w:tcPr/>
-          <w:p>
-            <w:pPr>
-              <w:pStyle w:val="Compact"/>
-            </w:pPr>
-            <w:r>
-              <w:t xml:space="preserve">Agent registry config</w:t>
-            </w:r>
-          </w:p>
-        </w:tc>
-        <w:tc>
-          <w:tcPr/>
-          <w:p>
-            <w:pPr>
-              <w:pStyle w:val="Compact"/>
-            </w:pPr>
-            <w:r>
-              <w:rPr>
-                <w:rStyle w:val="VerbatimChar"/>
-              </w:rPr>
-              <w:t xml:space="preserve">config/agent_registry.json</w:t>
-            </w:r>
-          </w:p>
-        </w:tc>
-      </w:tr>
-      <w:tr>
-        <w:tc>
-          <w:tcPr/>
-          <w:p>
-            <w:pPr>
-              <w:pStyle w:val="Compact"/>
-            </w:pPr>
-            <w:r>
-              <w:t xml:space="preserve">Agent registry guide</w:t>
-            </w:r>
-          </w:p>
-        </w:tc>
-        <w:tc>
-          <w:tcPr/>
-          <w:p>
-            <w:pPr>
-              <w:pStyle w:val="Compact"/>
-            </w:pPr>
-            <w:r>
-              <w:rPr>
-                <w:rStyle w:val="VerbatimChar"/>
-              </w:rPr>
-              <w:t xml:space="preserve">docs/design/agent_registry_guide.md</w:t>
-            </w:r>
-          </w:p>
-        </w:tc>
-      </w:tr>
-      <w:tr>
-        <w:tc>
-          <w:tcPr/>
-          <w:p>
-            <w:pPr>
-              <w:pStyle w:val="Compact"/>
-            </w:pPr>
-            <w:r>
-              <w:t xml:space="preserve">Agent action/reward policy</w:t>
-            </w:r>
-          </w:p>
-        </w:tc>
-        <w:tc>
-          <w:tcPr/>
-          <w:p>
-            <w:pPr>
-              <w:pStyle w:val="Compact"/>
-            </w:pPr>
-            <w:r>
-              <w:rPr>
-                <w:rStyle w:val="VerbatimChar"/>
-              </w:rPr>
-              <w:t xml:space="preserve">docs/design/agent_action_reward_policy.md</w:t>
-            </w:r>
-          </w:p>
-        </w:tc>
-      </w:tr>
-      <w:tr>
-        <w:tc>
-          <w:tcPr/>
-          <w:p>
-            <w:pPr>
-              <w:pStyle w:val="Compact"/>
-            </w:pPr>
-            <w:r>
-              <w:t xml:space="preserve">Go service logic</w:t>
-            </w:r>
-          </w:p>
-        </w:tc>
-        <w:tc>
-          <w:tcPr/>
-          <w:p>
-            <w:pPr>
-              <w:pStyle w:val="Compact"/>
-            </w:pPr>
-            <w:r>
-              <w:rPr>
-                <w:rStyle w:val="VerbatimChar"/>
-              </w:rPr>
-              <w:t xml:space="preserve">go/service-control-api/internal/api/service.go</w:t>
-            </w:r>
-          </w:p>
-        </w:tc>
-      </w:tr>
-      <w:tr>
-        <w:tc>
-          <w:tcPr/>
-          <w:p>
-            <w:pPr>
-              <w:pStyle w:val="Compact"/>
-            </w:pPr>
-            <w:r>
-              <w:t xml:space="preserve">API/CLI models</w:t>
-            </w:r>
-          </w:p>
-        </w:tc>
-        <w:tc>
-          <w:tcPr/>
-          <w:p>
-            <w:pPr>
-              <w:pStyle w:val="Compact"/>
-            </w:pPr>
-            <w:r>
-              <w:rPr>
-                <w:rStyle w:val="VerbatimChar"/>
-              </w:rPr>
-              <w:t xml:space="preserve">go/service-control-api/internal/api/models.go</w:t>
-            </w:r>
-          </w:p>
-        </w:tc>
-      </w:tr>
-      <w:tr>
-        <w:tc>
-          <w:tcPr/>
-          <w:p>
-            <w:pPr>
-              <w:pStyle w:val="Compact"/>
-            </w:pPr>
-            <w:r>
-              <w:t xml:space="preserve">CLI entrypoint</w:t>
-            </w:r>
-          </w:p>
-        </w:tc>
-        <w:tc>
-          <w:tcPr/>
-          <w:p>
-            <w:pPr>
-              <w:pStyle w:val="Compact"/>
-            </w:pPr>
-            <w:r>
-              <w:rPr>
-                <w:rStyle w:val="VerbatimChar"/>
-              </w:rPr>
-              <w:t xml:space="preserve">go/service-control-api/cmd/aiops-service-control/main.go</w:t>
-            </w:r>
-          </w:p>
-        </w:tc>
-      </w:tr>
-      <w:tr>
-        <w:tc>
-          <w:tcPr/>
-          <w:p>
-            <w:pPr>
-              <w:pStyle w:val="Compact"/>
-            </w:pPr>
-            <w:r>
-              <w:t xml:space="preserve">Functional/API guide</w:t>
+        <w:tc>
+          <w:tcPr/>
+          <w:p>
+            <w:pPr>
+              <w:pStyle w:val="Compact"/>
+            </w:pPr>
+            <w:r>
+              <w:t xml:space="preserve">기능/API 가이드</w:t>
             </w:r>
           </w:p>
         </w:tc>
@@ -1576,7 +1319,7 @@
               <w:pStyle w:val="Compact"/>
             </w:pPr>
             <w:r>
-              <w:t xml:space="preserve">Test guide</w:t>
+              <w:t xml:space="preserve">테스트 가이드</w:t>
             </w:r>
           </w:p>
         </w:tc>
@@ -1602,8 +1345,6 @@
       <w:footnotePr>
         <w:numRestart w:val="eachSect"/>
       </w:footnotePr>
-      <w:pgSz w:w="12240" w:h="15840"/>
-      <w:pgMar w:top="1440" w:bottom="1440" w:left="1440" w:right="1440"/>
     </w:sectPr>
   </w:body>
 </w:document>

--- a/docs/deliverables/docx/02_Agent_Registration_Management_Prototype.docx
+++ b/docs/deliverables/docx/02_Agent_Registration_Management_Prototype.docx
@@ -2,7 +2,7 @@
 <file path=word/document.xml><?xml version="1.0" encoding="utf-8"?>
 <w:document xmlns:w="http://schemas.openxmlformats.org/wordprocessingml/2006/main" xmlns:m="http://schemas.openxmlformats.org/officeDocument/2006/math" xmlns:r="http://schemas.openxmlformats.org/officeDocument/2006/relationships" xmlns:o="urn:schemas-microsoft-com:office:office" xmlns:v="urn:schemas-microsoft-com:vml" xmlns:w10="urn:schemas-microsoft-com:office:word" xmlns:a="http://schemas.openxmlformats.org/drawingml/2006/main" xmlns:pic="http://schemas.openxmlformats.org/drawingml/2006/picture" xmlns:wp="http://schemas.openxmlformats.org/drawingml/2006/wordprocessingDrawing">
   <w:body>
-    <w:bookmarkStart w:id="24" w:name="에이전트-등록-관리-프로토타입"/>
+    <w:bookmarkStart w:id="15" w:name="에이전트-등록-관리-프로토타입"/>
     <w:p>
       <w:pPr>
         <w:pStyle w:val="Heading1"/>
@@ -19,287 +19,13 @@
         <w:t xml:space="preserve">영문 제목: Agent Registration Management Prototype</w:t>
       </w:r>
     </w:p>
-    <w:bookmarkStart w:id="9" w:name="목적"/>
+    <w:bookmarkStart w:id="9" w:name="한눈에-보는-구조"/>
     <w:p>
       <w:pPr>
         <w:pStyle w:val="Heading2"/>
       </w:pPr>
       <w:r>
-        <w:t xml:space="preserve">1. 목적</w:t>
-      </w:r>
-    </w:p>
-    <w:p>
-      <w:pPr>
-        <w:pStyle w:val="FirstParagraph"/>
-      </w:pPr>
-      <w:r>
-        <w:t xml:space="preserve">이 문서는 1차년도 Go 기반 service-control framework에 구현된 AI 에이전트 등록 관리 프로토타입을 설명합니다. 목적은 AI 에이전트를 어떻게 표현하는지, 허용 가능한 action boundary를 어떻게 등록하는지, Go service-control 계층이 agent action을 수용 가능한 서비스 제어 판단으로 처리하기 전에 어떻게 검증하는지 정의하는 것입니다.</w:t>
-      </w:r>
-    </w:p>
-    <w:p>
-      <w:pPr>
-        <w:pStyle w:val="BodyText"/>
-      </w:pPr>
-      <w:r>
-        <w:t xml:space="preserve">본 문서는 공식 설계 산출물 원본입니다. 에이전트 registry JSON 파일, Go service-control 구현, API/CLI 검증 출력과 함께 검토해야 합니다.</w:t>
-      </w:r>
-    </w:p>
-    <w:bookmarkEnd w:id="9"/>
-    <w:bookmarkStart w:id="10" w:name="프로토타입-범위"/>
-    <w:p>
-      <w:pPr>
-        <w:pStyle w:val="Heading2"/>
-      </w:pPr>
-      <w:r>
-        <w:t xml:space="preserve">2. 프로토타입 범위</w:t>
-      </w:r>
-    </w:p>
-    <w:p>
-      <w:pPr>
-        <w:pStyle w:val="FirstParagraph"/>
-      </w:pPr>
-      <w:r>
-        <w:t xml:space="preserve">프로토타입 범위는 다음과 같습니다.</w:t>
-      </w:r>
-    </w:p>
-    <w:p>
-      <w:pPr>
-        <w:pStyle w:val="Compact"/>
-        <w:numPr>
-          <w:ilvl w:val="0"/>
-          <w:numId w:val="1001"/>
-        </w:numPr>
-      </w:pPr>
-      <w:r>
-        <w:t xml:space="preserve">에이전트 metadata 등록</w:t>
-      </w:r>
-    </w:p>
-    <w:p>
-      <w:pPr>
-        <w:pStyle w:val="Compact"/>
-        <w:numPr>
-          <w:ilvl w:val="0"/>
-          <w:numId w:val="1001"/>
-        </w:numPr>
-      </w:pPr>
-      <w:r>
-        <w:t xml:space="preserve">에이전트 역할과 책임 정의</w:t>
-      </w:r>
-    </w:p>
-    <w:p>
-      <w:pPr>
-        <w:pStyle w:val="Compact"/>
-        <w:numPr>
-          <w:ilvl w:val="0"/>
-          <w:numId w:val="1001"/>
-        </w:numPr>
-      </w:pPr>
-      <w:r>
-        <w:t xml:space="preserve">bounded action list 관리</w:t>
-      </w:r>
-    </w:p>
-    <w:p>
-      <w:pPr>
-        <w:pStyle w:val="Compact"/>
-        <w:numPr>
-          <w:ilvl w:val="0"/>
-          <w:numId w:val="1001"/>
-        </w:numPr>
-      </w:pPr>
-      <w:r>
-        <w:t xml:space="preserve">향후 평가를 위한 reward signal 문서화</w:t>
-      </w:r>
-    </w:p>
-    <w:p>
-      <w:pPr>
-        <w:pStyle w:val="Compact"/>
-        <w:numPr>
-          <w:ilvl w:val="0"/>
-          <w:numId w:val="1001"/>
-        </w:numPr>
-      </w:pPr>
-      <w:r>
-        <w:t xml:space="preserve">등록 에이전트와 action에 대한 Go CLI/API 검증</w:t>
-      </w:r>
-    </w:p>
-    <w:p>
-      <w:pPr>
-        <w:pStyle w:val="Compact"/>
-        <w:numPr>
-          <w:ilvl w:val="0"/>
-          <w:numId w:val="1001"/>
-        </w:numPr>
-      </w:pPr>
-      <w:r>
-        <w:t xml:space="preserve">통합 service-operations readiness report와의 연계</w:t>
-      </w:r>
-    </w:p>
-    <w:p>
-      <w:pPr>
-        <w:pStyle w:val="FirstParagraph"/>
-      </w:pPr>
-      <w:r>
-        <w:t xml:space="preserve">현재 프로토타입은 완전한 autonomous multi-agent orchestration을 구현하지 않습니다. 자율 서비스 제어 agent가 안전하게 동작하기 전에 필요한 등록 및 bounded-action validation foundation을 제공합니다.</w:t>
-      </w:r>
-    </w:p>
-    <w:bookmarkEnd w:id="10"/>
-    <w:bookmarkStart w:id="11" w:name="registry-설정"/>
-    <w:p>
-      <w:pPr>
-        <w:pStyle w:val="Heading2"/>
-      </w:pPr>
-      <w:r>
-        <w:t xml:space="preserve">3. Registry 설정</w:t>
-      </w:r>
-    </w:p>
-    <w:p>
-      <w:pPr>
-        <w:pStyle w:val="FirstParagraph"/>
-      </w:pPr>
-      <w:r>
-        <w:t xml:space="preserve">에이전트 registry 파일은 다음 위치에 있습니다.</w:t>
-      </w:r>
-    </w:p>
-    <w:p>
-      <w:pPr>
-        <w:pStyle w:val="SourceCode"/>
-      </w:pPr>
-      <w:r>
-        <w:rPr>
-          <w:rStyle w:val="VerbatimChar"/>
-        </w:rPr>
-        <w:t xml:space="preserve">config/agent_registry.json</w:t>
-      </w:r>
-    </w:p>
-    <w:p>
-      <w:pPr>
-        <w:pStyle w:val="FirstParagraph"/>
-      </w:pPr>
-      <w:r>
-        <w:t xml:space="preserve">각 agent entry는 다음 정보를 포함합니다.</w:t>
-      </w:r>
-    </w:p>
-    <w:p>
-      <w:pPr>
-        <w:pStyle w:val="Compact"/>
-        <w:numPr>
-          <w:ilvl w:val="0"/>
-          <w:numId w:val="1002"/>
-        </w:numPr>
-      </w:pPr>
-      <w:r>
-        <w:rPr>
-          <w:rStyle w:val="VerbatimChar"/>
-        </w:rPr>
-        <w:t xml:space="preserve">name</w:t>
-      </w:r>
-    </w:p>
-    <w:p>
-      <w:pPr>
-        <w:pStyle w:val="Compact"/>
-        <w:numPr>
-          <w:ilvl w:val="0"/>
-          <w:numId w:val="1002"/>
-        </w:numPr>
-      </w:pPr>
-      <w:r>
-        <w:rPr>
-          <w:rStyle w:val="VerbatimChar"/>
-        </w:rPr>
-        <w:t xml:space="preserve">korean_name</w:t>
-      </w:r>
-    </w:p>
-    <w:p>
-      <w:pPr>
-        <w:pStyle w:val="Compact"/>
-        <w:numPr>
-          <w:ilvl w:val="0"/>
-          <w:numId w:val="1002"/>
-        </w:numPr>
-      </w:pPr>
-      <w:r>
-        <w:rPr>
-          <w:rStyle w:val="VerbatimChar"/>
-        </w:rPr>
-        <w:t xml:space="preserve">role</w:t>
-      </w:r>
-    </w:p>
-    <w:p>
-      <w:pPr>
-        <w:pStyle w:val="Compact"/>
-        <w:numPr>
-          <w:ilvl w:val="0"/>
-          <w:numId w:val="1002"/>
-        </w:numPr>
-      </w:pPr>
-      <w:r>
-        <w:rPr>
-          <w:rStyle w:val="VerbatimChar"/>
-        </w:rPr>
-        <w:t xml:space="preserve">responsibilities</w:t>
-      </w:r>
-    </w:p>
-    <w:p>
-      <w:pPr>
-        <w:pStyle w:val="Compact"/>
-        <w:numPr>
-          <w:ilvl w:val="0"/>
-          <w:numId w:val="1002"/>
-        </w:numPr>
-      </w:pPr>
-      <w:r>
-        <w:rPr>
-          <w:rStyle w:val="VerbatimChar"/>
-        </w:rPr>
-        <w:t xml:space="preserve">bounded_actions</w:t>
-      </w:r>
-    </w:p>
-    <w:p>
-      <w:pPr>
-        <w:pStyle w:val="Compact"/>
-        <w:numPr>
-          <w:ilvl w:val="0"/>
-          <w:numId w:val="1002"/>
-        </w:numPr>
-      </w:pPr>
-      <w:r>
-        <w:rPr>
-          <w:rStyle w:val="VerbatimChar"/>
-        </w:rPr>
-        <w:t xml:space="preserve">reward_signals</w:t>
-      </w:r>
-    </w:p>
-    <w:p>
-      <w:pPr>
-        <w:pStyle w:val="Compact"/>
-        <w:numPr>
-          <w:ilvl w:val="0"/>
-          <w:numId w:val="1002"/>
-        </w:numPr>
-      </w:pPr>
-      <w:r>
-        <w:rPr>
-          <w:rStyle w:val="VerbatimChar"/>
-        </w:rPr>
-        <w:t xml:space="preserve">enabled</w:t>
-      </w:r>
-    </w:p>
-    <w:p>
-      <w:pPr>
-        <w:pStyle w:val="FirstParagraph"/>
-      </w:pPr>
-      <w:r>
-        <w:t xml:space="preserve">registry는 검토 가능한 configuration contract로 취급합니다. Go 로직은 registry를 읽고 agent 존재 여부와 요청 action이 해당 agent의 허용 action set에 포함되는지 검증합니다.</w:t>
-      </w:r>
-    </w:p>
-    <w:bookmarkEnd w:id="11"/>
-    <w:bookmarkStart w:id="16" w:name="등록-에이전트"/>
-    <w:p>
-      <w:pPr>
-        <w:pStyle w:val="Heading2"/>
-      </w:pPr>
-      <w:r>
-        <w:t xml:space="preserve">4. 등록 에이전트</w:t>
+        <w:t xml:space="preserve">1. 한눈에 보는 구조</w:t>
       </w:r>
     </w:p>
     <w:tbl>
@@ -323,6 +49,414 @@
               <w:pStyle w:val="Compact"/>
             </w:pPr>
             <w:r>
+              <w:t xml:space="preserve">항목</w:t>
+            </w:r>
+          </w:p>
+        </w:tc>
+        <w:tc>
+          <w:tcPr/>
+          <w:p>
+            <w:pPr>
+              <w:pStyle w:val="Compact"/>
+            </w:pPr>
+            <w:r>
+              <w:t xml:space="preserve">내용</w:t>
+            </w:r>
+          </w:p>
+        </w:tc>
+      </w:tr>
+      <w:tr>
+        <w:tc>
+          <w:tcPr/>
+          <w:p>
+            <w:pPr>
+              <w:pStyle w:val="Compact"/>
+            </w:pPr>
+            <w:r>
+              <w:t xml:space="preserve">목적</w:t>
+            </w:r>
+          </w:p>
+        </w:tc>
+        <w:tc>
+          <w:tcPr/>
+          <w:p>
+            <w:pPr>
+              <w:pStyle w:val="Compact"/>
+            </w:pPr>
+            <w:r>
+              <w:t xml:space="preserve">AI 에이전트의 역할, 책임, 허용 action을 등록하고 검증한다.</w:t>
+            </w:r>
+          </w:p>
+        </w:tc>
+      </w:tr>
+      <w:tr>
+        <w:tc>
+          <w:tcPr/>
+          <w:p>
+            <w:pPr>
+              <w:pStyle w:val="Compact"/>
+            </w:pPr>
+            <w:r>
+              <w:t xml:space="preserve">입력</w:t>
+            </w:r>
+          </w:p>
+        </w:tc>
+        <w:tc>
+          <w:tcPr/>
+          <w:p>
+            <w:pPr>
+              <w:pStyle w:val="Compact"/>
+            </w:pPr>
+            <w:r>
+              <w:rPr>
+                <w:rStyle w:val="VerbatimChar"/>
+              </w:rPr>
+              <w:t xml:space="preserve">config/agent_registry.json</w:t>
+            </w:r>
+          </w:p>
+        </w:tc>
+      </w:tr>
+      <w:tr>
+        <w:tc>
+          <w:tcPr/>
+          <w:p>
+            <w:pPr>
+              <w:pStyle w:val="Compact"/>
+            </w:pPr>
+            <w:r>
+              <w:t xml:space="preserve">처리</w:t>
+            </w:r>
+          </w:p>
+        </w:tc>
+        <w:tc>
+          <w:tcPr/>
+          <w:p>
+            <w:pPr>
+              <w:pStyle w:val="Compact"/>
+            </w:pPr>
+            <w:r>
+              <w:t xml:space="preserve">agent 조회, action boundary 확인, 승인 여부 판단</w:t>
+            </w:r>
+          </w:p>
+        </w:tc>
+      </w:tr>
+      <w:tr>
+        <w:tc>
+          <w:tcPr/>
+          <w:p>
+            <w:pPr>
+              <w:pStyle w:val="Compact"/>
+            </w:pPr>
+            <w:r>
+              <w:t xml:space="preserve">출력</w:t>
+            </w:r>
+          </w:p>
+        </w:tc>
+        <w:tc>
+          <w:tcPr/>
+          <w:p>
+            <w:pPr>
+              <w:pStyle w:val="Compact"/>
+            </w:pPr>
+            <w:r>
+              <w:t xml:space="preserve">agent list, agent detail, action validation result</w:t>
+            </w:r>
+          </w:p>
+        </w:tc>
+      </w:tr>
+      <w:tr>
+        <w:tc>
+          <w:tcPr/>
+          <w:p>
+            <w:pPr>
+              <w:pStyle w:val="Compact"/>
+            </w:pPr>
+            <w:r>
+              <w:t xml:space="preserve">검증</w:t>
+            </w:r>
+          </w:p>
+        </w:tc>
+        <w:tc>
+          <w:tcPr/>
+          <w:p>
+            <w:pPr>
+              <w:pStyle w:val="Compact"/>
+            </w:pPr>
+            <w:r>
+              <w:t xml:space="preserve">Go CLI/API로 registry와 action 검증 결과를 재현</w:t>
+            </w:r>
+          </w:p>
+        </w:tc>
+      </w:tr>
+    </w:tbl>
+    <w:bookmarkEnd w:id="9"/>
+    <w:bookmarkStart w:id="10" w:name="registry-구성"/>
+    <w:p>
+      <w:pPr>
+        <w:pStyle w:val="Heading2"/>
+      </w:pPr>
+      <w:r>
+        <w:t xml:space="preserve">2. Registry 구성</w:t>
+      </w:r>
+    </w:p>
+    <w:tbl>
+      <w:tblPr>
+        <w:tblStyle w:val="Table"/>
+        <w:tblW w:type="auto" w:w="0"/>
+        <w:tblLook w:firstRow="1" w:lastRow="0" w:firstColumn="0" w:lastColumn="0" w:noHBand="0" w:noVBand="0" w:val="0020"/>
+      </w:tblPr>
+      <w:tblGrid>
+        <w:gridCol w:w="3960"/>
+        <w:gridCol w:w="3960"/>
+      </w:tblGrid>
+      <w:tr>
+        <w:trPr>
+          <w:tblHeader w:val="on"/>
+        </w:trPr>
+        <w:tc>
+          <w:tcPr/>
+          <w:p>
+            <w:pPr>
+              <w:pStyle w:val="Compact"/>
+            </w:pPr>
+            <w:r>
+              <w:t xml:space="preserve">필드</w:t>
+            </w:r>
+          </w:p>
+        </w:tc>
+        <w:tc>
+          <w:tcPr/>
+          <w:p>
+            <w:pPr>
+              <w:pStyle w:val="Compact"/>
+            </w:pPr>
+            <w:r>
+              <w:t xml:space="preserve">의미</w:t>
+            </w:r>
+          </w:p>
+        </w:tc>
+      </w:tr>
+      <w:tr>
+        <w:tc>
+          <w:tcPr/>
+          <w:p>
+            <w:pPr>
+              <w:pStyle w:val="Compact"/>
+            </w:pPr>
+            <w:r>
+              <w:rPr>
+                <w:rStyle w:val="VerbatimChar"/>
+              </w:rPr>
+              <w:t xml:space="preserve">name</w:t>
+            </w:r>
+          </w:p>
+        </w:tc>
+        <w:tc>
+          <w:tcPr/>
+          <w:p>
+            <w:pPr>
+              <w:pStyle w:val="Compact"/>
+            </w:pPr>
+            <w:r>
+              <w:t xml:space="preserve">agent 식별자</w:t>
+            </w:r>
+          </w:p>
+        </w:tc>
+      </w:tr>
+      <w:tr>
+        <w:tc>
+          <w:tcPr/>
+          <w:p>
+            <w:pPr>
+              <w:pStyle w:val="Compact"/>
+            </w:pPr>
+            <w:r>
+              <w:rPr>
+                <w:rStyle w:val="VerbatimChar"/>
+              </w:rPr>
+              <w:t xml:space="preserve">korean_name</w:t>
+            </w:r>
+          </w:p>
+        </w:tc>
+        <w:tc>
+          <w:tcPr/>
+          <w:p>
+            <w:pPr>
+              <w:pStyle w:val="Compact"/>
+            </w:pPr>
+            <w:r>
+              <w:t xml:space="preserve">한글 agent 이름</w:t>
+            </w:r>
+          </w:p>
+        </w:tc>
+      </w:tr>
+      <w:tr>
+        <w:tc>
+          <w:tcPr/>
+          <w:p>
+            <w:pPr>
+              <w:pStyle w:val="Compact"/>
+            </w:pPr>
+            <w:r>
+              <w:rPr>
+                <w:rStyle w:val="VerbatimChar"/>
+              </w:rPr>
+              <w:t xml:space="preserve">role</w:t>
+            </w:r>
+          </w:p>
+        </w:tc>
+        <w:tc>
+          <w:tcPr/>
+          <w:p>
+            <w:pPr>
+              <w:pStyle w:val="Compact"/>
+            </w:pPr>
+            <w:r>
+              <w:t xml:space="preserve">담당 역할</w:t>
+            </w:r>
+          </w:p>
+        </w:tc>
+      </w:tr>
+      <w:tr>
+        <w:tc>
+          <w:tcPr/>
+          <w:p>
+            <w:pPr>
+              <w:pStyle w:val="Compact"/>
+            </w:pPr>
+            <w:r>
+              <w:rPr>
+                <w:rStyle w:val="VerbatimChar"/>
+              </w:rPr>
+              <w:t xml:space="preserve">responsibilities</w:t>
+            </w:r>
+          </w:p>
+        </w:tc>
+        <w:tc>
+          <w:tcPr/>
+          <w:p>
+            <w:pPr>
+              <w:pStyle w:val="Compact"/>
+            </w:pPr>
+            <w:r>
+              <w:t xml:space="preserve">책임 범위</w:t>
+            </w:r>
+          </w:p>
+        </w:tc>
+      </w:tr>
+      <w:tr>
+        <w:tc>
+          <w:tcPr/>
+          <w:p>
+            <w:pPr>
+              <w:pStyle w:val="Compact"/>
+            </w:pPr>
+            <w:r>
+              <w:rPr>
+                <w:rStyle w:val="VerbatimChar"/>
+              </w:rPr>
+              <w:t xml:space="preserve">bounded_actions</w:t>
+            </w:r>
+          </w:p>
+        </w:tc>
+        <w:tc>
+          <w:tcPr/>
+          <w:p>
+            <w:pPr>
+              <w:pStyle w:val="Compact"/>
+            </w:pPr>
+            <w:r>
+              <w:t xml:space="preserve">허용 action 목록</w:t>
+            </w:r>
+          </w:p>
+        </w:tc>
+      </w:tr>
+      <w:tr>
+        <w:tc>
+          <w:tcPr/>
+          <w:p>
+            <w:pPr>
+              <w:pStyle w:val="Compact"/>
+            </w:pPr>
+            <w:r>
+              <w:rPr>
+                <w:rStyle w:val="VerbatimChar"/>
+              </w:rPr>
+              <w:t xml:space="preserve">reward_signals</w:t>
+            </w:r>
+          </w:p>
+        </w:tc>
+        <w:tc>
+          <w:tcPr/>
+          <w:p>
+            <w:pPr>
+              <w:pStyle w:val="Compact"/>
+            </w:pPr>
+            <w:r>
+              <w:t xml:space="preserve">향후 평가 기준</w:t>
+            </w:r>
+          </w:p>
+        </w:tc>
+      </w:tr>
+      <w:tr>
+        <w:tc>
+          <w:tcPr/>
+          <w:p>
+            <w:pPr>
+              <w:pStyle w:val="Compact"/>
+            </w:pPr>
+            <w:r>
+              <w:rPr>
+                <w:rStyle w:val="VerbatimChar"/>
+              </w:rPr>
+              <w:t xml:space="preserve">enabled</w:t>
+            </w:r>
+          </w:p>
+        </w:tc>
+        <w:tc>
+          <w:tcPr/>
+          <w:p>
+            <w:pPr>
+              <w:pStyle w:val="Compact"/>
+            </w:pPr>
+            <w:r>
+              <w:t xml:space="preserve">사용 여부</w:t>
+            </w:r>
+          </w:p>
+        </w:tc>
+      </w:tr>
+    </w:tbl>
+    <w:bookmarkEnd w:id="10"/>
+    <w:bookmarkStart w:id="11" w:name="등록-에이전트"/>
+    <w:p>
+      <w:pPr>
+        <w:pStyle w:val="Heading2"/>
+      </w:pPr>
+      <w:r>
+        <w:t xml:space="preserve">3. 등록 에이전트</w:t>
+      </w:r>
+    </w:p>
+    <w:tbl>
+      <w:tblPr>
+        <w:tblStyle w:val="Table"/>
+        <w:tblW w:type="auto" w:w="0"/>
+        <w:tblLook w:firstRow="1" w:lastRow="0" w:firstColumn="0" w:lastColumn="0" w:noHBand="0" w:noVBand="0" w:val="0020"/>
+      </w:tblPr>
+      <w:tblGrid>
+        <w:gridCol w:w="3960"/>
+        <w:gridCol w:w="3960"/>
+      </w:tblGrid>
+      <w:tr>
+        <w:trPr>
+          <w:tblHeader w:val="on"/>
+        </w:trPr>
+        <w:tc>
+          <w:tcPr/>
+          <w:p>
+            <w:pPr>
+              <w:pStyle w:val="Compact"/>
+            </w:pPr>
+            <w:r>
               <w:t xml:space="preserve">Agent</w:t>
             </w:r>
           </w:p>
@@ -334,7 +468,7 @@
               <w:pStyle w:val="Compact"/>
             </w:pPr>
             <w:r>
-              <w:t xml:space="preserve">주요 책임</w:t>
+              <w:t xml:space="preserve">주요 역할</w:t>
             </w:r>
           </w:p>
         </w:tc>
@@ -388,7 +522,7 @@
               <w:pStyle w:val="Compact"/>
             </w:pPr>
             <w:r>
-              <w:t xml:space="preserve">AI 응용 배포 및 제어 action 검토</w:t>
+              <w:t xml:space="preserve">AI 응용 배포·제어 action 검토</w:t>
             </w:r>
           </w:p>
         </w:tc>
@@ -442,192 +576,20 @@
               <w:pStyle w:val="Compact"/>
             </w:pPr>
             <w:r>
-              <w:t xml:space="preserve">비용과 resource efficiency 영향 검토</w:t>
+              <w:t xml:space="preserve">비용과 resource efficiency 검토</w:t>
             </w:r>
           </w:p>
         </w:tc>
       </w:tr>
     </w:tbl>
-    <w:bookmarkStart w:id="12" w:name="aiservicehasupportagent"/>
+    <w:bookmarkEnd w:id="11"/>
+    <w:bookmarkStart w:id="12" w:name="action-검증-규칙"/>
     <w:p>
       <w:pPr>
-        <w:pStyle w:val="Heading3"/>
-      </w:pPr>
-      <w:r>
-        <w:t xml:space="preserve">AIServiceHASupportAgent</w:t>
-      </w:r>
-    </w:p>
-    <w:p>
-      <w:pPr>
-        <w:pStyle w:val="FirstParagraph"/>
-      </w:pPr>
-      <w:r>
-        <w:t xml:space="preserve">서비스 가용성 신호를 확인하고 recovery 관련 action 필요성을 판단합니다. 현재 프로토타입에서는 recovery를 직접 실행하기보다 HA support 관점을 표현합니다.</w:t>
-      </w:r>
-    </w:p>
-    <w:bookmarkEnd w:id="12"/>
-    <w:bookmarkStart w:id="13" w:name="aiapplicationmanagementagent"/>
-    <w:p>
-      <w:pPr>
-        <w:pStyle w:val="Heading3"/>
-      </w:pPr>
-      <w:r>
-        <w:t xml:space="preserve">AIApplicationManagementAgent</w:t>
-      </w:r>
-    </w:p>
-    <w:p>
-      <w:pPr>
-        <w:pStyle w:val="FirstParagraph"/>
-      </w:pPr>
-      <w:r>
-        <w:t xml:space="preserve">AI 응용 배포와 제어 판단을 담당합니다. inference VM 선택, deployment 계획, deployment scale 조정, service metric 관찰과 같은 application-level action을 제안할 수 있습니다.</w:t>
-      </w:r>
-    </w:p>
-    <w:bookmarkEnd w:id="13"/>
-    <w:bookmarkStart w:id="14" w:name="aisemiconductorinfraopsagent"/>
-    <w:p>
-      <w:pPr>
-        <w:pStyle w:val="Heading3"/>
-      </w:pPr>
-      <w:r>
-        <w:t xml:space="preserve">AISemiconductorInfraOpsAgent</w:t>
-      </w:r>
-    </w:p>
-    <w:p>
-      <w:pPr>
-        <w:pStyle w:val="FirstParagraph"/>
-      </w:pPr>
-      <w:r>
-        <w:t xml:space="preserve">인프라와 AI semiconductor resource 관점을 나타냅니다. 1차년도 프로토타입에서는 CPU/GPU VM 제약, accelerator 요구, latency, throughput, memory, capacity에 초점을 둡니다. 향후 GPU/NPU cluster orchestration으로 확장할 수 있습니다.</w:t>
-      </w:r>
-    </w:p>
-    <w:bookmarkEnd w:id="14"/>
-    <w:bookmarkStart w:id="15" w:name="costoptimizationagent"/>
-    <w:p>
-      <w:pPr>
-        <w:pStyle w:val="Heading3"/>
-      </w:pPr>
-      <w:r>
-        <w:t xml:space="preserve">CostOptimizationAgent</w:t>
-      </w:r>
-    </w:p>
-    <w:p>
-      <w:pPr>
-        <w:pStyle w:val="FirstParagraph"/>
-      </w:pPr>
-      <w:r>
-        <w:t xml:space="preserve">resource usage와 cost implication을 검토합니다. 불필요한 GPU 사용이나 과도한 scale-out 같은 고비용 action을 제한하는 데 사용합니다.</w:t>
-      </w:r>
-    </w:p>
-    <w:bookmarkEnd w:id="15"/>
-    <w:bookmarkEnd w:id="16"/>
-    <w:bookmarkStart w:id="17" w:name="bounded-action"/>
-    <w:p>
-      <w:pPr>
         <w:pStyle w:val="Heading2"/>
       </w:pPr>
       <w:r>
-        <w:t xml:space="preserve">5. Bounded Action</w:t>
-      </w:r>
-    </w:p>
-    <w:p>
-      <w:pPr>
-        <w:pStyle w:val="FirstParagraph"/>
-      </w:pPr>
-      <w:r>
-        <w:t xml:space="preserve">Bounded action은 각 agent가 승인하거나 제안할 수 있는 action을 정의합니다. 이는 안전성을 위한 설계 선택입니다. LLM 또는 agent가 arbitrary infrastructure command를 자유롭게 생성하도록 두지 않고, 요청 action이 선택 agent의 allowed action list에 포함되는지 먼저 확인합니다.</w:t>
-      </w:r>
-    </w:p>
-    <w:p>
-      <w:pPr>
-        <w:pStyle w:val="BodyText"/>
-      </w:pPr>
-      <w:r>
-        <w:t xml:space="preserve">예를 들어</w:t>
-      </w:r>
-      <w:r>
-        <w:t xml:space="preserve"> </w:t>
-      </w:r>
-      <w:r>
-        <w:rPr>
-          <w:rStyle w:val="VerbatimChar"/>
-        </w:rPr>
-        <w:t xml:space="preserve">AIApplicationManagementAgent</w:t>
-      </w:r>
-      <w:r>
-        <w:t xml:space="preserve">는</w:t>
-      </w:r>
-      <w:r>
-        <w:t xml:space="preserve"> </w:t>
-      </w:r>
-      <w:r>
-        <w:rPr>
-          <w:rStyle w:val="VerbatimChar"/>
-        </w:rPr>
-        <w:t xml:space="preserve">app_scale_deployment</w:t>
-      </w:r>
-      <w:r>
-        <w:t xml:space="preserve">,</w:t>
-      </w:r>
-      <w:r>
-        <w:t xml:space="preserve"> </w:t>
-      </w:r>
-      <w:r>
-        <w:rPr>
-          <w:rStyle w:val="VerbatimChar"/>
-        </w:rPr>
-        <w:t xml:space="preserve">app_plan_deployment</w:t>
-      </w:r>
-      <w:r>
-        <w:t xml:space="preserve">와 같은 application-level action을 검증할 수 있고,</w:t>
-      </w:r>
-      <w:r>
-        <w:t xml:space="preserve"> </w:t>
-      </w:r>
-      <w:r>
-        <w:rPr>
-          <w:rStyle w:val="VerbatimChar"/>
-        </w:rPr>
-        <w:t xml:space="preserve">AISemiconductorInfraOpsAgent</w:t>
-      </w:r>
-      <w:r>
-        <w:t xml:space="preserve">는 infrastructure placement 관련 action을 담당합니다. action이 선택 agent의 범위에 없으면 Go validation function은 false를 반환합니다.</w:t>
-      </w:r>
-    </w:p>
-    <w:bookmarkEnd w:id="17"/>
-    <w:bookmarkStart w:id="18" w:name="reward-signal"/>
-    <w:p>
-      <w:pPr>
-        <w:pStyle w:val="Heading2"/>
-      </w:pPr>
-      <w:r>
-        <w:t xml:space="preserve">6. Reward Signal</w:t>
-      </w:r>
-    </w:p>
-    <w:p>
-      <w:pPr>
-        <w:pStyle w:val="FirstParagraph"/>
-      </w:pPr>
-      <w:r>
-        <w:t xml:space="preserve">Reward signal은 각 agent가 무엇을 최적화하거나 피해야 하는지 설계 수준에서 표현합니다. 현재 프로토타입에서는 reinforcement learning model 학습에 사용하지 않습니다. 대신 agent별 평가 방향을 문서화합니다. 예를 들어 service HA agent는 recovery 필요성 판단이 실제 incident state와 일치할 때 positive reward를 받고, cost optimization agent는 불필요한 고비용 resource 사용을 승인할 때 penalty를 받는 식입니다.</w:t>
-      </w:r>
-    </w:p>
-    <w:p>
-      <w:pPr>
-        <w:pStyle w:val="BodyText"/>
-      </w:pPr>
-      <w:r>
-        <w:t xml:space="preserve">Reward signal은 향후 평가와 learning extension을 위한 설계 산출물이며, 완료된 RL training result가 아닙니다.</w:t>
-      </w:r>
-    </w:p>
-    <w:bookmarkEnd w:id="18"/>
-    <w:bookmarkStart w:id="19" w:name="go-구현"/>
-    <w:p>
-      <w:pPr>
-        <w:pStyle w:val="Heading2"/>
-      </w:pPr>
-      <w:r>
-        <w:t xml:space="preserve">7. Go 구현</w:t>
+        <w:t xml:space="preserve">4. Action 검증 규칙</w:t>
       </w:r>
     </w:p>
     <w:tbl>
@@ -652,18 +614,18 @@
               <w:pStyle w:val="Compact"/>
             </w:pPr>
             <w:r>
-              <w:t xml:space="preserve">구성요소</w:t>
-            </w:r>
-          </w:p>
-        </w:tc>
-        <w:tc>
-          <w:tcPr/>
-          <w:p>
-            <w:pPr>
-              <w:pStyle w:val="Compact"/>
-            </w:pPr>
-            <w:r>
-              <w:t xml:space="preserve">경로</w:t>
+              <w:t xml:space="preserve">규칙</w:t>
+            </w:r>
+          </w:p>
+        </w:tc>
+        <w:tc>
+          <w:tcPr/>
+          <w:p>
+            <w:pPr>
+              <w:pStyle w:val="Compact"/>
+            </w:pPr>
+            <w:r>
+              <w:t xml:space="preserve">설명</w:t>
             </w:r>
           </w:p>
         </w:tc>
@@ -676,7 +638,31 @@
               <w:pStyle w:val="Compact"/>
             </w:pPr>
             <w:r>
-              <w:t xml:space="preserve">에이전트 registry 설정</w:t>
+              <w:t xml:space="preserve">등록 여부 확인</w:t>
+            </w:r>
+          </w:p>
+        </w:tc>
+        <w:tc>
+          <w:tcPr/>
+          <w:p>
+            <w:pPr>
+              <w:pStyle w:val="Compact"/>
+            </w:pPr>
+            <w:r>
+              <w:t xml:space="preserve">요청 agent가 registry에 있어야 한다.</w:t>
+            </w:r>
+          </w:p>
+        </w:tc>
+      </w:tr>
+      <w:tr>
+        <w:tc>
+          <w:tcPr/>
+          <w:p>
+            <w:pPr>
+              <w:pStyle w:val="Compact"/>
+            </w:pPr>
+            <w:r>
+              <w:t xml:space="preserve">활성 상태 확인</w:t>
             </w:r>
           </w:p>
         </w:tc>
@@ -690,7 +676,10 @@
               <w:rPr>
                 <w:rStyle w:val="VerbatimChar"/>
               </w:rPr>
-              <w:t xml:space="preserve">config/agent_registry.json</w:t>
+              <w:t xml:space="preserve">enabled=true</w:t>
+            </w:r>
+            <w:r>
+              <w:t xml:space="preserve">인 agent만 사용할 수 있다.</w:t>
             </w:r>
           </w:p>
         </w:tc>
@@ -703,21 +692,30 @@
               <w:pStyle w:val="Compact"/>
             </w:pPr>
             <w:r>
-              <w:t xml:space="preserve">Go 서비스 로직</w:t>
-            </w:r>
-          </w:p>
-        </w:tc>
-        <w:tc>
-          <w:tcPr/>
-          <w:p>
-            <w:pPr>
-              <w:pStyle w:val="Compact"/>
-            </w:pPr>
+              <w:t xml:space="preserve">action boundary 확인</w:t>
+            </w:r>
+          </w:p>
+        </w:tc>
+        <w:tc>
+          <w:tcPr/>
+          <w:p>
+            <w:pPr>
+              <w:pStyle w:val="Compact"/>
+            </w:pPr>
+            <w:r>
+              <w:t xml:space="preserve">요청 action이</w:t>
+            </w:r>
+            <w:r>
+              <w:t xml:space="preserve"> </w:t>
+            </w:r>
             <w:r>
               <w:rPr>
                 <w:rStyle w:val="VerbatimChar"/>
               </w:rPr>
-              <w:t xml:space="preserve">go/service-control-api/internal/api/service.go</w:t>
+              <w:t xml:space="preserve">bounded_actions</w:t>
+            </w:r>
+            <w:r>
+              <w:t xml:space="preserve">에 포함되어야 한다.</w:t>
             </w:r>
           </w:p>
         </w:tc>
@@ -730,77 +728,31 @@
               <w:pStyle w:val="Compact"/>
             </w:pPr>
             <w:r>
-              <w:t xml:space="preserve">API/CLI model</w:t>
-            </w:r>
-          </w:p>
-        </w:tc>
-        <w:tc>
-          <w:tcPr/>
-          <w:p>
-            <w:pPr>
-              <w:pStyle w:val="Compact"/>
-            </w:pPr>
-            <w:r>
-              <w:rPr>
-                <w:rStyle w:val="VerbatimChar"/>
-              </w:rPr>
-              <w:t xml:space="preserve">go/service-control-api/internal/api/models.go</w:t>
-            </w:r>
-          </w:p>
-        </w:tc>
-      </w:tr>
-      <w:tr>
-        <w:tc>
-          <w:tcPr/>
-          <w:p>
-            <w:pPr>
-              <w:pStyle w:val="Compact"/>
-            </w:pPr>
-            <w:r>
-              <w:t xml:space="preserve">CLI entrypoint</w:t>
-            </w:r>
-          </w:p>
-        </w:tc>
-        <w:tc>
-          <w:tcPr/>
-          <w:p>
-            <w:pPr>
-              <w:pStyle w:val="Compact"/>
-            </w:pPr>
-            <w:r>
-              <w:rPr>
-                <w:rStyle w:val="VerbatimChar"/>
-              </w:rPr>
-              <w:t xml:space="preserve">go/service-control-api/cmd/aiops-service-control/main.go</w:t>
+              <w:t xml:space="preserve">결과 설명</w:t>
+            </w:r>
+          </w:p>
+        </w:tc>
+        <w:tc>
+          <w:tcPr/>
+          <w:p>
+            <w:pPr>
+              <w:pStyle w:val="Compact"/>
+            </w:pPr>
+            <w:r>
+              <w:t xml:space="preserve">승인 여부와 사유를 함께 반환해야 한다.</w:t>
             </w:r>
           </w:p>
         </w:tc>
       </w:tr>
     </w:tbl>
+    <w:bookmarkEnd w:id="12"/>
+    <w:bookmarkStart w:id="13" w:name="검증-방법"/>
     <w:p>
       <w:pPr>
-        <w:pStyle w:val="BodyText"/>
-      </w:pPr>
-      <w:r>
-        <w:t xml:space="preserve">Go 구현은 registry loading, agent lookup, action validation, integrated service-operation review output을 제공합니다.</w:t>
-      </w:r>
-    </w:p>
-    <w:bookmarkEnd w:id="19"/>
-    <w:bookmarkStart w:id="20" w:name="cli-검증"/>
-    <w:p>
-      <w:pPr>
         <w:pStyle w:val="Heading2"/>
       </w:pPr>
       <w:r>
-        <w:t xml:space="preserve">8. CLI 검증</w:t>
-      </w:r>
-    </w:p>
-    <w:p>
-      <w:pPr>
-        <w:pStyle w:val="FirstParagraph"/>
-      </w:pPr>
-      <w:r>
-        <w:t xml:space="preserve">에이전트 목록 조회:</w:t>
+        <w:t xml:space="preserve">5. 검증 방법</w:t>
       </w:r>
     </w:p>
     <w:p>
@@ -831,24 +783,17 @@
         </w:rPr>
         <w:t xml:space="preserve">  --registry ../../config/agent_registry.json</w:t>
       </w:r>
-    </w:p>
-    <w:p>
-      <w:pPr>
-        <w:pStyle w:val="FirstParagraph"/>
-      </w:pPr>
-      <w:r>
-        <w:t xml:space="preserve">단일 에이전트 조회:</w:t>
-      </w:r>
-    </w:p>
-    <w:p>
-      <w:pPr>
-        <w:pStyle w:val="SourceCode"/>
-      </w:pPr>
+      <w:r>
+        <w:br/>
+      </w:r>
+      <w:r>
+        <w:br/>
+      </w:r>
       <w:r>
         <w:rPr>
           <w:rStyle w:val="VerbatimChar"/>
         </w:rPr>
-        <w:t xml:space="preserve">go run ./cmd/aiops-service-control show-agent \</w:t>
+        <w:t xml:space="preserve">go run ./cmd/aiops-service-control validate-agent-action \</w:t>
       </w:r>
       <w:r>
         <w:br/>
@@ -866,43 +811,6 @@
         <w:rPr>
           <w:rStyle w:val="VerbatimChar"/>
         </w:rPr>
-        <w:t xml:space="preserve">  --agent AIApplicationManagementAgent</w:t>
-      </w:r>
-    </w:p>
-    <w:p>
-      <w:pPr>
-        <w:pStyle w:val="FirstParagraph"/>
-      </w:pPr>
-      <w:r>
-        <w:t xml:space="preserve">Action 검증:</w:t>
-      </w:r>
-    </w:p>
-    <w:p>
-      <w:pPr>
-        <w:pStyle w:val="SourceCode"/>
-      </w:pPr>
-      <w:r>
-        <w:rPr>
-          <w:rStyle w:val="VerbatimChar"/>
-        </w:rPr>
-        <w:t xml:space="preserve">go run ./cmd/aiops-service-control validate-agent-action \</w:t>
-      </w:r>
-      <w:r>
-        <w:br/>
-      </w:r>
-      <w:r>
-        <w:rPr>
-          <w:rStyle w:val="VerbatimChar"/>
-        </w:rPr>
-        <w:t xml:space="preserve">  --registry ../../config/agent_registry.json \</w:t>
-      </w:r>
-      <w:r>
-        <w:br/>
-      </w:r>
-      <w:r>
-        <w:rPr>
-          <w:rStyle w:val="VerbatimChar"/>
-        </w:rPr>
         <w:t xml:space="preserve">  --agent AIApplicationManagementAgent \</w:t>
       </w:r>
       <w:r>
@@ -934,413 +842,66 @@
         <w:t xml:space="preserve">valid = true</w:t>
       </w:r>
     </w:p>
-    <w:bookmarkEnd w:id="20"/>
-    <w:bookmarkStart w:id="21" w:name="api-연동"/>
+    <w:bookmarkEnd w:id="13"/>
+    <w:bookmarkStart w:id="14" w:name="설계-경계"/>
     <w:p>
       <w:pPr>
         <w:pStyle w:val="Heading2"/>
       </w:pPr>
       <w:r>
-        <w:t xml:space="preserve">9. API 연동</w:t>
-      </w:r>
-    </w:p>
-    <w:tbl>
-      <w:tblPr>
-        <w:tblStyle w:val="Table"/>
-        <w:tblW w:type="auto" w:w="0"/>
-        <w:tblLook w:firstRow="1" w:lastRow="0" w:firstColumn="0" w:lastColumn="0" w:noHBand="0" w:noVBand="0" w:val="0020"/>
-      </w:tblPr>
-      <w:tblGrid>
-        <w:gridCol w:w="3960"/>
-        <w:gridCol w:w="3960"/>
-      </w:tblGrid>
-      <w:tr>
-        <w:trPr>
-          <w:tblHeader w:val="on"/>
-        </w:trPr>
-        <w:tc>
-          <w:tcPr/>
-          <w:p>
-            <w:pPr>
-              <w:pStyle w:val="Compact"/>
-            </w:pPr>
-            <w:r>
-              <w:t xml:space="preserve">기능</w:t>
-            </w:r>
-          </w:p>
-        </w:tc>
-        <w:tc>
-          <w:tcPr/>
-          <w:p>
-            <w:pPr>
-              <w:pStyle w:val="Compact"/>
-            </w:pPr>
-            <w:r>
-              <w:t xml:space="preserve">API path</w:t>
-            </w:r>
-          </w:p>
-        </w:tc>
-      </w:tr>
-      <w:tr>
-        <w:tc>
-          <w:tcPr/>
-          <w:p>
-            <w:pPr>
-              <w:pStyle w:val="Compact"/>
-            </w:pPr>
-            <w:r>
-              <w:t xml:space="preserve">등록 에이전트 목록 조회</w:t>
-            </w:r>
-          </w:p>
-        </w:tc>
-        <w:tc>
-          <w:tcPr/>
-          <w:p>
-            <w:pPr>
-              <w:pStyle w:val="Compact"/>
-            </w:pPr>
-            <w:r>
-              <w:rPr>
-                <w:rStyle w:val="VerbatimChar"/>
-              </w:rPr>
-              <w:t xml:space="preserve">GET /api/v1/agents</w:t>
-            </w:r>
-          </w:p>
-        </w:tc>
-      </w:tr>
-      <w:tr>
-        <w:tc>
-          <w:tcPr/>
-          <w:p>
-            <w:pPr>
-              <w:pStyle w:val="Compact"/>
-            </w:pPr>
-            <w:r>
-              <w:t xml:space="preserve">통합 서비스 운영 준비도 실행</w:t>
-            </w:r>
-          </w:p>
-        </w:tc>
-        <w:tc>
-          <w:tcPr/>
-          <w:p>
-            <w:pPr>
-              <w:pStyle w:val="Compact"/>
-            </w:pPr>
-            <w:r>
-              <w:rPr>
-                <w:rStyle w:val="VerbatimChar"/>
-              </w:rPr>
-              <w:t xml:space="preserve">POST /api/v1/service-operations/run</w:t>
-            </w:r>
-          </w:p>
-        </w:tc>
-      </w:tr>
-    </w:tbl>
-    <w:p>
-      <w:pPr>
-        <w:pStyle w:val="BodyText"/>
-      </w:pPr>
-      <w:r>
-        <w:t xml:space="preserve">통합 service-operations 응답에는</w:t>
-      </w:r>
-      <w:r>
-        <w:t xml:space="preserve"> </w:t>
-      </w:r>
-      <w:r>
-        <w:rPr>
-          <w:rStyle w:val="VerbatimChar"/>
-        </w:rPr>
-        <w:t xml:space="preserve">agent_reviews</w:t>
-      </w:r>
-      <w:r>
-        <w:t xml:space="preserve">가 포함되며, application, infrastructure, cost 검토 관점을 함께 보고합니다.</w:t>
-      </w:r>
-    </w:p>
-    <w:bookmarkEnd w:id="21"/>
-    <w:bookmarkStart w:id="22" w:name="설계-경계"/>
-    <w:p>
-      <w:pPr>
-        <w:pStyle w:val="Heading2"/>
-      </w:pPr>
-      <w:r>
-        <w:t xml:space="preserve">10. 설계 경계</w:t>
+        <w:t xml:space="preserve">6. 설계 경계</w:t>
       </w:r>
     </w:p>
     <w:p>
       <w:pPr>
-        <w:pStyle w:val="FirstParagraph"/>
-      </w:pPr>
-      <w:r>
-        <w:t xml:space="preserve">현재 프로토타입은 완전한 autonomous agent orchestration을 주장하지 않습니다. 자율 서비스 제어 agent가 안전하게 작동하기 전에 필요한 registration과 bounded-action validation foundation을 제공합니다. 향후 multi-agent planning, real operation metrics, reinforcement learning feedback, runtime policy governance와 연결할 수 있습니다.</w:t>
+        <w:pStyle w:val="Compact"/>
+        <w:numPr>
+          <w:ilvl w:val="0"/>
+          <w:numId w:val="1001"/>
+        </w:numPr>
+      </w:pPr>
+      <w:r>
+        <w:t xml:space="preserve">완전한 autonomous multi-agent orchestration을 구현한 문서가 아니다.</w:t>
       </w:r>
     </w:p>
-    <w:bookmarkEnd w:id="22"/>
-    <w:bookmarkStart w:id="23" w:name="관련-산출물"/>
     <w:p>
       <w:pPr>
-        <w:pStyle w:val="Heading2"/>
-      </w:pPr>
-      <w:r>
-        <w:t xml:space="preserve">11. 관련 산출물</w:t>
+        <w:pStyle w:val="Compact"/>
+        <w:numPr>
+          <w:ilvl w:val="0"/>
+          <w:numId w:val="1001"/>
+        </w:numPr>
+      </w:pPr>
+      <w:r>
+        <w:t xml:space="preserve">LLM이 임의 infrastructure command를 직접 실행하지 못하도록 action boundary를 둔다.</w:t>
       </w:r>
     </w:p>
-    <w:tbl>
-      <w:tblPr>
-        <w:tblStyle w:val="Table"/>
-        <w:tblW w:type="pct" w:w="5000"/>
-        <w:tblLayout w:type="fixed"/>
-        <w:tblLook w:firstRow="1" w:lastRow="0" w:firstColumn="0" w:lastColumn="0" w:noHBand="0" w:noVBand="0" w:val="0020"/>
-      </w:tblPr>
-      <w:tblGrid>
-        <w:gridCol w:w="3960"/>
-        <w:gridCol w:w="3960"/>
-      </w:tblGrid>
-      <w:tr>
-        <w:trPr>
-          <w:tblHeader w:val="on"/>
-        </w:trPr>
-        <w:tc>
-          <w:tcPr/>
-          <w:p>
-            <w:pPr>
-              <w:pStyle w:val="Compact"/>
-            </w:pPr>
-            <w:r>
-              <w:t xml:space="preserve">산출물</w:t>
-            </w:r>
-          </w:p>
-        </w:tc>
-        <w:tc>
-          <w:tcPr/>
-          <w:p>
-            <w:pPr>
-              <w:pStyle w:val="Compact"/>
-            </w:pPr>
-            <w:r>
-              <w:t xml:space="preserve">경로</w:t>
-            </w:r>
-          </w:p>
-        </w:tc>
-      </w:tr>
-      <w:tr>
-        <w:tc>
-          <w:tcPr/>
-          <w:p>
-            <w:pPr>
-              <w:pStyle w:val="Compact"/>
-            </w:pPr>
-            <w:r>
-              <w:t xml:space="preserve">에이전트 registry 설정</w:t>
-            </w:r>
-          </w:p>
-        </w:tc>
-        <w:tc>
-          <w:tcPr/>
-          <w:p>
-            <w:pPr>
-              <w:pStyle w:val="Compact"/>
-            </w:pPr>
-            <w:r>
-              <w:rPr>
-                <w:rStyle w:val="VerbatimChar"/>
-              </w:rPr>
-              <w:t xml:space="preserve">config/agent_registry.json</w:t>
-            </w:r>
-          </w:p>
-        </w:tc>
-      </w:tr>
-      <w:tr>
-        <w:tc>
-          <w:tcPr/>
-          <w:p>
-            <w:pPr>
-              <w:pStyle w:val="Compact"/>
-            </w:pPr>
-            <w:r>
-              <w:t xml:space="preserve">에이전트 registry 가이드</w:t>
-            </w:r>
-          </w:p>
-        </w:tc>
-        <w:tc>
-          <w:tcPr/>
-          <w:p>
-            <w:pPr>
-              <w:pStyle w:val="Compact"/>
-            </w:pPr>
-            <w:r>
-              <w:rPr>
-                <w:rStyle w:val="VerbatimChar"/>
-              </w:rPr>
-              <w:t xml:space="preserve">docs/design/agent_registry_guide.md</w:t>
-            </w:r>
-          </w:p>
-        </w:tc>
-      </w:tr>
-      <w:tr>
-        <w:tc>
-          <w:tcPr/>
-          <w:p>
-            <w:pPr>
-              <w:pStyle w:val="Compact"/>
-            </w:pPr>
-            <w:r>
-              <w:t xml:space="preserve">에이전트 action/reward policy</w:t>
-            </w:r>
-          </w:p>
-        </w:tc>
-        <w:tc>
-          <w:tcPr/>
-          <w:p>
-            <w:pPr>
-              <w:pStyle w:val="Compact"/>
-            </w:pPr>
-            <w:r>
-              <w:rPr>
-                <w:rStyle w:val="VerbatimChar"/>
-              </w:rPr>
-              <w:t xml:space="preserve">docs/design/agent_action_reward_policy.md</w:t>
-            </w:r>
-          </w:p>
-        </w:tc>
-      </w:tr>
-      <w:tr>
-        <w:tc>
-          <w:tcPr/>
-          <w:p>
-            <w:pPr>
-              <w:pStyle w:val="Compact"/>
-            </w:pPr>
-            <w:r>
-              <w:t xml:space="preserve">Go 서비스 로직</w:t>
-            </w:r>
-          </w:p>
-        </w:tc>
-        <w:tc>
-          <w:tcPr/>
-          <w:p>
-            <w:pPr>
-              <w:pStyle w:val="Compact"/>
-            </w:pPr>
-            <w:r>
-              <w:rPr>
-                <w:rStyle w:val="VerbatimChar"/>
-              </w:rPr>
-              <w:t xml:space="preserve">go/service-control-api/internal/api/service.go</w:t>
-            </w:r>
-          </w:p>
-        </w:tc>
-      </w:tr>
-      <w:tr>
-        <w:tc>
-          <w:tcPr/>
-          <w:p>
-            <w:pPr>
-              <w:pStyle w:val="Compact"/>
-            </w:pPr>
-            <w:r>
-              <w:t xml:space="preserve">API/CLI model</w:t>
-            </w:r>
-          </w:p>
-        </w:tc>
-        <w:tc>
-          <w:tcPr/>
-          <w:p>
-            <w:pPr>
-              <w:pStyle w:val="Compact"/>
-            </w:pPr>
-            <w:r>
-              <w:rPr>
-                <w:rStyle w:val="VerbatimChar"/>
-              </w:rPr>
-              <w:t xml:space="preserve">go/service-control-api/internal/api/models.go</w:t>
-            </w:r>
-          </w:p>
-        </w:tc>
-      </w:tr>
-      <w:tr>
-        <w:tc>
-          <w:tcPr/>
-          <w:p>
-            <w:pPr>
-              <w:pStyle w:val="Compact"/>
-            </w:pPr>
-            <w:r>
-              <w:t xml:space="preserve">CLI entrypoint</w:t>
-            </w:r>
-          </w:p>
-        </w:tc>
-        <w:tc>
-          <w:tcPr/>
-          <w:p>
-            <w:pPr>
-              <w:pStyle w:val="Compact"/>
-            </w:pPr>
-            <w:r>
-              <w:rPr>
-                <w:rStyle w:val="VerbatimChar"/>
-              </w:rPr>
-              <w:t xml:space="preserve">go/service-control-api/cmd/aiops-service-control/main.go</w:t>
-            </w:r>
-          </w:p>
-        </w:tc>
-      </w:tr>
-      <w:tr>
-        <w:tc>
-          <w:tcPr/>
-          <w:p>
-            <w:pPr>
-              <w:pStyle w:val="Compact"/>
-            </w:pPr>
-            <w:r>
-              <w:t xml:space="preserve">기능/API 가이드</w:t>
-            </w:r>
-          </w:p>
-        </w:tc>
-        <w:tc>
-          <w:tcPr/>
-          <w:p>
-            <w:pPr>
-              <w:pStyle w:val="Compact"/>
-            </w:pPr>
-            <w:r>
-              <w:rPr>
-                <w:rStyle w:val="VerbatimChar"/>
-              </w:rPr>
-              <w:t xml:space="preserve">docs/submission/functional_api_guide.md</w:t>
-            </w:r>
-          </w:p>
-        </w:tc>
-      </w:tr>
-      <w:tr>
-        <w:tc>
-          <w:tcPr/>
-          <w:p>
-            <w:pPr>
-              <w:pStyle w:val="Compact"/>
-            </w:pPr>
-            <w:r>
-              <w:t xml:space="preserve">테스트 가이드</w:t>
-            </w:r>
-          </w:p>
-        </w:tc>
-        <w:tc>
-          <w:tcPr/>
-          <w:p>
-            <w:pPr>
-              <w:pStyle w:val="Compact"/>
-            </w:pPr>
-            <w:r>
-              <w:rPr>
-                <w:rStyle w:val="VerbatimChar"/>
-              </w:rPr>
-              <w:t xml:space="preserve">docs/submission/test_guide.md</w:t>
-            </w:r>
-          </w:p>
-        </w:tc>
-      </w:tr>
-    </w:tbl>
-    <w:bookmarkEnd w:id="23"/>
-    <w:bookmarkEnd w:id="24"/>
+    <w:p>
+      <w:pPr>
+        <w:pStyle w:val="Compact"/>
+        <w:numPr>
+          <w:ilvl w:val="0"/>
+          <w:numId w:val="1001"/>
+        </w:numPr>
+      </w:pPr>
+      <w:r>
+        <w:t xml:space="preserve">reward signal은 향후 평가 방향을 위한 설계 정보이며 RL 학습 결과가 아니다.</w:t>
+      </w:r>
+    </w:p>
+    <w:p>
+      <w:pPr>
+        <w:pStyle w:val="Compact"/>
+        <w:numPr>
+          <w:ilvl w:val="0"/>
+          <w:numId w:val="1001"/>
+        </w:numPr>
+      </w:pPr>
+      <w:r>
+        <w:t xml:space="preserve">실제 운영 연결 전에는 registry 검증과 Go guard 검증을 통과해야 한다.</w:t>
+      </w:r>
+    </w:p>
+    <w:bookmarkEnd w:id="14"/>
+    <w:bookmarkEnd w:id="15"/>
     <w:sectPr>
       <w:footnotePr>
         <w:numRestart w:val="eachSect"/>
@@ -1558,9 +1119,6 @@
     <w:abstractNumId w:val="990"/>
   </w:num>
   <w:num w:numId="1001">
-    <w:abstractNumId w:val="991"/>
-  </w:num>
-  <w:num w:numId="1002">
     <w:abstractNumId w:val="991"/>
   </w:num>
 </w:numbering>

--- a/docs/deliverables/docx/02_Agent_Registration_Management_Prototype.docx
+++ b/docs/deliverables/docx/02_Agent_Registration_Management_Prototype.docx
@@ -2,7 +2,7 @@
 <file path=word/document.xml><?xml version="1.0" encoding="utf-8"?>
 <w:document xmlns:w="http://schemas.openxmlformats.org/wordprocessingml/2006/main" xmlns:m="http://schemas.openxmlformats.org/officeDocument/2006/math" xmlns:r="http://schemas.openxmlformats.org/officeDocument/2006/relationships" xmlns:o="urn:schemas-microsoft-com:office:office" xmlns:v="urn:schemas-microsoft-com:vml" xmlns:w10="urn:schemas-microsoft-com:office:word" xmlns:a="http://schemas.openxmlformats.org/drawingml/2006/main" xmlns:pic="http://schemas.openxmlformats.org/drawingml/2006/picture" xmlns:wp="http://schemas.openxmlformats.org/drawingml/2006/wordprocessingDrawing">
   <w:body>
-    <w:bookmarkStart w:id="15" w:name="에이전트-등록-관리-프로토타입"/>
+    <w:bookmarkStart w:id="17" w:name="에이전트-등록-관리-프로토타입"/>
     <w:p>
       <w:pPr>
         <w:pStyle w:val="Heading1"/>
@@ -19,13 +19,31 @@
         <w:t xml:space="preserve">영문 제목: Agent Registration Management Prototype</w:t>
       </w:r>
     </w:p>
-    <w:bookmarkStart w:id="9" w:name="한눈에-보는-구조"/>
+    <w:bookmarkStart w:id="9" w:name="설계-목적"/>
     <w:p>
       <w:pPr>
         <w:pStyle w:val="Heading2"/>
       </w:pPr>
       <w:r>
-        <w:t xml:space="preserve">1. 한눈에 보는 구조</w:t>
+        <w:t xml:space="preserve">1. 설계 목적</w:t>
+      </w:r>
+    </w:p>
+    <w:p>
+      <w:pPr>
+        <w:pStyle w:val="FirstParagraph"/>
+      </w:pPr>
+      <w:r>
+        <w:t xml:space="preserve">본 문서는 AI 서비스 제어에 참여하는 agent를 등록하고, 각 agent의 역할과 허용 action을 검증하는 구조를 정의합니다. 목표는 LLM 또는 agent가 임의 action을 바로 실행하지 못하게 하고, 사전에 정의된 boundary 안에서만 서비스 제어 판단에 참여하도록 하는 것입니다.</w:t>
+      </w:r>
+    </w:p>
+    <w:bookmarkEnd w:id="9"/>
+    <w:bookmarkStart w:id="10" w:name="한눈에-보는-구조"/>
+    <w:p>
+      <w:pPr>
+        <w:pStyle w:val="Heading2"/>
+      </w:pPr>
+      <w:r>
+        <w:t xml:space="preserve">2. 한눈에 보는 구조</w:t>
       </w:r>
     </w:p>
     <w:tbl>
@@ -73,30 +91,6 @@
               <w:pStyle w:val="Compact"/>
             </w:pPr>
             <w:r>
-              <w:t xml:space="preserve">목적</w:t>
-            </w:r>
-          </w:p>
-        </w:tc>
-        <w:tc>
-          <w:tcPr/>
-          <w:p>
-            <w:pPr>
-              <w:pStyle w:val="Compact"/>
-            </w:pPr>
-            <w:r>
-              <w:t xml:space="preserve">AI 에이전트의 역할, 책임, 허용 action을 등록하고 검증한다.</w:t>
-            </w:r>
-          </w:p>
-        </w:tc>
-      </w:tr>
-      <w:tr>
-        <w:tc>
-          <w:tcPr/>
-          <w:p>
-            <w:pPr>
-              <w:pStyle w:val="Compact"/>
-            </w:pPr>
-            <w:r>
               <w:t xml:space="preserve">입력</w:t>
             </w:r>
           </w:p>
@@ -124,6 +118,30 @@
               <w:pStyle w:val="Compact"/>
             </w:pPr>
             <w:r>
+              <w:t xml:space="preserve">관리 대상</w:t>
+            </w:r>
+          </w:p>
+        </w:tc>
+        <w:tc>
+          <w:tcPr/>
+          <w:p>
+            <w:pPr>
+              <w:pStyle w:val="Compact"/>
+            </w:pPr>
+            <w:r>
+              <w:t xml:space="preserve">agent name, role, responsibility, bounded action</w:t>
+            </w:r>
+          </w:p>
+        </w:tc>
+      </w:tr>
+      <w:tr>
+        <w:tc>
+          <w:tcPr/>
+          <w:p>
+            <w:pPr>
+              <w:pStyle w:val="Compact"/>
+            </w:pPr>
+            <w:r>
               <w:t xml:space="preserve">처리</w:t>
             </w:r>
           </w:p>
@@ -135,7 +153,7 @@
               <w:pStyle w:val="Compact"/>
             </w:pPr>
             <w:r>
-              <w:t xml:space="preserve">agent 조회, action boundary 확인, 승인 여부 판단</w:t>
+              <w:t xml:space="preserve">agent 조회, action 허용 여부 검증</w:t>
             </w:r>
           </w:p>
         </w:tc>
@@ -159,44 +177,44 @@
               <w:pStyle w:val="Compact"/>
             </w:pPr>
             <w:r>
-              <w:t xml:space="preserve">agent list, agent detail, action validation result</w:t>
-            </w:r>
-          </w:p>
-        </w:tc>
-      </w:tr>
-      <w:tr>
-        <w:tc>
-          <w:tcPr/>
-          <w:p>
-            <w:pPr>
-              <w:pStyle w:val="Compact"/>
-            </w:pPr>
-            <w:r>
-              <w:t xml:space="preserve">검증</w:t>
-            </w:r>
-          </w:p>
-        </w:tc>
-        <w:tc>
-          <w:tcPr/>
-          <w:p>
-            <w:pPr>
-              <w:pStyle w:val="Compact"/>
-            </w:pPr>
-            <w:r>
-              <w:t xml:space="preserve">Go CLI/API로 registry와 action 검증 결과를 재현</w:t>
+              <w:t xml:space="preserve">agent list, agent detail, validation result</w:t>
+            </w:r>
+          </w:p>
+        </w:tc>
+      </w:tr>
+      <w:tr>
+        <w:tc>
+          <w:tcPr/>
+          <w:p>
+            <w:pPr>
+              <w:pStyle w:val="Compact"/>
+            </w:pPr>
+            <w:r>
+              <w:t xml:space="preserve">연계</w:t>
+            </w:r>
+          </w:p>
+        </w:tc>
+        <w:tc>
+          <w:tcPr/>
+          <w:p>
+            <w:pPr>
+              <w:pStyle w:val="Compact"/>
+            </w:pPr>
+            <w:r>
+              <w:t xml:space="preserve">service-operations readiness report</w:t>
             </w:r>
           </w:p>
         </w:tc>
       </w:tr>
     </w:tbl>
-    <w:bookmarkEnd w:id="9"/>
-    <w:bookmarkStart w:id="10" w:name="registry-구성"/>
+    <w:bookmarkEnd w:id="10"/>
+    <w:bookmarkStart w:id="11" w:name="registry-데이터-구조"/>
     <w:p>
       <w:pPr>
         <w:pStyle w:val="Heading2"/>
       </w:pPr>
       <w:r>
-        <w:t xml:space="preserve">2. Registry 구성</w:t>
+        <w:t xml:space="preserve">3. Registry 데이터 구조</w:t>
       </w:r>
     </w:p>
     <w:tbl>
@@ -312,7 +330,7 @@
               <w:pStyle w:val="Compact"/>
             </w:pPr>
             <w:r>
-              <w:t xml:space="preserve">담당 역할</w:t>
+              <w:t xml:space="preserve">agent 역할</w:t>
             </w:r>
           </w:p>
         </w:tc>
@@ -426,14 +444,287 @@
         </w:tc>
       </w:tr>
     </w:tbl>
-    <w:bookmarkEnd w:id="10"/>
-    <w:bookmarkStart w:id="11" w:name="등록-에이전트"/>
+    <w:bookmarkEnd w:id="11"/>
+    <w:bookmarkStart w:id="12" w:name="등록-agent"/>
     <w:p>
       <w:pPr>
         <w:pStyle w:val="Heading2"/>
       </w:pPr>
       <w:r>
-        <w:t xml:space="preserve">3. 등록 에이전트</w:t>
+        <w:t xml:space="preserve">4. 등록 Agent</w:t>
+      </w:r>
+    </w:p>
+    <w:tbl>
+      <w:tblPr>
+        <w:tblStyle w:val="Table"/>
+        <w:tblW w:type="pct" w:w="5000"/>
+        <w:tblLayout w:type="fixed"/>
+        <w:tblLook w:firstRow="1" w:lastRow="0" w:firstColumn="0" w:lastColumn="0" w:noHBand="0" w:noVBand="0" w:val="0020"/>
+      </w:tblPr>
+      <w:tblGrid>
+        <w:gridCol w:w="2640"/>
+        <w:gridCol w:w="2640"/>
+        <w:gridCol w:w="2640"/>
+      </w:tblGrid>
+      <w:tr>
+        <w:trPr>
+          <w:tblHeader w:val="on"/>
+        </w:trPr>
+        <w:tc>
+          <w:tcPr/>
+          <w:p>
+            <w:pPr>
+              <w:pStyle w:val="Compact"/>
+            </w:pPr>
+            <w:r>
+              <w:t xml:space="preserve">Agent</w:t>
+            </w:r>
+          </w:p>
+        </w:tc>
+        <w:tc>
+          <w:tcPr/>
+          <w:p>
+            <w:pPr>
+              <w:pStyle w:val="Compact"/>
+            </w:pPr>
+            <w:r>
+              <w:t xml:space="preserve">역할</w:t>
+            </w:r>
+          </w:p>
+        </w:tc>
+        <w:tc>
+          <w:tcPr/>
+          <w:p>
+            <w:pPr>
+              <w:pStyle w:val="Compact"/>
+            </w:pPr>
+            <w:r>
+              <w:t xml:space="preserve">대표 action</w:t>
+            </w:r>
+          </w:p>
+        </w:tc>
+      </w:tr>
+      <w:tr>
+        <w:tc>
+          <w:tcPr/>
+          <w:p>
+            <w:pPr>
+              <w:pStyle w:val="Compact"/>
+            </w:pPr>
+            <w:r>
+              <w:rPr>
+                <w:rStyle w:val="VerbatimChar"/>
+              </w:rPr>
+              <w:t xml:space="preserve">AIServiceHASupportAgent</w:t>
+            </w:r>
+          </w:p>
+        </w:tc>
+        <w:tc>
+          <w:tcPr/>
+          <w:p>
+            <w:pPr>
+              <w:pStyle w:val="Compact"/>
+            </w:pPr>
+            <w:r>
+              <w:t xml:space="preserve">서비스 가용성과 recovery 필요성 검토</w:t>
+            </w:r>
+          </w:p>
+        </w:tc>
+        <w:tc>
+          <w:tcPr/>
+          <w:p>
+            <w:pPr>
+              <w:pStyle w:val="Compact"/>
+            </w:pPr>
+            <w:r>
+              <w:rPr>
+                <w:rStyle w:val="VerbatimChar"/>
+              </w:rPr>
+              <w:t xml:space="preserve">ha_scale_out_required</w:t>
+            </w:r>
+            <w:r>
+              <w:t xml:space="preserve">,</w:t>
+            </w:r>
+            <w:r>
+              <w:t xml:space="preserve"> </w:t>
+            </w:r>
+            <w:r>
+              <w:rPr>
+                <w:rStyle w:val="VerbatimChar"/>
+              </w:rPr>
+              <w:t xml:space="preserve">ha_no_action</w:t>
+            </w:r>
+          </w:p>
+        </w:tc>
+      </w:tr>
+      <w:tr>
+        <w:tc>
+          <w:tcPr/>
+          <w:p>
+            <w:pPr>
+              <w:pStyle w:val="Compact"/>
+            </w:pPr>
+            <w:r>
+              <w:rPr>
+                <w:rStyle w:val="VerbatimChar"/>
+              </w:rPr>
+              <w:t xml:space="preserve">AIApplicationManagementAgent</w:t>
+            </w:r>
+          </w:p>
+        </w:tc>
+        <w:tc>
+          <w:tcPr/>
+          <w:p>
+            <w:pPr>
+              <w:pStyle w:val="Compact"/>
+            </w:pPr>
+            <w:r>
+              <w:t xml:space="preserve">AI 응용 배포·제어 검토</w:t>
+            </w:r>
+          </w:p>
+        </w:tc>
+        <w:tc>
+          <w:tcPr/>
+          <w:p>
+            <w:pPr>
+              <w:pStyle w:val="Compact"/>
+            </w:pPr>
+            <w:r>
+              <w:rPr>
+                <w:rStyle w:val="VerbatimChar"/>
+              </w:rPr>
+              <w:t xml:space="preserve">app_select_inference_vm</w:t>
+            </w:r>
+            <w:r>
+              <w:t xml:space="preserve">,</w:t>
+            </w:r>
+            <w:r>
+              <w:t xml:space="preserve"> </w:t>
+            </w:r>
+            <w:r>
+              <w:rPr>
+                <w:rStyle w:val="VerbatimChar"/>
+              </w:rPr>
+              <w:t xml:space="preserve">app_scale_deployment</w:t>
+            </w:r>
+          </w:p>
+        </w:tc>
+      </w:tr>
+      <w:tr>
+        <w:tc>
+          <w:tcPr/>
+          <w:p>
+            <w:pPr>
+              <w:pStyle w:val="Compact"/>
+            </w:pPr>
+            <w:r>
+              <w:rPr>
+                <w:rStyle w:val="VerbatimChar"/>
+              </w:rPr>
+              <w:t xml:space="preserve">AISemiconductorInfraOpsAgent</w:t>
+            </w:r>
+          </w:p>
+        </w:tc>
+        <w:tc>
+          <w:tcPr/>
+          <w:p>
+            <w:pPr>
+              <w:pStyle w:val="Compact"/>
+            </w:pPr>
+            <w:r>
+              <w:t xml:space="preserve">CPU/GPU VM 제약 검증</w:t>
+            </w:r>
+          </w:p>
+        </w:tc>
+        <w:tc>
+          <w:tcPr/>
+          <w:p>
+            <w:pPr>
+              <w:pStyle w:val="Compact"/>
+            </w:pPr>
+            <w:r>
+              <w:rPr>
+                <w:rStyle w:val="VerbatimChar"/>
+              </w:rPr>
+              <w:t xml:space="preserve">infra_select_cpu_gpu_vm</w:t>
+            </w:r>
+            <w:r>
+              <w:t xml:space="preserve">,</w:t>
+            </w:r>
+            <w:r>
+              <w:t xml:space="preserve"> </w:t>
+            </w:r>
+            <w:r>
+              <w:rPr>
+                <w:rStyle w:val="VerbatimChar"/>
+              </w:rPr>
+              <w:t xml:space="preserve">infra_capacity_approved</w:t>
+            </w:r>
+          </w:p>
+        </w:tc>
+      </w:tr>
+      <w:tr>
+        <w:tc>
+          <w:tcPr/>
+          <w:p>
+            <w:pPr>
+              <w:pStyle w:val="Compact"/>
+            </w:pPr>
+            <w:r>
+              <w:rPr>
+                <w:rStyle w:val="VerbatimChar"/>
+              </w:rPr>
+              <w:t xml:space="preserve">CostOptimizationAgent</w:t>
+            </w:r>
+          </w:p>
+        </w:tc>
+        <w:tc>
+          <w:tcPr/>
+          <w:p>
+            <w:pPr>
+              <w:pStyle w:val="Compact"/>
+            </w:pPr>
+            <w:r>
+              <w:t xml:space="preserve">비용과 resource efficiency 검토</w:t>
+            </w:r>
+          </w:p>
+        </w:tc>
+        <w:tc>
+          <w:tcPr/>
+          <w:p>
+            <w:pPr>
+              <w:pStyle w:val="Compact"/>
+            </w:pPr>
+            <w:r>
+              <w:rPr>
+                <w:rStyle w:val="VerbatimChar"/>
+              </w:rPr>
+              <w:t xml:space="preserve">cost_budget_approved</w:t>
+            </w:r>
+            <w:r>
+              <w:t xml:space="preserve">,</w:t>
+            </w:r>
+            <w:r>
+              <w:t xml:space="preserve"> </w:t>
+            </w:r>
+            <w:r>
+              <w:rPr>
+                <w:rStyle w:val="VerbatimChar"/>
+              </w:rPr>
+              <w:t xml:space="preserve">cost_budget_rejected</w:t>
+            </w:r>
+          </w:p>
+        </w:tc>
+      </w:tr>
+    </w:tbl>
+    <w:bookmarkEnd w:id="12"/>
+    <w:bookmarkStart w:id="13" w:name="action-검증-규칙"/>
+    <w:p>
+      <w:pPr>
+        <w:pStyle w:val="Heading2"/>
+      </w:pPr>
+      <w:r>
+        <w:t xml:space="preserve">5. Action 검증 규칙</w:t>
       </w:r>
     </w:p>
     <w:tbl>
@@ -443,8 +734,9 @@
         <w:tblLook w:firstRow="1" w:lastRow="0" w:firstColumn="0" w:lastColumn="0" w:noHBand="0" w:noVBand="0" w:val="0020"/>
       </w:tblPr>
       <w:tblGrid>
-        <w:gridCol w:w="3960"/>
-        <w:gridCol w:w="3960"/>
+        <w:gridCol w:w="2640"/>
+        <w:gridCol w:w="2640"/>
+        <w:gridCol w:w="2640"/>
       </w:tblGrid>
       <w:tr>
         <w:trPr>
@@ -457,139 +749,194 @@
               <w:pStyle w:val="Compact"/>
             </w:pPr>
             <w:r>
-              <w:t xml:space="preserve">Agent</w:t>
-            </w:r>
-          </w:p>
-        </w:tc>
-        <w:tc>
-          <w:tcPr/>
-          <w:p>
-            <w:pPr>
-              <w:pStyle w:val="Compact"/>
-            </w:pPr>
-            <w:r>
-              <w:t xml:space="preserve">주요 역할</w:t>
-            </w:r>
-          </w:p>
-        </w:tc>
-      </w:tr>
-      <w:tr>
-        <w:tc>
-          <w:tcPr/>
-          <w:p>
-            <w:pPr>
-              <w:pStyle w:val="Compact"/>
-            </w:pPr>
+              <w:t xml:space="preserve">단계</w:t>
+            </w:r>
+          </w:p>
+        </w:tc>
+        <w:tc>
+          <w:tcPr/>
+          <w:p>
+            <w:pPr>
+              <w:pStyle w:val="Compact"/>
+            </w:pPr>
+            <w:r>
+              <w:t xml:space="preserve">검증 내용</w:t>
+            </w:r>
+          </w:p>
+        </w:tc>
+        <w:tc>
+          <w:tcPr/>
+          <w:p>
+            <w:pPr>
+              <w:pStyle w:val="Compact"/>
+            </w:pPr>
+            <w:r>
+              <w:t xml:space="preserve">실패 시 처리</w:t>
+            </w:r>
+          </w:p>
+        </w:tc>
+      </w:tr>
+      <w:tr>
+        <w:tc>
+          <w:tcPr/>
+          <w:p>
+            <w:pPr>
+              <w:pStyle w:val="Compact"/>
+            </w:pPr>
+            <w:r>
+              <w:t xml:space="preserve">1</w:t>
+            </w:r>
+          </w:p>
+        </w:tc>
+        <w:tc>
+          <w:tcPr/>
+          <w:p>
+            <w:pPr>
+              <w:pStyle w:val="Compact"/>
+            </w:pPr>
+            <w:r>
+              <w:t xml:space="preserve">agent가 registry에 존재하는지 확인</w:t>
+            </w:r>
+          </w:p>
+        </w:tc>
+        <w:tc>
+          <w:tcPr/>
+          <w:p>
+            <w:pPr>
+              <w:pStyle w:val="Compact"/>
+            </w:pPr>
+            <w:r>
+              <w:t xml:space="preserve">invalid</w:t>
+            </w:r>
+          </w:p>
+        </w:tc>
+      </w:tr>
+      <w:tr>
+        <w:tc>
+          <w:tcPr/>
+          <w:p>
+            <w:pPr>
+              <w:pStyle w:val="Compact"/>
+            </w:pPr>
+            <w:r>
+              <w:t xml:space="preserve">2</w:t>
+            </w:r>
+          </w:p>
+        </w:tc>
+        <w:tc>
+          <w:tcPr/>
+          <w:p>
+            <w:pPr>
+              <w:pStyle w:val="Compact"/>
+            </w:pPr>
+            <w:r>
+              <w:t xml:space="preserve">agent가 enabled 상태인지 확인</w:t>
+            </w:r>
+          </w:p>
+        </w:tc>
+        <w:tc>
+          <w:tcPr/>
+          <w:p>
+            <w:pPr>
+              <w:pStyle w:val="Compact"/>
+            </w:pPr>
+            <w:r>
+              <w:t xml:space="preserve">invalid</w:t>
+            </w:r>
+          </w:p>
+        </w:tc>
+      </w:tr>
+      <w:tr>
+        <w:tc>
+          <w:tcPr/>
+          <w:p>
+            <w:pPr>
+              <w:pStyle w:val="Compact"/>
+            </w:pPr>
+            <w:r>
+              <w:t xml:space="preserve">3</w:t>
+            </w:r>
+          </w:p>
+        </w:tc>
+        <w:tc>
+          <w:tcPr/>
+          <w:p>
+            <w:pPr>
+              <w:pStyle w:val="Compact"/>
+            </w:pPr>
+            <w:r>
+              <w:t xml:space="preserve">요청 action이</w:t>
+            </w:r>
+            <w:r>
+              <w:t xml:space="preserve"> </w:t>
+            </w:r>
             <w:r>
               <w:rPr>
                 <w:rStyle w:val="VerbatimChar"/>
               </w:rPr>
-              <w:t xml:space="preserve">AIServiceHASupportAgent</w:t>
-            </w:r>
-          </w:p>
-        </w:tc>
-        <w:tc>
-          <w:tcPr/>
-          <w:p>
-            <w:pPr>
-              <w:pStyle w:val="Compact"/>
-            </w:pPr>
-            <w:r>
-              <w:t xml:space="preserve">서비스 가용성과 recovery 필요성 검토</w:t>
-            </w:r>
-          </w:p>
-        </w:tc>
-      </w:tr>
-      <w:tr>
-        <w:tc>
-          <w:tcPr/>
-          <w:p>
-            <w:pPr>
-              <w:pStyle w:val="Compact"/>
-            </w:pPr>
-            <w:r>
-              <w:rPr>
-                <w:rStyle w:val="VerbatimChar"/>
-              </w:rPr>
-              <w:t xml:space="preserve">AIApplicationManagementAgent</w:t>
-            </w:r>
-          </w:p>
-        </w:tc>
-        <w:tc>
-          <w:tcPr/>
-          <w:p>
-            <w:pPr>
-              <w:pStyle w:val="Compact"/>
-            </w:pPr>
-            <w:r>
-              <w:t xml:space="preserve">AI 응용 배포·제어 action 검토</w:t>
-            </w:r>
-          </w:p>
-        </w:tc>
-      </w:tr>
-      <w:tr>
-        <w:tc>
-          <w:tcPr/>
-          <w:p>
-            <w:pPr>
-              <w:pStyle w:val="Compact"/>
-            </w:pPr>
-            <w:r>
-              <w:rPr>
-                <w:rStyle w:val="VerbatimChar"/>
-              </w:rPr>
-              <w:t xml:space="preserve">AISemiconductorInfraOpsAgent</w:t>
-            </w:r>
-          </w:p>
-        </w:tc>
-        <w:tc>
-          <w:tcPr/>
-          <w:p>
-            <w:pPr>
-              <w:pStyle w:val="Compact"/>
-            </w:pPr>
-            <w:r>
-              <w:t xml:space="preserve">CPU/GPU VM 및 인프라 제약 검증</w:t>
-            </w:r>
-          </w:p>
-        </w:tc>
-      </w:tr>
-      <w:tr>
-        <w:tc>
-          <w:tcPr/>
-          <w:p>
-            <w:pPr>
-              <w:pStyle w:val="Compact"/>
-            </w:pPr>
-            <w:r>
-              <w:rPr>
-                <w:rStyle w:val="VerbatimChar"/>
-              </w:rPr>
-              <w:t xml:space="preserve">CostOptimizationAgent</w:t>
-            </w:r>
-          </w:p>
-        </w:tc>
-        <w:tc>
-          <w:tcPr/>
-          <w:p>
-            <w:pPr>
-              <w:pStyle w:val="Compact"/>
-            </w:pPr>
-            <w:r>
-              <w:t xml:space="preserve">비용과 resource efficiency 검토</w:t>
+              <w:t xml:space="preserve">bounded_actions</w:t>
+            </w:r>
+            <w:r>
+              <w:t xml:space="preserve">에 포함되는지 확인</w:t>
+            </w:r>
+          </w:p>
+        </w:tc>
+        <w:tc>
+          <w:tcPr/>
+          <w:p>
+            <w:pPr>
+              <w:pStyle w:val="Compact"/>
+            </w:pPr>
+            <w:r>
+              <w:t xml:space="preserve">invalid</w:t>
+            </w:r>
+          </w:p>
+        </w:tc>
+      </w:tr>
+      <w:tr>
+        <w:tc>
+          <w:tcPr/>
+          <w:p>
+            <w:pPr>
+              <w:pStyle w:val="Compact"/>
+            </w:pPr>
+            <w:r>
+              <w:t xml:space="preserve">4</w:t>
+            </w:r>
+          </w:p>
+        </w:tc>
+        <w:tc>
+          <w:tcPr/>
+          <w:p>
+            <w:pPr>
+              <w:pStyle w:val="Compact"/>
+            </w:pPr>
+            <w:r>
+              <w:t xml:space="preserve">승인 여부와 사유를 결과로 반환</w:t>
+            </w:r>
+          </w:p>
+        </w:tc>
+        <w:tc>
+          <w:tcPr/>
+          <w:p>
+            <w:pPr>
+              <w:pStyle w:val="Compact"/>
+            </w:pPr>
+            <w:r>
+              <w:t xml:space="preserve">readiness 판단에 반영</w:t>
             </w:r>
           </w:p>
         </w:tc>
       </w:tr>
     </w:tbl>
-    <w:bookmarkEnd w:id="11"/>
-    <w:bookmarkStart w:id="12" w:name="action-검증-규칙"/>
+    <w:bookmarkEnd w:id="13"/>
+    <w:bookmarkStart w:id="14" w:name="service-control-연계"/>
     <w:p>
       <w:pPr>
         <w:pStyle w:val="Heading2"/>
       </w:pPr>
       <w:r>
-        <w:t xml:space="preserve">4. Action 검증 규칙</w:t>
+        <w:t xml:space="preserve">6. Service-Control 연계</w:t>
       </w:r>
     </w:p>
     <w:tbl>
@@ -614,7 +961,7 @@
               <w:pStyle w:val="Compact"/>
             </w:pPr>
             <w:r>
-              <w:t xml:space="preserve">규칙</w:t>
+              <w:t xml:space="preserve">연계 지점</w:t>
             </w:r>
           </w:p>
         </w:tc>
@@ -638,121 +985,79 @@
               <w:pStyle w:val="Compact"/>
             </w:pPr>
             <w:r>
-              <w:t xml:space="preserve">등록 여부 확인</w:t>
-            </w:r>
-          </w:p>
-        </w:tc>
-        <w:tc>
-          <w:tcPr/>
-          <w:p>
-            <w:pPr>
-              <w:pStyle w:val="Compact"/>
-            </w:pPr>
-            <w:r>
-              <w:t xml:space="preserve">요청 agent가 registry에 있어야 한다.</w:t>
-            </w:r>
-          </w:p>
-        </w:tc>
-      </w:tr>
-      <w:tr>
-        <w:tc>
-          <w:tcPr/>
-          <w:p>
-            <w:pPr>
-              <w:pStyle w:val="Compact"/>
-            </w:pPr>
-            <w:r>
-              <w:t xml:space="preserve">활성 상태 확인</w:t>
-            </w:r>
-          </w:p>
-        </w:tc>
-        <w:tc>
-          <w:tcPr/>
-          <w:p>
-            <w:pPr>
-              <w:pStyle w:val="Compact"/>
-            </w:pPr>
-            <w:r>
-              <w:rPr>
-                <w:rStyle w:val="VerbatimChar"/>
-              </w:rPr>
-              <w:t xml:space="preserve">enabled=true</w:t>
-            </w:r>
-            <w:r>
-              <w:t xml:space="preserve">인 agent만 사용할 수 있다.</w:t>
-            </w:r>
-          </w:p>
-        </w:tc>
-      </w:tr>
-      <w:tr>
-        <w:tc>
-          <w:tcPr/>
-          <w:p>
-            <w:pPr>
-              <w:pStyle w:val="Compact"/>
-            </w:pPr>
-            <w:r>
-              <w:t xml:space="preserve">action boundary 확인</w:t>
-            </w:r>
-          </w:p>
-        </w:tc>
-        <w:tc>
-          <w:tcPr/>
-          <w:p>
-            <w:pPr>
-              <w:pStyle w:val="Compact"/>
-            </w:pPr>
-            <w:r>
-              <w:t xml:space="preserve">요청 action이</w:t>
-            </w:r>
-            <w:r>
-              <w:t xml:space="preserve"> </w:t>
-            </w:r>
-            <w:r>
-              <w:rPr>
-                <w:rStyle w:val="VerbatimChar"/>
-              </w:rPr>
-              <w:t xml:space="preserve">bounded_actions</w:t>
-            </w:r>
-            <w:r>
-              <w:t xml:space="preserve">에 포함되어야 한다.</w:t>
-            </w:r>
-          </w:p>
-        </w:tc>
-      </w:tr>
-      <w:tr>
-        <w:tc>
-          <w:tcPr/>
-          <w:p>
-            <w:pPr>
-              <w:pStyle w:val="Compact"/>
-            </w:pPr>
-            <w:r>
-              <w:t xml:space="preserve">결과 설명</w:t>
-            </w:r>
-          </w:p>
-        </w:tc>
-        <w:tc>
-          <w:tcPr/>
-          <w:p>
-            <w:pPr>
-              <w:pStyle w:val="Compact"/>
-            </w:pPr>
-            <w:r>
-              <w:t xml:space="preserve">승인 여부와 사유를 함께 반환해야 한다.</w:t>
+              <w:t xml:space="preserve">LLM 선정 이후</w:t>
+            </w:r>
+          </w:p>
+        </w:tc>
+        <w:tc>
+          <w:tcPr/>
+          <w:p>
+            <w:pPr>
+              <w:pStyle w:val="Compact"/>
+            </w:pPr>
+            <w:r>
+              <w:t xml:space="preserve">선택된 LLM이 제안하는 운영 판단을 agent boundary와 비교한다.</w:t>
+            </w:r>
+          </w:p>
+        </w:tc>
+      </w:tr>
+      <w:tr>
+        <w:tc>
+          <w:tcPr/>
+          <w:p>
+            <w:pPr>
+              <w:pStyle w:val="Compact"/>
+            </w:pPr>
+            <w:r>
+              <w:t xml:space="preserve">배포 계획 생성 이후</w:t>
+            </w:r>
+          </w:p>
+        </w:tc>
+        <w:tc>
+          <w:tcPr/>
+          <w:p>
+            <w:pPr>
+              <w:pStyle w:val="Compact"/>
+            </w:pPr>
+            <w:r>
+              <w:t xml:space="preserve">application/infrastructure/cost 관점에서 배포 계획을 검토한다.</w:t>
+            </w:r>
+          </w:p>
+        </w:tc>
+      </w:tr>
+      <w:tr>
+        <w:tc>
+          <w:tcPr/>
+          <w:p>
+            <w:pPr>
+              <w:pStyle w:val="Compact"/>
+            </w:pPr>
+            <w:r>
+              <w:t xml:space="preserve">readiness 판단</w:t>
+            </w:r>
+          </w:p>
+        </w:tc>
+        <w:tc>
+          <w:tcPr/>
+          <w:p>
+            <w:pPr>
+              <w:pStyle w:val="Compact"/>
+            </w:pPr>
+            <w:r>
+              <w:t xml:space="preserve">agent review가 실패하면 통합 준비도 결과를 valid로 처리하지 않는다.</w:t>
             </w:r>
           </w:p>
         </w:tc>
       </w:tr>
     </w:tbl>
-    <w:bookmarkEnd w:id="12"/>
-    <w:bookmarkStart w:id="13" w:name="검증-방법"/>
+    <w:bookmarkEnd w:id="14"/>
+    <w:bookmarkStart w:id="15" w:name="검증-방법"/>
     <w:p>
       <w:pPr>
         <w:pStyle w:val="Heading2"/>
       </w:pPr>
       <w:r>
-        <w:t xml:space="preserve">5. 검증 방법</w:t>
+        <w:t xml:space="preserve">7. 검증 방법</w:t>
       </w:r>
     </w:p>
     <w:p>
@@ -842,66 +1147,153 @@
         <w:t xml:space="preserve">valid = true</w:t>
       </w:r>
     </w:p>
-    <w:bookmarkEnd w:id="13"/>
-    <w:bookmarkStart w:id="14" w:name="설계-경계"/>
+    <w:bookmarkEnd w:id="15"/>
+    <w:bookmarkStart w:id="16" w:name="설계-경계"/>
     <w:p>
       <w:pPr>
         <w:pStyle w:val="Heading2"/>
       </w:pPr>
       <w:r>
-        <w:t xml:space="preserve">6. 설계 경계</w:t>
+        <w:t xml:space="preserve">8. 설계 경계</w:t>
       </w:r>
     </w:p>
-    <w:p>
-      <w:pPr>
-        <w:pStyle w:val="Compact"/>
-        <w:numPr>
-          <w:ilvl w:val="0"/>
-          <w:numId w:val="1001"/>
-        </w:numPr>
-      </w:pPr>
-      <w:r>
-        <w:t xml:space="preserve">완전한 autonomous multi-agent orchestration을 구현한 문서가 아니다.</w:t>
-      </w:r>
-    </w:p>
-    <w:p>
-      <w:pPr>
-        <w:pStyle w:val="Compact"/>
-        <w:numPr>
-          <w:ilvl w:val="0"/>
-          <w:numId w:val="1001"/>
-        </w:numPr>
-      </w:pPr>
-      <w:r>
-        <w:t xml:space="preserve">LLM이 임의 infrastructure command를 직접 실행하지 못하도록 action boundary를 둔다.</w:t>
-      </w:r>
-    </w:p>
-    <w:p>
-      <w:pPr>
-        <w:pStyle w:val="Compact"/>
-        <w:numPr>
-          <w:ilvl w:val="0"/>
-          <w:numId w:val="1001"/>
-        </w:numPr>
-      </w:pPr>
-      <w:r>
-        <w:t xml:space="preserve">reward signal은 향후 평가 방향을 위한 설계 정보이며 RL 학습 결과가 아니다.</w:t>
-      </w:r>
-    </w:p>
-    <w:p>
-      <w:pPr>
-        <w:pStyle w:val="Compact"/>
-        <w:numPr>
-          <w:ilvl w:val="0"/>
-          <w:numId w:val="1001"/>
-        </w:numPr>
-      </w:pPr>
-      <w:r>
-        <w:t xml:space="preserve">실제 운영 연결 전에는 registry 검증과 Go guard 검증을 통과해야 한다.</w:t>
-      </w:r>
-    </w:p>
-    <w:bookmarkEnd w:id="14"/>
-    <w:bookmarkEnd w:id="15"/>
+    <w:tbl>
+      <w:tblPr>
+        <w:tblStyle w:val="Table"/>
+        <w:tblW w:type="pct" w:w="5000"/>
+        <w:tblLayout w:type="fixed"/>
+        <w:tblLook w:firstRow="1" w:lastRow="0" w:firstColumn="0" w:lastColumn="0" w:noHBand="0" w:noVBand="0" w:val="0020"/>
+      </w:tblPr>
+      <w:tblGrid>
+        <w:gridCol w:w="3960"/>
+        <w:gridCol w:w="3960"/>
+      </w:tblGrid>
+      <w:tr>
+        <w:trPr>
+          <w:tblHeader w:val="on"/>
+        </w:trPr>
+        <w:tc>
+          <w:tcPr/>
+          <w:p>
+            <w:pPr>
+              <w:pStyle w:val="Compact"/>
+            </w:pPr>
+            <w:r>
+              <w:t xml:space="preserve">경계</w:t>
+            </w:r>
+          </w:p>
+        </w:tc>
+        <w:tc>
+          <w:tcPr/>
+          <w:p>
+            <w:pPr>
+              <w:pStyle w:val="Compact"/>
+            </w:pPr>
+            <w:r>
+              <w:t xml:space="preserve">설명</w:t>
+            </w:r>
+          </w:p>
+        </w:tc>
+      </w:tr>
+      <w:tr>
+        <w:tc>
+          <w:tcPr/>
+          <w:p>
+            <w:pPr>
+              <w:pStyle w:val="Compact"/>
+            </w:pPr>
+            <w:r>
+              <w:t xml:space="preserve">Autonomy 경계</w:t>
+            </w:r>
+          </w:p>
+        </w:tc>
+        <w:tc>
+          <w:tcPr/>
+          <w:p>
+            <w:pPr>
+              <w:pStyle w:val="Compact"/>
+            </w:pPr>
+            <w:r>
+              <w:t xml:space="preserve">완전한 autonomous multi-agent orchestration이 아니다.</w:t>
+            </w:r>
+          </w:p>
+        </w:tc>
+      </w:tr>
+      <w:tr>
+        <w:tc>
+          <w:tcPr/>
+          <w:p>
+            <w:pPr>
+              <w:pStyle w:val="Compact"/>
+            </w:pPr>
+            <w:r>
+              <w:t xml:space="preserve">Safety 경계</w:t>
+            </w:r>
+          </w:p>
+        </w:tc>
+        <w:tc>
+          <w:tcPr/>
+          <w:p>
+            <w:pPr>
+              <w:pStyle w:val="Compact"/>
+            </w:pPr>
+            <w:r>
+              <w:t xml:space="preserve">허용 action 외 command는 ready 처리하지 않는다.</w:t>
+            </w:r>
+          </w:p>
+        </w:tc>
+      </w:tr>
+      <w:tr>
+        <w:tc>
+          <w:tcPr/>
+          <w:p>
+            <w:pPr>
+              <w:pStyle w:val="Compact"/>
+            </w:pPr>
+            <w:r>
+              <w:t xml:space="preserve">Reward 경계</w:t>
+            </w:r>
+          </w:p>
+        </w:tc>
+        <w:tc>
+          <w:tcPr/>
+          <w:p>
+            <w:pPr>
+              <w:pStyle w:val="Compact"/>
+            </w:pPr>
+            <w:r>
+              <w:t xml:space="preserve">reward signal은 설계 기준이며 RL 학습 결과가 아니다.</w:t>
+            </w:r>
+          </w:p>
+        </w:tc>
+      </w:tr>
+      <w:tr>
+        <w:tc>
+          <w:tcPr/>
+          <w:p>
+            <w:pPr>
+              <w:pStyle w:val="Compact"/>
+            </w:pPr>
+            <w:r>
+              <w:t xml:space="preserve">확장 경계</w:t>
+            </w:r>
+          </w:p>
+        </w:tc>
+        <w:tc>
+          <w:tcPr/>
+          <w:p>
+            <w:pPr>
+              <w:pStyle w:val="Compact"/>
+            </w:pPr>
+            <w:r>
+              <w:t xml:space="preserve">향후 runtime policy, 실제 metric, multi-agent planning과 연결할 수 있다.</w:t>
+            </w:r>
+          </w:p>
+        </w:tc>
+      </w:tr>
+    </w:tbl>
+    <w:bookmarkEnd w:id="16"/>
+    <w:bookmarkEnd w:id="17"/>
     <w:sectPr>
       <w:footnotePr>
         <w:numRestart w:val="eachSect"/>
@@ -1012,114 +1404,8 @@
       </w:pPr>
     </w:lvl>
   </w:abstractNum>
-  <w:abstractNum w:abstractNumId="991">
-    <w:nsid w:val="0000A991"/>
-    <w:multiLevelType w:val="multilevel"/>
-    <w:lvl w:ilvl="0">
-      <w:numFmt w:val="bullet"/>
-      <w:lvlText w:val=""/>
-      <w:lvlJc w:val="left"/>
-      <w:pPr>
-        <w:ind w:left="720" w:hanging="360"/>
-      </w:pPr>
-      <w:rPr>
-        <w:rFonts w:ascii="Symbol" w:hAnsi="Symbol" w:cs="Symbol" w:hint="default"/>
-      </w:rPr>
-    </w:lvl>
-    <w:lvl w:ilvl="1">
-      <w:numFmt w:val="bullet"/>
-      <w:lvlText w:val="o"/>
-      <w:lvlJc w:val="left"/>
-      <w:pPr>
-        <w:ind w:left="1440" w:hanging="360"/>
-      </w:pPr>
-      <w:rPr>
-        <w:rFonts w:ascii="Courier New" w:hAnsi="Courier New" w:cs="Courier New" w:hint="default"/>
-      </w:rPr>
-    </w:lvl>
-    <w:lvl w:ilvl="2">
-      <w:numFmt w:val="bullet"/>
-      <w:lvlText w:val=""/>
-      <w:lvlJc w:val="left"/>
-      <w:pPr>
-        <w:ind w:left="2160" w:hanging="360"/>
-      </w:pPr>
-      <w:rPr>
-        <w:rFonts w:ascii="Wingdings" w:hAnsi="Wingdings" w:cs="Wingdings" w:hint="default"/>
-      </w:rPr>
-    </w:lvl>
-    <w:lvl w:ilvl="3">
-      <w:numFmt w:val="bullet"/>
-      <w:lvlText w:val=""/>
-      <w:lvlJc w:val="left"/>
-      <w:pPr>
-        <w:ind w:left="2880" w:hanging="360"/>
-      </w:pPr>
-      <w:rPr>
-        <w:rFonts w:ascii="Symbol" w:hAnsi="Symbol" w:cs="Symbol" w:hint="default"/>
-      </w:rPr>
-    </w:lvl>
-    <w:lvl w:ilvl="4">
-      <w:numFmt w:val="bullet"/>
-      <w:lvlText w:val="o"/>
-      <w:lvlJc w:val="left"/>
-      <w:pPr>
-        <w:ind w:left="3600" w:hanging="360"/>
-      </w:pPr>
-      <w:rPr>
-        <w:rFonts w:ascii="Courier New" w:hAnsi="Courier New" w:cs="Courier New" w:hint="default"/>
-      </w:rPr>
-    </w:lvl>
-    <w:lvl w:ilvl="5">
-      <w:numFmt w:val="bullet"/>
-      <w:lvlText w:val=""/>
-      <w:lvlJc w:val="left"/>
-      <w:pPr>
-        <w:ind w:left="4320" w:hanging="360"/>
-      </w:pPr>
-      <w:rPr>
-        <w:rFonts w:ascii="Wingdings" w:hAnsi="Wingdings" w:cs="Wingdings" w:hint="default"/>
-      </w:rPr>
-    </w:lvl>
-    <w:lvl w:ilvl="6">
-      <w:numFmt w:val="bullet"/>
-      <w:lvlText w:val=""/>
-      <w:lvlJc w:val="left"/>
-      <w:pPr>
-        <w:ind w:left="5040" w:hanging="360"/>
-      </w:pPr>
-      <w:rPr>
-        <w:rFonts w:ascii="Symbol" w:hAnsi="Symbol" w:cs="Symbol" w:hint="default"/>
-      </w:rPr>
-    </w:lvl>
-    <w:lvl w:ilvl="7">
-      <w:numFmt w:val="bullet"/>
-      <w:lvlText w:val="o"/>
-      <w:lvlJc w:val="left"/>
-      <w:pPr>
-        <w:ind w:left="5760" w:hanging="360"/>
-      </w:pPr>
-      <w:rPr>
-        <w:rFonts w:ascii="Courier New" w:hAnsi="Courier New" w:cs="Courier New" w:hint="default"/>
-      </w:rPr>
-    </w:lvl>
-    <w:lvl w:ilvl="8">
-      <w:numFmt w:val="bullet"/>
-      <w:lvlText w:val=""/>
-      <w:lvlJc w:val="left"/>
-      <w:pPr>
-        <w:ind w:left="6480" w:hanging="360"/>
-      </w:pPr>
-      <w:rPr>
-        <w:rFonts w:ascii="Wingdings" w:hAnsi="Wingdings" w:cs="Wingdings" w:hint="default"/>
-      </w:rPr>
-    </w:lvl>
-  </w:abstractNum>
   <w:num w:numId="1000">
     <w:abstractNumId w:val="990"/>
-  </w:num>
-  <w:num w:numId="1001">
-    <w:abstractNumId w:val="991"/>
   </w:num>
 </w:numbering>
 </file>

--- a/docs/deliverables/docx/02_Agent_Registration_Management_Prototype.docx
+++ b/docs/deliverables/docx/02_Agent_Registration_Management_Prototype.docx
@@ -2,7 +2,7 @@
 <file path=word/document.xml><?xml version="1.0" encoding="utf-8"?>
 <w:document xmlns:w="http://schemas.openxmlformats.org/wordprocessingml/2006/main" xmlns:m="http://schemas.openxmlformats.org/officeDocument/2006/math" xmlns:r="http://schemas.openxmlformats.org/officeDocument/2006/relationships" xmlns:o="urn:schemas-microsoft-com:office:office" xmlns:v="urn:schemas-microsoft-com:vml" xmlns:w10="urn:schemas-microsoft-com:office:word" xmlns:a="http://schemas.openxmlformats.org/drawingml/2006/main" xmlns:pic="http://schemas.openxmlformats.org/drawingml/2006/picture" xmlns:wp="http://schemas.openxmlformats.org/drawingml/2006/wordprocessingDrawing">
   <w:body>
-    <w:bookmarkStart w:id="17" w:name="에이전트-등록-관리-프로토타입"/>
+    <w:bookmarkStart w:id="20" w:name="에이전트-등록-관리-프로토타입"/>
     <w:p>
       <w:pPr>
         <w:pStyle w:val="Heading1"/>
@@ -37,13 +37,68 @@
       </w:r>
     </w:p>
     <w:bookmarkEnd w:id="9"/>
-    <w:bookmarkStart w:id="10" w:name="한눈에-보는-구조"/>
+    <w:bookmarkStart w:id="13" w:name="한눈에-보는-구조"/>
     <w:p>
       <w:pPr>
         <w:pStyle w:val="Heading2"/>
       </w:pPr>
       <w:r>
         <w:t xml:space="preserve">2. 한눈에 보는 구조</w:t>
+      </w:r>
+    </w:p>
+    <w:p>
+      <w:pPr>
+        <w:pStyle w:val="CaptionedFigure"/>
+      </w:pPr>
+      <w:r>
+        <w:drawing>
+          <wp:inline>
+            <wp:extent cx="5334000" cy="1693333"/>
+            <wp:effectExtent b="0" l="0" r="0" t="0"/>
+            <wp:docPr descr="에이전트 등록 관리 흐름도" title="" id="11" name="Picture"/>
+            <a:graphic>
+              <a:graphicData uri="http://schemas.openxmlformats.org/drawingml/2006/picture">
+                <pic:pic>
+                  <pic:nvPicPr>
+                    <pic:cNvPr descr="../images/agent_registry_flow.png" id="12" name="Picture"/>
+                    <pic:cNvPicPr>
+                      <a:picLocks noChangeArrowheads="1" noChangeAspect="1"/>
+                    </pic:cNvPicPr>
+                  </pic:nvPicPr>
+                  <pic:blipFill>
+                    <a:blip r:embed="rId10"/>
+                    <a:stretch>
+                      <a:fillRect/>
+                    </a:stretch>
+                  </pic:blipFill>
+                  <pic:spPr bwMode="auto">
+                    <a:xfrm>
+                      <a:off x="0" y="0"/>
+                      <a:ext cx="5334000" cy="1693333"/>
+                    </a:xfrm>
+                    <a:prstGeom prst="rect">
+                      <a:avLst/>
+                    </a:prstGeom>
+                    <a:noFill/>
+                    <a:ln w="9525">
+                      <a:noFill/>
+                      <a:headEnd/>
+                      <a:tailEnd/>
+                    </a:ln>
+                  </pic:spPr>
+                </pic:pic>
+              </a:graphicData>
+            </a:graphic>
+          </wp:inline>
+        </w:drawing>
+      </w:r>
+    </w:p>
+    <w:p>
+      <w:pPr>
+        <w:pStyle w:val="ImageCaption"/>
+      </w:pPr>
+      <w:r>
+        <w:t xml:space="preserve">에이전트 등록 관리 흐름도</w:t>
       </w:r>
     </w:p>
     <w:tbl>
@@ -207,8 +262,8 @@
         </w:tc>
       </w:tr>
     </w:tbl>
-    <w:bookmarkEnd w:id="10"/>
-    <w:bookmarkStart w:id="11" w:name="registry-데이터-구조"/>
+    <w:bookmarkEnd w:id="13"/>
+    <w:bookmarkStart w:id="14" w:name="registry-데이터-구조"/>
     <w:p>
       <w:pPr>
         <w:pStyle w:val="Heading2"/>
@@ -444,8 +499,8 @@
         </w:tc>
       </w:tr>
     </w:tbl>
-    <w:bookmarkEnd w:id="11"/>
-    <w:bookmarkStart w:id="12" w:name="등록-agent"/>
+    <w:bookmarkEnd w:id="14"/>
+    <w:bookmarkStart w:id="15" w:name="등록-agent"/>
     <w:p>
       <w:pPr>
         <w:pStyle w:val="Heading2"/>
@@ -717,8 +772,8 @@
         </w:tc>
       </w:tr>
     </w:tbl>
-    <w:bookmarkEnd w:id="12"/>
-    <w:bookmarkStart w:id="13" w:name="action-검증-규칙"/>
+    <w:bookmarkEnd w:id="15"/>
+    <w:bookmarkStart w:id="16" w:name="action-검증-규칙"/>
     <w:p>
       <w:pPr>
         <w:pStyle w:val="Heading2"/>
@@ -929,8 +984,8 @@
         </w:tc>
       </w:tr>
     </w:tbl>
-    <w:bookmarkEnd w:id="13"/>
-    <w:bookmarkStart w:id="14" w:name="service-control-연계"/>
+    <w:bookmarkEnd w:id="16"/>
+    <w:bookmarkStart w:id="17" w:name="service-control-연계"/>
     <w:p>
       <w:pPr>
         <w:pStyle w:val="Heading2"/>
@@ -1050,8 +1105,8 @@
         </w:tc>
       </w:tr>
     </w:tbl>
-    <w:bookmarkEnd w:id="14"/>
-    <w:bookmarkStart w:id="15" w:name="검증-방법"/>
+    <w:bookmarkEnd w:id="17"/>
+    <w:bookmarkStart w:id="18" w:name="검증-방법"/>
     <w:p>
       <w:pPr>
         <w:pStyle w:val="Heading2"/>
@@ -1147,8 +1202,8 @@
         <w:t xml:space="preserve">valid = true</w:t>
       </w:r>
     </w:p>
-    <w:bookmarkEnd w:id="15"/>
-    <w:bookmarkStart w:id="16" w:name="설계-경계"/>
+    <w:bookmarkEnd w:id="18"/>
+    <w:bookmarkStart w:id="19" w:name="설계-경계"/>
     <w:p>
       <w:pPr>
         <w:pStyle w:val="Heading2"/>
@@ -1292,8 +1347,8 @@
         </w:tc>
       </w:tr>
     </w:tbl>
-    <w:bookmarkEnd w:id="16"/>
-    <w:bookmarkEnd w:id="17"/>
+    <w:bookmarkEnd w:id="19"/>
+    <w:bookmarkEnd w:id="20"/>
     <w:sectPr>
       <w:footnotePr>
         <w:numRestart w:val="eachSect"/>

--- a/docs/deliverables/docx/02_Agent_Registration_Management_Prototype.docx
+++ b/docs/deliverables/docx/02_Agent_Registration_Management_Prototype.docx
@@ -53,7 +53,7 @@
       <w:r>
         <w:drawing>
           <wp:inline>
-            <wp:extent cx="5334000" cy="1693333"/>
+            <wp:extent cx="5334000" cy="2733675"/>
             <wp:effectExtent b="0" l="0" r="0" t="0"/>
             <wp:docPr descr="에이전트 등록 관리 흐름도" title="" id="11" name="Picture"/>
             <a:graphic>
@@ -74,7 +74,7 @@
                   <pic:spPr bwMode="auto">
                     <a:xfrm>
                       <a:off x="0" y="0"/>
-                      <a:ext cx="5334000" cy="1693333"/>
+                      <a:ext cx="5334000" cy="2733675"/>
                     </a:xfrm>
                     <a:prstGeom prst="rect">
                       <a:avLst/>
@@ -660,7 +660,7 @@
               <w:rPr>
                 <w:rStyle w:val="VerbatimChar"/>
               </w:rPr>
-              <w:t xml:space="preserve">app_scale_deployment</w:t>
+              <w:t xml:space="preserve">app_scale_service_instances</w:t>
             </w:r>
           </w:p>
         </w:tc>
@@ -1180,7 +1180,7 @@
         <w:rPr>
           <w:rStyle w:val="VerbatimChar"/>
         </w:rPr>
-        <w:t xml:space="preserve">  --action app_scale_deployment</w:t>
+        <w:t xml:space="preserve">  --action app_scale_service_instances</w:t>
       </w:r>
     </w:p>
     <w:p>

--- a/docs/deliverables/docx/02_Agent_Registration_Management_Prototype.docx
+++ b/docs/deliverables/docx/02_Agent_Registration_Management_Prototype.docx
@@ -2,7 +2,7 @@
 <file path=word/document.xml><?xml version="1.0" encoding="utf-8"?>
 <w:document xmlns:w="http://schemas.openxmlformats.org/wordprocessingml/2006/main" xmlns:m="http://schemas.openxmlformats.org/officeDocument/2006/math" xmlns:r="http://schemas.openxmlformats.org/officeDocument/2006/relationships" xmlns:o="urn:schemas-microsoft-com:office:office" xmlns:v="urn:schemas-microsoft-com:vml" xmlns:w10="urn:schemas-microsoft-com:office:word" xmlns:a="http://schemas.openxmlformats.org/drawingml/2006/main" xmlns:pic="http://schemas.openxmlformats.org/drawingml/2006/picture" xmlns:wp="http://schemas.openxmlformats.org/drawingml/2006/wordprocessingDrawing">
   <w:body>
-    <w:bookmarkStart w:id="20" w:name="에이전트-등록-관리-프로토타입"/>
+    <w:bookmarkStart w:id="29" w:name="에이전트-등록-관리-프로토타입"/>
     <w:p>
       <w:pPr>
         <w:pStyle w:val="Heading1"/>
@@ -16,16 +16,16 @@
         <w:pStyle w:val="FirstParagraph"/>
       </w:pPr>
       <w:r>
-        <w:t xml:space="preserve">영문 제목: Agent Registration Management Prototype</w:t>
+        <w:t xml:space="preserve">English title: Agent Registration Management Prototype</w:t>
       </w:r>
     </w:p>
-    <w:bookmarkStart w:id="9" w:name="설계-목적"/>
+    <w:bookmarkStart w:id="21" w:name="목적"/>
     <w:p>
       <w:pPr>
         <w:pStyle w:val="Heading2"/>
       </w:pPr>
       <w:r>
-        <w:t xml:space="preserve">1. 설계 목적</w:t>
+        <w:t xml:space="preserve">1. 목적</w:t>
       </w:r>
     </w:p>
     <w:p>
@@ -33,17 +33,7 @@
         <w:pStyle w:val="FirstParagraph"/>
       </w:pPr>
       <w:r>
-        <w:t xml:space="preserve">본 문서는 AI 서비스 제어에 참여하는 agent를 등록하고, 각 agent의 역할과 허용 action을 검증하는 구조를 정의합니다. 목표는 LLM 또는 agent가 임의 action을 바로 실행하지 못하게 하고, 사전에 정의된 boundary 안에서만 서비스 제어 판단에 참여하도록 하는 것입니다.</w:t>
-      </w:r>
-    </w:p>
-    <w:bookmarkEnd w:id="9"/>
-    <w:bookmarkStart w:id="13" w:name="한눈에-보는-구조"/>
-    <w:p>
-      <w:pPr>
-        <w:pStyle w:val="Heading2"/>
-      </w:pPr>
-      <w:r>
-        <w:t xml:space="preserve">2. 한눈에 보는 구조</w:t>
+        <w:t xml:space="preserve">본 프로토타입은 LLM 기반 AI 응용 자동화 에이전트의 Planner 역할, capability, 허용 Action을 Go 기반 Agent Registry에서 관리합니다. LLM이 생성한 Deployment Manifest를 바로 실행하지 않고 Go Guard를 통과한 결과만 AppDeploy에 전달합니다.</w:t>
       </w:r>
     </w:p>
     <w:p>
@@ -55,18 +45,18 @@
           <wp:inline>
             <wp:extent cx="5334000" cy="2733675"/>
             <wp:effectExtent b="0" l="0" r="0" t="0"/>
-            <wp:docPr descr="에이전트 등록 관리 흐름도" title="" id="11" name="Picture"/>
+            <wp:docPr descr="에이전트 등록 관리 흐름도" title="" id="19" name="Picture"/>
             <a:graphic>
               <a:graphicData uri="http://schemas.openxmlformats.org/drawingml/2006/picture">
                 <pic:pic>
                   <pic:nvPicPr>
-                    <pic:cNvPr descr="../images/agent_registry_flow.png" id="12" name="Picture"/>
+                    <pic:cNvPr descr="../images/agent_registry_flow.png" id="20" name="Picture"/>
                     <pic:cNvPicPr>
                       <a:picLocks noChangeArrowheads="1" noChangeAspect="1"/>
                     </pic:cNvPicPr>
                   </pic:nvPicPr>
                   <pic:blipFill>
-                    <a:blip r:embed="rId10"/>
+                    <a:blip r:embed="rId18"/>
                     <a:stretch>
                       <a:fillRect/>
                     </a:stretch>
@@ -101,10 +91,21 @@
         <w:t xml:space="preserve">에이전트 등록 관리 흐름도</w:t>
       </w:r>
     </w:p>
+    <w:bookmarkEnd w:id="21"/>
+    <w:bookmarkStart w:id="22" w:name="핵심-구성"/>
+    <w:p>
+      <w:pPr>
+        <w:pStyle w:val="Heading2"/>
+      </w:pPr>
+      <w:r>
+        <w:t xml:space="preserve">2. 핵심 구성</w:t>
+      </w:r>
+    </w:p>
     <w:tbl>
       <w:tblPr>
         <w:tblStyle w:val="Table"/>
-        <w:tblW w:type="auto" w:w="0"/>
+        <w:tblW w:type="pct" w:w="5000"/>
+        <w:tblLayout w:type="fixed"/>
         <w:tblLook w:firstRow="1" w:lastRow="0" w:firstColumn="0" w:lastColumn="0" w:noHBand="0" w:noVBand="0" w:val="0020"/>
       </w:tblPr>
       <w:tblGrid>
@@ -122,34 +123,23 @@
               <w:pStyle w:val="Compact"/>
             </w:pPr>
             <w:r>
-              <w:t xml:space="preserve">항목</w:t>
-            </w:r>
-          </w:p>
-        </w:tc>
-        <w:tc>
-          <w:tcPr/>
-          <w:p>
-            <w:pPr>
-              <w:pStyle w:val="Compact"/>
-            </w:pPr>
-            <w:r>
-              <w:t xml:space="preserve">내용</w:t>
+              <w:t xml:space="preserve">구성</w:t>
+            </w:r>
+          </w:p>
+        </w:tc>
+        <w:tc>
+          <w:tcPr/>
+          <w:p>
+            <w:pPr>
+              <w:pStyle w:val="Compact"/>
+            </w:pPr>
+            <w:r>
+              <w:t xml:space="preserve">역할</w:t>
             </w:r>
           </w:p>
         </w:tc>
       </w:tr>
       <w:tr>
-        <w:tc>
-          <w:tcPr/>
-          <w:p>
-            <w:pPr>
-              <w:pStyle w:val="Compact"/>
-            </w:pPr>
-            <w:r>
-              <w:t xml:space="preserve">입력</w:t>
-            </w:r>
-          </w:p>
-        </w:tc>
         <w:tc>
           <w:tcPr/>
           <w:p>
@@ -160,7 +150,18 @@
               <w:rPr>
                 <w:rStyle w:val="VerbatimChar"/>
               </w:rPr>
-              <w:t xml:space="preserve">config/agent_registry.json</w:t>
+              <w:t xml:space="preserve">AIApplicationAutomationAgent</w:t>
+            </w:r>
+          </w:p>
+        </w:tc>
+        <w:tc>
+          <w:tcPr/>
+          <w:p>
+            <w:pPr>
+              <w:pStyle w:val="Compact"/>
+            </w:pPr>
+            <w:r>
+              <w:t xml:space="preserve">자연어 요구를 분석해 AppDeploy Deployment Manifest를 생성하는 LLM Planner</w:t>
             </w:r>
           </w:p>
         </w:tc>
@@ -173,18 +174,18 @@
               <w:pStyle w:val="Compact"/>
             </w:pPr>
             <w:r>
-              <w:t xml:space="preserve">관리 대상</w:t>
-            </w:r>
-          </w:p>
-        </w:tc>
-        <w:tc>
-          <w:tcPr/>
-          <w:p>
-            <w:pPr>
-              <w:pStyle w:val="Compact"/>
-            </w:pPr>
-            <w:r>
-              <w:t xml:space="preserve">agent name, role, responsibility, bounded action</w:t>
+              <w:t xml:space="preserve">Agent Registry</w:t>
+            </w:r>
+          </w:p>
+        </w:tc>
+        <w:tc>
+          <w:tcPr/>
+          <w:p>
+            <w:pPr>
+              <w:pStyle w:val="Compact"/>
+            </w:pPr>
+            <w:r>
+              <w:t xml:space="preserve">에이전트의 역할, capability, bounded Action과 사용 상태 관리</w:t>
             </w:r>
           </w:p>
         </w:tc>
@@ -197,18 +198,18 @@
               <w:pStyle w:val="Compact"/>
             </w:pPr>
             <w:r>
-              <w:t xml:space="preserve">처리</w:t>
-            </w:r>
-          </w:p>
-        </w:tc>
-        <w:tc>
-          <w:tcPr/>
-          <w:p>
-            <w:pPr>
-              <w:pStyle w:val="Compact"/>
-            </w:pPr>
-            <w:r>
-              <w:t xml:space="preserve">agent 조회, action 허용 여부 검증</w:t>
+              <w:t xml:space="preserve">Go Action Validator</w:t>
+            </w:r>
+          </w:p>
+        </w:tc>
+        <w:tc>
+          <w:tcPr/>
+          <w:p>
+            <w:pPr>
+              <w:pStyle w:val="Compact"/>
+            </w:pPr>
+            <w:r>
+              <w:t xml:space="preserve">registry의 capability와 bounded Action을 결정론적으로 검사</w:t>
             </w:r>
           </w:p>
         </w:tc>
@@ -221,18 +222,18 @@
               <w:pStyle w:val="Compact"/>
             </w:pPr>
             <w:r>
-              <w:t xml:space="preserve">출력</w:t>
-            </w:r>
-          </w:p>
-        </w:tc>
-        <w:tc>
-          <w:tcPr/>
-          <w:p>
-            <w:pPr>
-              <w:pStyle w:val="Compact"/>
-            </w:pPr>
-            <w:r>
-              <w:t xml:space="preserve">agent list, agent detail, validation result</w:t>
+              <w:t xml:space="preserve">Go Guard</w:t>
+            </w:r>
+          </w:p>
+        </w:tc>
+        <w:tc>
+          <w:tcPr/>
+          <w:p>
+            <w:pPr>
+              <w:pStyle w:val="Compact"/>
+            </w:pPr>
+            <w:r>
+              <w:t xml:space="preserve">Manifest 계약, 자원 값, 요청 보존과 보안 경계를 승인 또는 거부</w:t>
             </w:r>
           </w:p>
         </w:tc>
@@ -245,31 +246,259 @@
               <w:pStyle w:val="Compact"/>
             </w:pPr>
             <w:r>
-              <w:t xml:space="preserve">연계</w:t>
-            </w:r>
-          </w:p>
-        </w:tc>
-        <w:tc>
-          <w:tcPr/>
-          <w:p>
-            <w:pPr>
-              <w:pStyle w:val="Compact"/>
-            </w:pPr>
-            <w:r>
-              <w:t xml:space="preserve">service-operations readiness report</w:t>
+              <w:t xml:space="preserve">AppDeploy</w:t>
+            </w:r>
+          </w:p>
+        </w:tc>
+        <w:tc>
+          <w:tcPr/>
+          <w:p>
+            <w:pPr>
+              <w:pStyle w:val="Compact"/>
+            </w:pPr>
+            <w:r>
+              <w:t xml:space="preserve">승인된 Manifest를 받아 Target과 Adapter를 선택하고 배포 상태를 제공</w:t>
             </w:r>
           </w:p>
         </w:tc>
       </w:tr>
     </w:tbl>
-    <w:bookmarkEnd w:id="13"/>
-    <w:bookmarkStart w:id="14" w:name="registry-데이터-구조"/>
     <w:p>
       <w:pPr>
+        <w:pStyle w:val="BodyText"/>
+      </w:pPr>
+      <w:r>
+        <w:t xml:space="preserve">VM 적합성 및 비용 증거 확인은 별도 AI 에이전트가 아니라 Go 검증 로직입니다. 외부 팀의 에이전트는 필요할 때 runtime registry에 추가할 수 있습니다.</w:t>
+      </w:r>
+    </w:p>
+    <w:bookmarkEnd w:id="22"/>
+    <w:bookmarkStart w:id="23" w:name="기본-에이전트"/>
+    <w:p>
+      <w:pPr>
         <w:pStyle w:val="Heading2"/>
       </w:pPr>
       <w:r>
-        <w:t xml:space="preserve">3. Registry 데이터 구조</w:t>
+        <w:t xml:space="preserve">3. 기본 에이전트</w:t>
+      </w:r>
+    </w:p>
+    <w:p>
+      <w:pPr>
+        <w:pStyle w:val="FirstParagraph"/>
+      </w:pPr>
+      <w:r>
+        <w:rPr>
+          <w:rStyle w:val="VerbatimChar"/>
+        </w:rPr>
+        <w:t xml:space="preserve">config/agent_registry.json</w:t>
+      </w:r>
+      <w:r>
+        <w:t xml:space="preserve">에는 핵심 내부 에이전트 한 개를 정의합니다.</w:t>
+      </w:r>
+    </w:p>
+    <w:tbl>
+      <w:tblPr>
+        <w:tblStyle w:val="Table"/>
+        <w:tblW w:type="pct" w:w="5000"/>
+        <w:tblLayout w:type="fixed"/>
+        <w:tblLook w:firstRow="1" w:lastRow="0" w:firstColumn="0" w:lastColumn="0" w:noHBand="0" w:noVBand="0" w:val="0020"/>
+      </w:tblPr>
+      <w:tblGrid>
+        <w:gridCol w:w="3960"/>
+        <w:gridCol w:w="3960"/>
+      </w:tblGrid>
+      <w:tr>
+        <w:trPr>
+          <w:tblHeader w:val="on"/>
+        </w:trPr>
+        <w:tc>
+          <w:tcPr/>
+          <w:p>
+            <w:pPr>
+              <w:pStyle w:val="Compact"/>
+            </w:pPr>
+            <w:r>
+              <w:t xml:space="preserve">필드</w:t>
+            </w:r>
+          </w:p>
+        </w:tc>
+        <w:tc>
+          <w:tcPr/>
+          <w:p>
+            <w:pPr>
+              <w:pStyle w:val="Compact"/>
+            </w:pPr>
+            <w:r>
+              <w:t xml:space="preserve">값</w:t>
+            </w:r>
+          </w:p>
+        </w:tc>
+      </w:tr>
+      <w:tr>
+        <w:tc>
+          <w:tcPr/>
+          <w:p>
+            <w:pPr>
+              <w:pStyle w:val="Compact"/>
+            </w:pPr>
+            <w:r>
+              <w:t xml:space="preserve">이름</w:t>
+            </w:r>
+          </w:p>
+        </w:tc>
+        <w:tc>
+          <w:tcPr/>
+          <w:p>
+            <w:pPr>
+              <w:pStyle w:val="Compact"/>
+            </w:pPr>
+            <w:r>
+              <w:rPr>
+                <w:rStyle w:val="VerbatimChar"/>
+              </w:rPr>
+              <w:t xml:space="preserve">AIApplicationAutomationAgent</w:t>
+            </w:r>
+          </w:p>
+        </w:tc>
+      </w:tr>
+      <w:tr>
+        <w:tc>
+          <w:tcPr/>
+          <w:p>
+            <w:pPr>
+              <w:pStyle w:val="Compact"/>
+            </w:pPr>
+            <w:r>
+              <w:t xml:space="preserve">capability</w:t>
+            </w:r>
+          </w:p>
+        </w:tc>
+        <w:tc>
+          <w:tcPr/>
+          <w:p>
+            <w:pPr>
+              <w:pStyle w:val="Compact"/>
+            </w:pPr>
+            <w:r>
+              <w:rPr>
+                <w:rStyle w:val="VerbatimChar"/>
+              </w:rPr>
+              <w:t xml:space="preserve">ai_application_deployment_control</w:t>
+            </w:r>
+            <w:r>
+              <w:t xml:space="preserve">,</w:t>
+            </w:r>
+            <w:r>
+              <w:t xml:space="preserve"> </w:t>
+            </w:r>
+            <w:r>
+              <w:rPr>
+                <w:rStyle w:val="VerbatimChar"/>
+              </w:rPr>
+              <w:t xml:space="preserve">deployment_manifest_planning</w:t>
+            </w:r>
+          </w:p>
+        </w:tc>
+      </w:tr>
+      <w:tr>
+        <w:tc>
+          <w:tcPr/>
+          <w:p>
+            <w:pPr>
+              <w:pStyle w:val="Compact"/>
+            </w:pPr>
+            <w:r>
+              <w:t xml:space="preserve">핵심 bounded Actions</w:t>
+            </w:r>
+          </w:p>
+        </w:tc>
+        <w:tc>
+          <w:tcPr/>
+          <w:p>
+            <w:pPr>
+              <w:pStyle w:val="Compact"/>
+            </w:pPr>
+            <w:r>
+              <w:rPr>
+                <w:rStyle w:val="VerbatimChar"/>
+              </w:rPr>
+              <w:t xml:space="preserve">generate_deployment_manifest</w:t>
+            </w:r>
+            <w:r>
+              <w:t xml:space="preserve">,</w:t>
+            </w:r>
+            <w:r>
+              <w:t xml:space="preserve"> </w:t>
+            </w:r>
+            <w:r>
+              <w:rPr>
+                <w:rStyle w:val="VerbatimChar"/>
+              </w:rPr>
+              <w:t xml:space="preserve">submit_deployment_manifest</w:t>
+            </w:r>
+            <w:r>
+              <w:t xml:space="preserve">,</w:t>
+            </w:r>
+            <w:r>
+              <w:t xml:space="preserve"> </w:t>
+            </w:r>
+            <w:r>
+              <w:rPr>
+                <w:rStyle w:val="VerbatimChar"/>
+              </w:rPr>
+              <w:t xml:space="preserve">observe_deployment_status</w:t>
+            </w:r>
+          </w:p>
+        </w:tc>
+      </w:tr>
+      <w:tr>
+        <w:tc>
+          <w:tcPr/>
+          <w:p>
+            <w:pPr>
+              <w:pStyle w:val="Compact"/>
+            </w:pPr>
+            <w:r>
+              <w:t xml:space="preserve">실행 방식</w:t>
+            </w:r>
+          </w:p>
+        </w:tc>
+        <w:tc>
+          <w:tcPr/>
+          <w:p>
+            <w:pPr>
+              <w:pStyle w:val="Compact"/>
+            </w:pPr>
+            <w:r>
+              <w:t xml:space="preserve">실제 LLM 생성 후 Go Guard 검증, AppDeploy API 연계</w:t>
+            </w:r>
+          </w:p>
+        </w:tc>
+      </w:tr>
+    </w:tbl>
+    <w:p>
+      <w:pPr>
+        <w:pStyle w:val="BodyText"/>
+      </w:pPr>
+      <w:r>
+        <w:t xml:space="preserve">LLM provider와 실제 모델은 registry에 고정하지 않고 별도의 candidate config로 주입합니다. 따라서 Ollama, vLLM, OpenAI-compatible 연구 서버 등으로 교체할 수 있습니다.</w:t>
+      </w:r>
+    </w:p>
+    <w:bookmarkEnd w:id="23"/>
+    <w:bookmarkStart w:id="24" w:name="외부-실행-주체-등록"/>
+    <w:p>
+      <w:pPr>
+        <w:pStyle w:val="Heading2"/>
+      </w:pPr>
+      <w:r>
+        <w:t xml:space="preserve">4. 외부 실행 주체 등록</w:t>
+      </w:r>
+    </w:p>
+    <w:p>
+      <w:pPr>
+        <w:pStyle w:val="FirstParagraph"/>
+      </w:pPr>
+      <w:r>
+        <w:t xml:space="preserve">외부 실행 주체는 다음 계약으로 등록합니다.</w:t>
       </w:r>
     </w:p>
     <w:tbl>
@@ -322,43 +551,28 @@
               </w:rPr>
               <w:t xml:space="preserve">name</w:t>
             </w:r>
-          </w:p>
-        </w:tc>
-        <w:tc>
-          <w:tcPr/>
-          <w:p>
-            <w:pPr>
-              <w:pStyle w:val="Compact"/>
-            </w:pPr>
-            <w:r>
-              <w:t xml:space="preserve">agent 식별자</w:t>
-            </w:r>
-          </w:p>
-        </w:tc>
-      </w:tr>
-      <w:tr>
-        <w:tc>
-          <w:tcPr/>
-          <w:p>
-            <w:pPr>
-              <w:pStyle w:val="Compact"/>
-            </w:pPr>
+            <w:r>
+              <w:t xml:space="preserve">,</w:t>
+            </w:r>
+            <w:r>
+              <w:t xml:space="preserve"> </w:t>
+            </w:r>
             <w:r>
               <w:rPr>
                 <w:rStyle w:val="VerbatimChar"/>
               </w:rPr>
-              <w:t xml:space="preserve">korean_name</w:t>
-            </w:r>
-          </w:p>
-        </w:tc>
-        <w:tc>
-          <w:tcPr/>
-          <w:p>
-            <w:pPr>
-              <w:pStyle w:val="Compact"/>
-            </w:pPr>
-            <w:r>
-              <w:t xml:space="preserve">한글 agent 이름</w:t>
+              <w:t xml:space="preserve">version</w:t>
+            </w:r>
+          </w:p>
+        </w:tc>
+        <w:tc>
+          <w:tcPr/>
+          <w:p>
+            <w:pPr>
+              <w:pStyle w:val="Compact"/>
+            </w:pPr>
+            <w:r>
+              <w:t xml:space="preserve">실행 주체 식별 정보</w:t>
             </w:r>
           </w:p>
         </w:tc>
@@ -374,45 +588,57 @@
               <w:rPr>
                 <w:rStyle w:val="VerbatimChar"/>
               </w:rPr>
-              <w:t xml:space="preserve">role</w:t>
-            </w:r>
-          </w:p>
-        </w:tc>
-        <w:tc>
-          <w:tcPr/>
-          <w:p>
-            <w:pPr>
-              <w:pStyle w:val="Compact"/>
-            </w:pPr>
-            <w:r>
-              <w:t xml:space="preserve">agent 역할</w:t>
-            </w:r>
-          </w:p>
-        </w:tc>
-      </w:tr>
-      <w:tr>
-        <w:tc>
-          <w:tcPr/>
-          <w:p>
-            <w:pPr>
-              <w:pStyle w:val="Compact"/>
-            </w:pPr>
+              <w:t xml:space="preserve">endpoint</w:t>
+            </w:r>
+            <w:r>
+              <w:t xml:space="preserve">,</w:t>
+            </w:r>
+            <w:r>
+              <w:t xml:space="preserve"> </w:t>
+            </w:r>
             <w:r>
               <w:rPr>
                 <w:rStyle w:val="VerbatimChar"/>
               </w:rPr>
-              <w:t xml:space="preserve">responsibilities</w:t>
-            </w:r>
-          </w:p>
-        </w:tc>
-        <w:tc>
-          <w:tcPr/>
-          <w:p>
-            <w:pPr>
-              <w:pStyle w:val="Compact"/>
-            </w:pPr>
-            <w:r>
-              <w:t xml:space="preserve">책임 범위</w:t>
+              <w:t xml:space="preserve">invocation_path</w:t>
+            </w:r>
+          </w:p>
+        </w:tc>
+        <w:tc>
+          <w:tcPr/>
+          <w:p>
+            <w:pPr>
+              <w:pStyle w:val="Compact"/>
+            </w:pPr>
+            <w:r>
+              <w:t xml:space="preserve">승인 후 전달할 대상 주소와 고정 경로</w:t>
+            </w:r>
+          </w:p>
+        </w:tc>
+      </w:tr>
+      <w:tr>
+        <w:tc>
+          <w:tcPr/>
+          <w:p>
+            <w:pPr>
+              <w:pStyle w:val="Compact"/>
+            </w:pPr>
+            <w:r>
+              <w:rPr>
+                <w:rStyle w:val="VerbatimChar"/>
+              </w:rPr>
+              <w:t xml:space="preserve">capabilities</w:t>
+            </w:r>
+          </w:p>
+        </w:tc>
+        <w:tc>
+          <w:tcPr/>
+          <w:p>
+            <w:pPr>
+              <w:pStyle w:val="Compact"/>
+            </w:pPr>
+            <w:r>
+              <w:t xml:space="preserve">제공 가능한 기능</w:t>
             </w:r>
           </w:p>
         </w:tc>
@@ -439,34 +665,7 @@
               <w:pStyle w:val="Compact"/>
             </w:pPr>
             <w:r>
-              <w:t xml:space="preserve">허용 action 목록</w:t>
-            </w:r>
-          </w:p>
-        </w:tc>
-      </w:tr>
-      <w:tr>
-        <w:tc>
-          <w:tcPr/>
-          <w:p>
-            <w:pPr>
-              <w:pStyle w:val="Compact"/>
-            </w:pPr>
-            <w:r>
-              <w:rPr>
-                <w:rStyle w:val="VerbatimChar"/>
-              </w:rPr>
-              <w:t xml:space="preserve">reward_signals</w:t>
-            </w:r>
-          </w:p>
-        </w:tc>
-        <w:tc>
-          <w:tcPr/>
-          <w:p>
-            <w:pPr>
-              <w:pStyle w:val="Compact"/>
-            </w:pPr>
-            <w:r>
-              <w:t xml:space="preserve">향후 평가 기준</w:t>
+              <w:t xml:space="preserve">실제 처리 가능한 Action 목록</w:t>
             </w:r>
           </w:p>
         </w:tc>
@@ -493,20 +692,447 @@
               <w:pStyle w:val="Compact"/>
             </w:pPr>
             <w:r>
-              <w:t xml:space="preserve">사용 여부</w:t>
+              <w:t xml:space="preserve">현재 선택 가능 여부</w:t>
             </w:r>
           </w:p>
         </w:tc>
       </w:tr>
     </w:tbl>
-    <w:bookmarkEnd w:id="14"/>
-    <w:bookmarkStart w:id="15" w:name="등록-agent"/>
     <w:p>
       <w:pPr>
+        <w:pStyle w:val="SourceCode"/>
+      </w:pPr>
+      <w:r>
+        <w:rPr>
+          <w:rStyle w:val="VerbatimChar"/>
+        </w:rPr>
+        <w:t xml:space="preserve">{</w:t>
+      </w:r>
+      <w:r>
+        <w:br/>
+      </w:r>
+      <w:r>
+        <w:rPr>
+          <w:rStyle w:val="VerbatimChar"/>
+        </w:rPr>
+        <w:t xml:space="preserve">  "name": "ExternalExecutionAgent",</w:t>
+      </w:r>
+      <w:r>
+        <w:br/>
+      </w:r>
+      <w:r>
+        <w:rPr>
+          <w:rStyle w:val="VerbatimChar"/>
+        </w:rPr>
+        <w:t xml:space="preserve">  "version": "0.1.0",</w:t>
+      </w:r>
+      <w:r>
+        <w:br/>
+      </w:r>
+      <w:r>
+        <w:rPr>
+          <w:rStyle w:val="VerbatimChar"/>
+        </w:rPr>
+        <w:t xml:space="preserve">  "role": "Execute validated AI application control requests.",</w:t>
+      </w:r>
+      <w:r>
+        <w:br/>
+      </w:r>
+      <w:r>
+        <w:rPr>
+          <w:rStyle w:val="VerbatimChar"/>
+        </w:rPr>
+        <w:t xml:space="preserve">  "endpoint": "https://agent.example.com",</w:t>
+      </w:r>
+      <w:r>
+        <w:br/>
+      </w:r>
+      <w:r>
+        <w:rPr>
+          <w:rStyle w:val="VerbatimChar"/>
+        </w:rPr>
+        <w:t xml:space="preserve">  "invocation_path": "/v1/actions",</w:t>
+      </w:r>
+      <w:r>
+        <w:br/>
+      </w:r>
+      <w:r>
+        <w:rPr>
+          <w:rStyle w:val="VerbatimChar"/>
+        </w:rPr>
+        <w:t xml:space="preserve">  "capabilities": ["ai_application_deployment_control"],</w:t>
+      </w:r>
+      <w:r>
+        <w:br/>
+      </w:r>
+      <w:r>
+        <w:rPr>
+          <w:rStyle w:val="VerbatimChar"/>
+        </w:rPr>
+        <w:t xml:space="preserve">  "bounded_actions": [</w:t>
+      </w:r>
+      <w:r>
+        <w:br/>
+      </w:r>
+      <w:r>
+        <w:rPr>
+          <w:rStyle w:val="VerbatimChar"/>
+        </w:rPr>
+        <w:t xml:space="preserve">    "deploy_application",</w:t>
+      </w:r>
+      <w:r>
+        <w:br/>
+      </w:r>
+      <w:r>
+        <w:rPr>
+          <w:rStyle w:val="VerbatimChar"/>
+        </w:rPr>
+        <w:t xml:space="preserve">    "observe_status",</w:t>
+      </w:r>
+      <w:r>
+        <w:br/>
+      </w:r>
+      <w:r>
+        <w:rPr>
+          <w:rStyle w:val="VerbatimChar"/>
+        </w:rPr>
+        <w:t xml:space="preserve">    "restart_application",</w:t>
+      </w:r>
+      <w:r>
+        <w:br/>
+      </w:r>
+      <w:r>
+        <w:rPr>
+          <w:rStyle w:val="VerbatimChar"/>
+        </w:rPr>
+        <w:t xml:space="preserve">    "stop_application"</w:t>
+      </w:r>
+      <w:r>
+        <w:br/>
+      </w:r>
+      <w:r>
+        <w:rPr>
+          <w:rStyle w:val="VerbatimChar"/>
+        </w:rPr>
+        <w:t xml:space="preserve">  ]</w:t>
+      </w:r>
+      <w:r>
+        <w:br/>
+      </w:r>
+      <w:r>
+        <w:rPr>
+          <w:rStyle w:val="VerbatimChar"/>
+        </w:rPr>
+        <w:t xml:space="preserve">}</w:t>
+      </w:r>
+    </w:p>
+    <w:p>
+      <w:pPr>
+        <w:pStyle w:val="FirstParagraph"/>
+      </w:pPr>
+      <w:r>
+        <w:t xml:space="preserve">Runtime 등록은 prototype 프로세스 메모리에 저장되며 서버 재시작 시 초기화됩니다. credential과 token은 registry payload에 저장하지 않습니다.</w:t>
+      </w:r>
+    </w:p>
+    <w:bookmarkEnd w:id="24"/>
+    <w:bookmarkStart w:id="25" w:name="planner-검증-흐름"/>
+    <w:p>
+      <w:pPr>
         <w:pStyle w:val="Heading2"/>
       </w:pPr>
       <w:r>
-        <w:t xml:space="preserve">4. 등록 Agent</w:t>
+        <w:t xml:space="preserve">5. Planner 검증 흐름</w:t>
+      </w:r>
+    </w:p>
+    <w:p>
+      <w:pPr>
+        <w:pStyle w:val="SourceCode"/>
+      </w:pPr>
+      <w:r>
+        <w:rPr>
+          <w:rStyle w:val="VerbatimChar"/>
+        </w:rPr>
+        <w:t xml:space="preserve">자연어 배포 요구</w:t>
+      </w:r>
+      <w:r>
+        <w:br/>
+      </w:r>
+      <w:r>
+        <w:rPr>
+          <w:rStyle w:val="VerbatimChar"/>
+        </w:rPr>
+        <w:t xml:space="preserve">        ↓</w:t>
+      </w:r>
+      <w:r>
+        <w:br/>
+      </w:r>
+      <w:r>
+        <w:rPr>
+          <w:rStyle w:val="VerbatimChar"/>
+        </w:rPr>
+        <w:t xml:space="preserve">실제 LLM Deployment Manifest 생성</w:t>
+      </w:r>
+      <w:r>
+        <w:br/>
+      </w:r>
+      <w:r>
+        <w:rPr>
+          <w:rStyle w:val="VerbatimChar"/>
+        </w:rPr>
+        <w:t xml:space="preserve">        ↓</w:t>
+      </w:r>
+      <w:r>
+        <w:br/>
+      </w:r>
+      <w:r>
+        <w:rPr>
+          <w:rStyle w:val="VerbatimChar"/>
+        </w:rPr>
+        <w:t xml:space="preserve">app_version_id와 선택적 Target hint 보존</w:t>
+      </w:r>
+      <w:r>
+        <w:br/>
+      </w:r>
+      <w:r>
+        <w:rPr>
+          <w:rStyle w:val="VerbatimChar"/>
+        </w:rPr>
+        <w:t xml:space="preserve">        ↓</w:t>
+      </w:r>
+      <w:r>
+        <w:br/>
+      </w:r>
+      <w:r>
+        <w:rPr>
+          <w:rStyle w:val="VerbatimChar"/>
+        </w:rPr>
+        <w:t xml:space="preserve">CPU·메모리·GPU·디스크·accelerator 검증</w:t>
+      </w:r>
+      <w:r>
+        <w:br/>
+      </w:r>
+      <w:r>
+        <w:rPr>
+          <w:rStyle w:val="VerbatimChar"/>
+        </w:rPr>
+        <w:t xml:space="preserve">        ↓</w:t>
+      </w:r>
+      <w:r>
+        <w:br/>
+      </w:r>
+      <w:r>
+        <w:rPr>
+          <w:rStyle w:val="VerbatimChar"/>
+        </w:rPr>
+        <w:t xml:space="preserve">Go Guard 승인 또는 거부</w:t>
+      </w:r>
+      <w:r>
+        <w:br/>
+      </w:r>
+      <w:r>
+        <w:rPr>
+          <w:rStyle w:val="VerbatimChar"/>
+        </w:rPr>
+        <w:t xml:space="preserve">        ↓</w:t>
+      </w:r>
+      <w:r>
+        <w:br/>
+      </w:r>
+      <w:r>
+        <w:rPr>
+          <w:rStyle w:val="VerbatimChar"/>
+        </w:rPr>
+        <w:t xml:space="preserve">승인: AppDeploy 배포 요청과 상태 polling</w:t>
+      </w:r>
+      <w:r>
+        <w:br/>
+      </w:r>
+      <w:r>
+        <w:rPr>
+          <w:rStyle w:val="VerbatimChar"/>
+        </w:rPr>
+        <w:t xml:space="preserve">거부: MANIFEST_REJECTED 상태 반환</w:t>
+      </w:r>
+    </w:p>
+    <w:p>
+      <w:pPr>
+        <w:pStyle w:val="FirstParagraph"/>
+      </w:pPr>
+      <w:r>
+        <w:rPr>
+          <w:rStyle w:val="VerbatimChar"/>
+        </w:rPr>
+        <w:t xml:space="preserve">generation.execution_status=executed</w:t>
+      </w:r>
+      <w:r>
+        <w:t xml:space="preserve">는 LLM 호출과 Manifest 생성이 수행되었다는 뜻입니다. 실제 배포 완료 여부는 별도의</w:t>
+      </w:r>
+      <w:r>
+        <w:t xml:space="preserve"> </w:t>
+      </w:r>
+      <w:r>
+        <w:rPr>
+          <w:rStyle w:val="VerbatimChar"/>
+        </w:rPr>
+        <w:t xml:space="preserve">deployment.status=RUNNING</w:t>
+      </w:r>
+      <w:r>
+        <w:t xml:space="preserve">으로 확인합니다.</w:t>
+      </w:r>
+    </w:p>
+    <w:bookmarkEnd w:id="25"/>
+    <w:bookmarkStart w:id="26" w:name="cli-검증"/>
+    <w:p>
+      <w:pPr>
+        <w:pStyle w:val="Heading2"/>
+      </w:pPr>
+      <w:r>
+        <w:t xml:space="preserve">6. CLI 검증</w:t>
+      </w:r>
+    </w:p>
+    <w:p>
+      <w:pPr>
+        <w:pStyle w:val="SourceCode"/>
+      </w:pPr>
+      <w:r>
+        <w:rPr>
+          <w:rStyle w:val="VerbatimChar"/>
+        </w:rPr>
+        <w:t xml:space="preserve">cd go/service-control-api</w:t>
+      </w:r>
+      <w:r>
+        <w:br/>
+      </w:r>
+      <w:r>
+        <w:br/>
+      </w:r>
+      <w:r>
+        <w:rPr>
+          <w:rStyle w:val="VerbatimChar"/>
+        </w:rPr>
+        <w:t xml:space="preserve">go run ./cmd/aiops-service-control list-agents \</w:t>
+      </w:r>
+      <w:r>
+        <w:br/>
+      </w:r>
+      <w:r>
+        <w:rPr>
+          <w:rStyle w:val="VerbatimChar"/>
+        </w:rPr>
+        <w:t xml:space="preserve">  --registry ../../config/agent_registry.json</w:t>
+      </w:r>
+      <w:r>
+        <w:br/>
+      </w:r>
+      <w:r>
+        <w:br/>
+      </w:r>
+      <w:r>
+        <w:rPr>
+          <w:rStyle w:val="VerbatimChar"/>
+        </w:rPr>
+        <w:t xml:space="preserve">go run ./cmd/aiops-service-control validate-agent-action \</w:t>
+      </w:r>
+      <w:r>
+        <w:br/>
+      </w:r>
+      <w:r>
+        <w:rPr>
+          <w:rStyle w:val="VerbatimChar"/>
+        </w:rPr>
+        <w:t xml:space="preserve">  --registry ../../config/agent_registry.json \</w:t>
+      </w:r>
+      <w:r>
+        <w:br/>
+      </w:r>
+      <w:r>
+        <w:rPr>
+          <w:rStyle w:val="VerbatimChar"/>
+        </w:rPr>
+        <w:t xml:space="preserve">  --agent AIApplicationAutomationAgent \</w:t>
+      </w:r>
+      <w:r>
+        <w:br/>
+      </w:r>
+      <w:r>
+        <w:rPr>
+          <w:rStyle w:val="VerbatimChar"/>
+        </w:rPr>
+        <w:t xml:space="preserve">  --action generate_deployment_manifest</w:t>
+      </w:r>
+    </w:p>
+    <w:p>
+      <w:pPr>
+        <w:pStyle w:val="FirstParagraph"/>
+      </w:pPr>
+      <w:r>
+        <w:t xml:space="preserve">실제 LLM Planner 연계는 실행 중인 OpenAI-compatible endpoint와 AppDeploy가 있을 때 다음 명령으로 검증합니다.</w:t>
+      </w:r>
+    </w:p>
+    <w:p>
+      <w:pPr>
+        <w:pStyle w:val="SourceCode"/>
+      </w:pPr>
+      <w:r>
+        <w:rPr>
+          <w:rStyle w:val="VerbatimChar"/>
+        </w:rPr>
+        <w:t xml:space="preserve">go run ./cmd/aiops-service-control run-appdeploy-planner \</w:t>
+      </w:r>
+      <w:r>
+        <w:br/>
+      </w:r>
+      <w:r>
+        <w:rPr>
+          <w:rStyle w:val="VerbatimChar"/>
+        </w:rPr>
+        <w:t xml:space="preserve">  --request "GPU 추론 앱을 배포해 주세요." \</w:t>
+      </w:r>
+      <w:r>
+        <w:br/>
+      </w:r>
+      <w:r>
+        <w:rPr>
+          <w:rStyle w:val="VerbatimChar"/>
+        </w:rPr>
+        <w:t xml:space="preserve">  --app-version-id appver-llm-inference-v1 \</w:t>
+      </w:r>
+      <w:r>
+        <w:br/>
+      </w:r>
+      <w:r>
+        <w:rPr>
+          <w:rStyle w:val="VerbatimChar"/>
+        </w:rPr>
+        <w:t xml:space="preserve">  --candidates ../../config/ops_llm_eval_candidates.local_ollama.json \</w:t>
+      </w:r>
+      <w:r>
+        <w:br/>
+      </w:r>
+      <w:r>
+        <w:rPr>
+          <w:rStyle w:val="VerbatimChar"/>
+        </w:rPr>
+        <w:t xml:space="preserve">  --candidate-id local-ollama-ops-llm \</w:t>
+      </w:r>
+      <w:r>
+        <w:br/>
+      </w:r>
+      <w:r>
+        <w:rPr>
+          <w:rStyle w:val="VerbatimChar"/>
+        </w:rPr>
+        <w:t xml:space="preserve">  --appdeploy-base-url http://127.0.0.1:8081/api/v1</w:t>
+      </w:r>
+    </w:p>
+    <w:bookmarkEnd w:id="26"/>
+    <w:bookmarkStart w:id="27" w:name="api"/>
+    <w:p>
+      <w:pPr>
+        <w:pStyle w:val="Heading2"/>
+      </w:pPr>
+      <w:r>
+        <w:t xml:space="preserve">7. API</w:t>
       </w:r>
     </w:p>
     <w:tbl>
@@ -532,29 +1158,29 @@
               <w:pStyle w:val="Compact"/>
             </w:pPr>
             <w:r>
-              <w:t xml:space="preserve">Agent</w:t>
-            </w:r>
-          </w:p>
-        </w:tc>
-        <w:tc>
-          <w:tcPr/>
-          <w:p>
-            <w:pPr>
-              <w:pStyle w:val="Compact"/>
-            </w:pPr>
-            <w:r>
-              <w:t xml:space="preserve">역할</w:t>
-            </w:r>
-          </w:p>
-        </w:tc>
-        <w:tc>
-          <w:tcPr/>
-          <w:p>
-            <w:pPr>
-              <w:pStyle w:val="Compact"/>
-            </w:pPr>
-            <w:r>
-              <w:t xml:space="preserve">대표 action</w:t>
+              <w:t xml:space="preserve">Method</w:t>
+            </w:r>
+          </w:p>
+        </w:tc>
+        <w:tc>
+          <w:tcPr/>
+          <w:p>
+            <w:pPr>
+              <w:pStyle w:val="Compact"/>
+            </w:pPr>
+            <w:r>
+              <w:t xml:space="preserve">Path</w:t>
+            </w:r>
+          </w:p>
+        </w:tc>
+        <w:tc>
+          <w:tcPr/>
+          <w:p>
+            <w:pPr>
+              <w:pStyle w:val="Compact"/>
+            </w:pPr>
+            <w:r>
+              <w:t xml:space="preserve">기능</w:t>
             </w:r>
           </w:p>
         </w:tc>
@@ -570,44 +1196,44 @@
               <w:rPr>
                 <w:rStyle w:val="VerbatimChar"/>
               </w:rPr>
-              <w:t xml:space="preserve">AIServiceHASupportAgent</w:t>
-            </w:r>
-          </w:p>
-        </w:tc>
-        <w:tc>
-          <w:tcPr/>
-          <w:p>
-            <w:pPr>
-              <w:pStyle w:val="Compact"/>
-            </w:pPr>
-            <w:r>
-              <w:t xml:space="preserve">서비스 가용성과 recovery 필요성 검토</w:t>
-            </w:r>
-          </w:p>
-        </w:tc>
-        <w:tc>
-          <w:tcPr/>
-          <w:p>
-            <w:pPr>
-              <w:pStyle w:val="Compact"/>
-            </w:pPr>
+              <w:t xml:space="preserve">GET</w:t>
+            </w:r>
+            <w:r>
+              <w:t xml:space="preserve">,</w:t>
+            </w:r>
+            <w:r>
+              <w:t xml:space="preserve"> </w:t>
+            </w:r>
             <w:r>
               <w:rPr>
                 <w:rStyle w:val="VerbatimChar"/>
               </w:rPr>
-              <w:t xml:space="preserve">ha_scale_out_required</w:t>
-            </w:r>
-            <w:r>
-              <w:t xml:space="preserve">,</w:t>
-            </w:r>
-            <w:r>
-              <w:t xml:space="preserve"> </w:t>
-            </w:r>
+              <w:t xml:space="preserve">POST</w:t>
+            </w:r>
+          </w:p>
+        </w:tc>
+        <w:tc>
+          <w:tcPr/>
+          <w:p>
+            <w:pPr>
+              <w:pStyle w:val="Compact"/>
+            </w:pPr>
             <w:r>
               <w:rPr>
                 <w:rStyle w:val="VerbatimChar"/>
               </w:rPr>
-              <w:t xml:space="preserve">ha_no_action</w:t>
+              <w:t xml:space="preserve">/api/v1/agents</w:t>
+            </w:r>
+          </w:p>
+        </w:tc>
+        <w:tc>
+          <w:tcPr/>
+          <w:p>
+            <w:pPr>
+              <w:pStyle w:val="Compact"/>
+            </w:pPr>
+            <w:r>
+              <w:t xml:space="preserve">에이전트 조회 및 외부 실행 주체 등록</w:t>
             </w:r>
           </w:p>
         </w:tc>
@@ -623,18 +1249,7 @@
               <w:rPr>
                 <w:rStyle w:val="VerbatimChar"/>
               </w:rPr>
-              <w:t xml:space="preserve">AIApplicationManagementAgent</w:t>
-            </w:r>
-          </w:p>
-        </w:tc>
-        <w:tc>
-          <w:tcPr/>
-          <w:p>
-            <w:pPr>
-              <w:pStyle w:val="Compact"/>
-            </w:pPr>
-            <w:r>
-              <w:t xml:space="preserve">AI 응용 배포·제어 검토</w:t>
+              <w:t xml:space="preserve">POST</w:t>
             </w:r>
           </w:p>
         </w:tc>
@@ -648,24 +1263,37 @@
               <w:rPr>
                 <w:rStyle w:val="VerbatimChar"/>
               </w:rPr>
-              <w:t xml:space="preserve">app_select_inference_vm</w:t>
-            </w:r>
-            <w:r>
-              <w:t xml:space="preserve">,</w:t>
-            </w:r>
-            <w:r>
-              <w:t xml:space="preserve"> </w:t>
-            </w:r>
+              <w:t xml:space="preserve">/api/v1/agents/{name}/actions/{action}/validate</w:t>
+            </w:r>
+          </w:p>
+        </w:tc>
+        <w:tc>
+          <w:tcPr/>
+          <w:p>
+            <w:pPr>
+              <w:pStyle w:val="Compact"/>
+            </w:pPr>
+            <w:r>
+              <w:t xml:space="preserve">bounded Action 검증</w:t>
+            </w:r>
+          </w:p>
+        </w:tc>
+      </w:tr>
+      <w:tr>
+        <w:tc>
+          <w:tcPr/>
+          <w:p>
+            <w:pPr>
+              <w:pStyle w:val="Compact"/>
+            </w:pPr>
             <w:r>
               <w:rPr>
                 <w:rStyle w:val="VerbatimChar"/>
               </w:rPr>
-              <w:t xml:space="preserve">app_scale_service_instances</w:t>
-            </w:r>
-          </w:p>
-        </w:tc>
-      </w:tr>
-      <w:tr>
+              <w:t xml:space="preserve">POST</w:t>
+            </w:r>
+          </w:p>
+        </w:tc>
         <w:tc>
           <w:tcPr/>
           <w:p>
@@ -676,21 +1304,23 @@
               <w:rPr>
                 <w:rStyle w:val="VerbatimChar"/>
               </w:rPr>
-              <w:t xml:space="preserve">AISemiconductorInfraOpsAgent</w:t>
-            </w:r>
-          </w:p>
-        </w:tc>
-        <w:tc>
-          <w:tcPr/>
-          <w:p>
-            <w:pPr>
-              <w:pStyle w:val="Compact"/>
-            </w:pPr>
-            <w:r>
-              <w:t xml:space="preserve">CPU/GPU VM 제약 검증</w:t>
-            </w:r>
-          </w:p>
-        </w:tc>
+              <w:t xml:space="preserve">/api/v1/agents/{name}/invocations/plan</w:t>
+            </w:r>
+          </w:p>
+        </w:tc>
+        <w:tc>
+          <w:tcPr/>
+          <w:p>
+            <w:pPr>
+              <w:pStyle w:val="Compact"/>
+            </w:pPr>
+            <w:r>
+              <w:t xml:space="preserve">비실행 호출 계획 생성</w:t>
+            </w:r>
+          </w:p>
+        </w:tc>
+      </w:tr>
+      <w:tr>
         <w:tc>
           <w:tcPr/>
           <w:p>
@@ -701,19 +1331,32 @@
               <w:rPr>
                 <w:rStyle w:val="VerbatimChar"/>
               </w:rPr>
-              <w:t xml:space="preserve">infra_select_cpu_gpu_vm</w:t>
-            </w:r>
-            <w:r>
-              <w:t xml:space="preserve">,</w:t>
-            </w:r>
-            <w:r>
-              <w:t xml:space="preserve"> </w:t>
-            </w:r>
+              <w:t xml:space="preserve">POST</w:t>
+            </w:r>
+          </w:p>
+        </w:tc>
+        <w:tc>
+          <w:tcPr/>
+          <w:p>
+            <w:pPr>
+              <w:pStyle w:val="Compact"/>
+            </w:pPr>
             <w:r>
               <w:rPr>
                 <w:rStyle w:val="VerbatimChar"/>
               </w:rPr>
-              <w:t xml:space="preserve">infra_capacity_approved</w:t>
+              <w:t xml:space="preserve">/api/v1/automation/action-proposals</w:t>
+            </w:r>
+          </w:p>
+        </w:tc>
+        <w:tc>
+          <w:tcPr/>
+          <w:p>
+            <w:pPr>
+              <w:pStyle w:val="Compact"/>
+            </w:pPr>
+            <w:r>
+              <w:t xml:space="preserve">실제 LLM 제안과 Go Guard 검증</w:t>
             </w:r>
           </w:p>
         </w:tc>
@@ -729,18 +1372,7 @@
               <w:rPr>
                 <w:rStyle w:val="VerbatimChar"/>
               </w:rPr>
-              <w:t xml:space="preserve">CostOptimizationAgent</w:t>
-            </w:r>
-          </w:p>
-        </w:tc>
-        <w:tc>
-          <w:tcPr/>
-          <w:p>
-            <w:pPr>
-              <w:pStyle w:val="Compact"/>
-            </w:pPr>
-            <w:r>
-              <w:t xml:space="preserve">비용과 resource efficiency 검토</w:t>
+              <w:t xml:space="preserve">POST</w:t>
             </w:r>
           </w:p>
         </w:tc>
@@ -754,605 +1386,130 @@
               <w:rPr>
                 <w:rStyle w:val="VerbatimChar"/>
               </w:rPr>
-              <w:t xml:space="preserve">cost_budget_approved</w:t>
-            </w:r>
-            <w:r>
-              <w:t xml:space="preserve">,</w:t>
-            </w:r>
-            <w:r>
-              <w:t xml:space="preserve"> </w:t>
-            </w:r>
+              <w:t xml:space="preserve">/api/v1/automation/feedback</w:t>
+            </w:r>
+          </w:p>
+        </w:tc>
+        <w:tc>
+          <w:tcPr/>
+          <w:p>
+            <w:pPr>
+              <w:pStyle w:val="Compact"/>
+            </w:pPr>
+            <w:r>
+              <w:t xml:space="preserve">승인된 correlation ID의 실행 상태 기록</w:t>
+            </w:r>
+          </w:p>
+        </w:tc>
+      </w:tr>
+      <w:tr>
+        <w:tc>
+          <w:tcPr/>
+          <w:p>
+            <w:pPr>
+              <w:pStyle w:val="Compact"/>
+            </w:pPr>
             <w:r>
               <w:rPr>
                 <w:rStyle w:val="VerbatimChar"/>
               </w:rPr>
-              <w:t xml:space="preserve">cost_budget_rejected</w:t>
-            </w:r>
-          </w:p>
-        </w:tc>
-      </w:tr>
-    </w:tbl>
-    <w:bookmarkEnd w:id="15"/>
-    <w:bookmarkStart w:id="16" w:name="action-검증-규칙"/>
-    <w:p>
-      <w:pPr>
-        <w:pStyle w:val="Heading2"/>
-      </w:pPr>
-      <w:r>
-        <w:t xml:space="preserve">5. Action 검증 규칙</w:t>
-      </w:r>
-    </w:p>
-    <w:tbl>
-      <w:tblPr>
-        <w:tblStyle w:val="Table"/>
-        <w:tblW w:type="auto" w:w="0"/>
-        <w:tblLook w:firstRow="1" w:lastRow="0" w:firstColumn="0" w:lastColumn="0" w:noHBand="0" w:noVBand="0" w:val="0020"/>
-      </w:tblPr>
-      <w:tblGrid>
-        <w:gridCol w:w="2640"/>
-        <w:gridCol w:w="2640"/>
-        <w:gridCol w:w="2640"/>
-      </w:tblGrid>
-      <w:tr>
-        <w:trPr>
-          <w:tblHeader w:val="on"/>
-        </w:trPr>
-        <w:tc>
-          <w:tcPr/>
-          <w:p>
-            <w:pPr>
-              <w:pStyle w:val="Compact"/>
-            </w:pPr>
-            <w:r>
-              <w:t xml:space="preserve">단계</w:t>
-            </w:r>
-          </w:p>
-        </w:tc>
-        <w:tc>
-          <w:tcPr/>
-          <w:p>
-            <w:pPr>
-              <w:pStyle w:val="Compact"/>
-            </w:pPr>
-            <w:r>
-              <w:t xml:space="preserve">검증 내용</w:t>
-            </w:r>
-          </w:p>
-        </w:tc>
-        <w:tc>
-          <w:tcPr/>
-          <w:p>
-            <w:pPr>
-              <w:pStyle w:val="Compact"/>
-            </w:pPr>
-            <w:r>
-              <w:t xml:space="preserve">실패 시 처리</w:t>
-            </w:r>
-          </w:p>
-        </w:tc>
-      </w:tr>
-      <w:tr>
-        <w:tc>
-          <w:tcPr/>
-          <w:p>
-            <w:pPr>
-              <w:pStyle w:val="Compact"/>
-            </w:pPr>
-            <w:r>
-              <w:t xml:space="preserve">1</w:t>
-            </w:r>
-          </w:p>
-        </w:tc>
-        <w:tc>
-          <w:tcPr/>
-          <w:p>
-            <w:pPr>
-              <w:pStyle w:val="Compact"/>
-            </w:pPr>
-            <w:r>
-              <w:t xml:space="preserve">agent가 registry에 존재하는지 확인</w:t>
-            </w:r>
-          </w:p>
-        </w:tc>
-        <w:tc>
-          <w:tcPr/>
-          <w:p>
-            <w:pPr>
-              <w:pStyle w:val="Compact"/>
-            </w:pPr>
-            <w:r>
-              <w:t xml:space="preserve">invalid</w:t>
-            </w:r>
-          </w:p>
-        </w:tc>
-      </w:tr>
-      <w:tr>
-        <w:tc>
-          <w:tcPr/>
-          <w:p>
-            <w:pPr>
-              <w:pStyle w:val="Compact"/>
-            </w:pPr>
-            <w:r>
-              <w:t xml:space="preserve">2</w:t>
-            </w:r>
-          </w:p>
-        </w:tc>
-        <w:tc>
-          <w:tcPr/>
-          <w:p>
-            <w:pPr>
-              <w:pStyle w:val="Compact"/>
-            </w:pPr>
-            <w:r>
-              <w:t xml:space="preserve">agent가 enabled 상태인지 확인</w:t>
-            </w:r>
-          </w:p>
-        </w:tc>
-        <w:tc>
-          <w:tcPr/>
-          <w:p>
-            <w:pPr>
-              <w:pStyle w:val="Compact"/>
-            </w:pPr>
-            <w:r>
-              <w:t xml:space="preserve">invalid</w:t>
-            </w:r>
-          </w:p>
-        </w:tc>
-      </w:tr>
-      <w:tr>
-        <w:tc>
-          <w:tcPr/>
-          <w:p>
-            <w:pPr>
-              <w:pStyle w:val="Compact"/>
-            </w:pPr>
-            <w:r>
-              <w:t xml:space="preserve">3</w:t>
-            </w:r>
-          </w:p>
-        </w:tc>
-        <w:tc>
-          <w:tcPr/>
-          <w:p>
-            <w:pPr>
-              <w:pStyle w:val="Compact"/>
-            </w:pPr>
-            <w:r>
-              <w:t xml:space="preserve">요청 action이</w:t>
-            </w:r>
-            <w:r>
-              <w:t xml:space="preserve"> </w:t>
-            </w:r>
+              <w:t xml:space="preserve">POST</w:t>
+            </w:r>
+          </w:p>
+        </w:tc>
+        <w:tc>
+          <w:tcPr/>
+          <w:p>
+            <w:pPr>
+              <w:pStyle w:val="Compact"/>
+            </w:pPr>
             <w:r>
               <w:rPr>
                 <w:rStyle w:val="VerbatimChar"/>
               </w:rPr>
-              <w:t xml:space="preserve">bounded_actions</w:t>
-            </w:r>
-            <w:r>
-              <w:t xml:space="preserve">에 포함되는지 확인</w:t>
-            </w:r>
-          </w:p>
-        </w:tc>
-        <w:tc>
-          <w:tcPr/>
-          <w:p>
-            <w:pPr>
-              <w:pStyle w:val="Compact"/>
-            </w:pPr>
-            <w:r>
-              <w:t xml:space="preserve">invalid</w:t>
-            </w:r>
-          </w:p>
-        </w:tc>
-      </w:tr>
-      <w:tr>
-        <w:tc>
-          <w:tcPr/>
-          <w:p>
-            <w:pPr>
-              <w:pStyle w:val="Compact"/>
-            </w:pPr>
-            <w:r>
-              <w:t xml:space="preserve">4</w:t>
-            </w:r>
-          </w:p>
-        </w:tc>
-        <w:tc>
-          <w:tcPr/>
-          <w:p>
-            <w:pPr>
-              <w:pStyle w:val="Compact"/>
-            </w:pPr>
-            <w:r>
-              <w:t xml:space="preserve">승인 여부와 사유를 결과로 반환</w:t>
-            </w:r>
-          </w:p>
-        </w:tc>
-        <w:tc>
-          <w:tcPr/>
-          <w:p>
-            <w:pPr>
-              <w:pStyle w:val="Compact"/>
-            </w:pPr>
-            <w:r>
-              <w:t xml:space="preserve">readiness 판단에 반영</w:t>
+              <w:t xml:space="preserve">/api/v1/planner/deployments</w:t>
+            </w:r>
+          </w:p>
+        </w:tc>
+        <w:tc>
+          <w:tcPr/>
+          <w:p>
+            <w:pPr>
+              <w:pStyle w:val="Compact"/>
+            </w:pPr>
+            <w:r>
+              <w:t xml:space="preserve">Manifest 생성·Go Guard·AppDeploy 상태 추적</w:t>
             </w:r>
           </w:p>
         </w:tc>
       </w:tr>
     </w:tbl>
-    <w:bookmarkEnd w:id="16"/>
-    <w:bookmarkStart w:id="17" w:name="service-control-연계"/>
+    <w:bookmarkEnd w:id="27"/>
+    <w:bookmarkStart w:id="28" w:name="현재-경계"/>
     <w:p>
       <w:pPr>
         <w:pStyle w:val="Heading2"/>
       </w:pPr>
       <w:r>
-        <w:t xml:space="preserve">6. Service-Control 연계</w:t>
-      </w:r>
-    </w:p>
-    <w:tbl>
-      <w:tblPr>
-        <w:tblStyle w:val="Table"/>
-        <w:tblW w:type="pct" w:w="5000"/>
-        <w:tblLayout w:type="fixed"/>
-        <w:tblLook w:firstRow="1" w:lastRow="0" w:firstColumn="0" w:lastColumn="0" w:noHBand="0" w:noVBand="0" w:val="0020"/>
-      </w:tblPr>
-      <w:tblGrid>
-        <w:gridCol w:w="3960"/>
-        <w:gridCol w:w="3960"/>
-      </w:tblGrid>
-      <w:tr>
-        <w:trPr>
-          <w:tblHeader w:val="on"/>
-        </w:trPr>
-        <w:tc>
-          <w:tcPr/>
-          <w:p>
-            <w:pPr>
-              <w:pStyle w:val="Compact"/>
-            </w:pPr>
-            <w:r>
-              <w:t xml:space="preserve">연계 지점</w:t>
-            </w:r>
-          </w:p>
-        </w:tc>
-        <w:tc>
-          <w:tcPr/>
-          <w:p>
-            <w:pPr>
-              <w:pStyle w:val="Compact"/>
-            </w:pPr>
-            <w:r>
-              <w:t xml:space="preserve">설명</w:t>
-            </w:r>
-          </w:p>
-        </w:tc>
-      </w:tr>
-      <w:tr>
-        <w:tc>
-          <w:tcPr/>
-          <w:p>
-            <w:pPr>
-              <w:pStyle w:val="Compact"/>
-            </w:pPr>
-            <w:r>
-              <w:t xml:space="preserve">LLM 선정 이후</w:t>
-            </w:r>
-          </w:p>
-        </w:tc>
-        <w:tc>
-          <w:tcPr/>
-          <w:p>
-            <w:pPr>
-              <w:pStyle w:val="Compact"/>
-            </w:pPr>
-            <w:r>
-              <w:t xml:space="preserve">선택된 LLM이 제안하는 운영 판단을 agent boundary와 비교한다.</w:t>
-            </w:r>
-          </w:p>
-        </w:tc>
-      </w:tr>
-      <w:tr>
-        <w:tc>
-          <w:tcPr/>
-          <w:p>
-            <w:pPr>
-              <w:pStyle w:val="Compact"/>
-            </w:pPr>
-            <w:r>
-              <w:t xml:space="preserve">배포 계획 생성 이후</w:t>
-            </w:r>
-          </w:p>
-        </w:tc>
-        <w:tc>
-          <w:tcPr/>
-          <w:p>
-            <w:pPr>
-              <w:pStyle w:val="Compact"/>
-            </w:pPr>
-            <w:r>
-              <w:t xml:space="preserve">application/infrastructure/cost 관점에서 배포 계획을 검토한다.</w:t>
-            </w:r>
-          </w:p>
-        </w:tc>
-      </w:tr>
-      <w:tr>
-        <w:tc>
-          <w:tcPr/>
-          <w:p>
-            <w:pPr>
-              <w:pStyle w:val="Compact"/>
-            </w:pPr>
-            <w:r>
-              <w:t xml:space="preserve">readiness 판단</w:t>
-            </w:r>
-          </w:p>
-        </w:tc>
-        <w:tc>
-          <w:tcPr/>
-          <w:p>
-            <w:pPr>
-              <w:pStyle w:val="Compact"/>
-            </w:pPr>
-            <w:r>
-              <w:t xml:space="preserve">agent review가 실패하면 통합 준비도 결과를 valid로 처리하지 않는다.</w:t>
-            </w:r>
-          </w:p>
-        </w:tc>
-      </w:tr>
-    </w:tbl>
-    <w:bookmarkEnd w:id="17"/>
-    <w:bookmarkStart w:id="18" w:name="검증-방법"/>
-    <w:p>
-      <w:pPr>
-        <w:pStyle w:val="Heading2"/>
-      </w:pPr>
-      <w:r>
-        <w:t xml:space="preserve">7. 검증 방법</w:t>
+        <w:t xml:space="preserve">8. 현재 경계</w:t>
       </w:r>
     </w:p>
     <w:p>
       <w:pPr>
-        <w:pStyle w:val="SourceCode"/>
-      </w:pPr>
-      <w:r>
-        <w:rPr>
-          <w:rStyle w:val="VerbatimChar"/>
-        </w:rPr>
-        <w:t xml:space="preserve">cd go/service-control-api</w:t>
-      </w:r>
-      <w:r>
-        <w:br/>
-      </w:r>
-      <w:r>
-        <w:rPr>
-          <w:rStyle w:val="VerbatimChar"/>
-        </w:rPr>
-        <w:t xml:space="preserve">go run ./cmd/aiops-service-control list-agents \</w:t>
-      </w:r>
-      <w:r>
-        <w:br/>
-      </w:r>
-      <w:r>
-        <w:rPr>
-          <w:rStyle w:val="VerbatimChar"/>
-        </w:rPr>
-        <w:t xml:space="preserve">  --registry ../../config/agent_registry.json</w:t>
-      </w:r>
-      <w:r>
-        <w:br/>
-      </w:r>
-      <w:r>
-        <w:br/>
-      </w:r>
-      <w:r>
-        <w:rPr>
-          <w:rStyle w:val="VerbatimChar"/>
-        </w:rPr>
-        <w:t xml:space="preserve">go run ./cmd/aiops-service-control validate-agent-action \</w:t>
-      </w:r>
-      <w:r>
-        <w:br/>
-      </w:r>
-      <w:r>
-        <w:rPr>
-          <w:rStyle w:val="VerbatimChar"/>
-        </w:rPr>
-        <w:t xml:space="preserve">  --registry ../../config/agent_registry.json \</w:t>
-      </w:r>
-      <w:r>
-        <w:br/>
-      </w:r>
-      <w:r>
-        <w:rPr>
-          <w:rStyle w:val="VerbatimChar"/>
-        </w:rPr>
-        <w:t xml:space="preserve">  --agent AIApplicationManagementAgent \</w:t>
-      </w:r>
-      <w:r>
-        <w:br/>
-      </w:r>
-      <w:r>
-        <w:rPr>
-          <w:rStyle w:val="VerbatimChar"/>
-        </w:rPr>
-        <w:t xml:space="preserve">  --action app_scale_service_instances</w:t>
+        <w:pStyle w:val="Compact"/>
+        <w:numPr>
+          <w:ilvl w:val="0"/>
+          <w:numId w:val="1001"/>
+        </w:numPr>
+      </w:pPr>
+      <w:r>
+        <w:t xml:space="preserve">완전 자율 multi-agent orchestration은 구현 범위가 아닙니다.</w:t>
       </w:r>
     </w:p>
     <w:p>
       <w:pPr>
-        <w:pStyle w:val="FirstParagraph"/>
-      </w:pPr>
-      <w:r>
-        <w:t xml:space="preserve">기대 신호:</w:t>
+        <w:pStyle w:val="Compact"/>
+        <w:numPr>
+          <w:ilvl w:val="0"/>
+          <w:numId w:val="1001"/>
+        </w:numPr>
+      </w:pPr>
+      <w:r>
+        <w:t xml:space="preserve">AppDeploy endpoint가 설정된 경우에만 실제 배포 요청을 호출합니다.</w:t>
       </w:r>
     </w:p>
     <w:p>
       <w:pPr>
-        <w:pStyle w:val="SourceCode"/>
-      </w:pPr>
-      <w:r>
-        <w:rPr>
-          <w:rStyle w:val="VerbatimChar"/>
-        </w:rPr>
-        <w:t xml:space="preserve">valid = true</w:t>
+        <w:pStyle w:val="Compact"/>
+        <w:numPr>
+          <w:ilvl w:val="0"/>
+          <w:numId w:val="1001"/>
+        </w:numPr>
+      </w:pPr>
+      <w:r>
+        <w:t xml:space="preserve">실제 LLM 실패, 잘못된 JSON, 허용 범위 밖 Action은 fallback 성공으로 바꾸지 않습니다.</w:t>
       </w:r>
     </w:p>
-    <w:bookmarkEnd w:id="18"/>
-    <w:bookmarkStart w:id="19" w:name="설계-경계"/>
     <w:p>
       <w:pPr>
-        <w:pStyle w:val="Heading2"/>
-      </w:pPr>
-      <w:r>
-        <w:t xml:space="preserve">8. 설계 경계</w:t>
+        <w:pStyle w:val="Compact"/>
+        <w:numPr>
+          <w:ilvl w:val="0"/>
+          <w:numId w:val="1001"/>
+        </w:numPr>
+      </w:pPr>
+      <w:r>
+        <w:t xml:space="preserve">인증, registry 영구 저장, 승인된 dispatcher 연결은 후속 통합 항목입니다.</w:t>
       </w:r>
     </w:p>
-    <w:tbl>
-      <w:tblPr>
-        <w:tblStyle w:val="Table"/>
-        <w:tblW w:type="pct" w:w="5000"/>
-        <w:tblLayout w:type="fixed"/>
-        <w:tblLook w:firstRow="1" w:lastRow="0" w:firstColumn="0" w:lastColumn="0" w:noHBand="0" w:noVBand="0" w:val="0020"/>
-      </w:tblPr>
-      <w:tblGrid>
-        <w:gridCol w:w="3960"/>
-        <w:gridCol w:w="3960"/>
-      </w:tblGrid>
-      <w:tr>
-        <w:trPr>
-          <w:tblHeader w:val="on"/>
-        </w:trPr>
-        <w:tc>
-          <w:tcPr/>
-          <w:p>
-            <w:pPr>
-              <w:pStyle w:val="Compact"/>
-            </w:pPr>
-            <w:r>
-              <w:t xml:space="preserve">경계</w:t>
-            </w:r>
-          </w:p>
-        </w:tc>
-        <w:tc>
-          <w:tcPr/>
-          <w:p>
-            <w:pPr>
-              <w:pStyle w:val="Compact"/>
-            </w:pPr>
-            <w:r>
-              <w:t xml:space="preserve">설명</w:t>
-            </w:r>
-          </w:p>
-        </w:tc>
-      </w:tr>
-      <w:tr>
-        <w:tc>
-          <w:tcPr/>
-          <w:p>
-            <w:pPr>
-              <w:pStyle w:val="Compact"/>
-            </w:pPr>
-            <w:r>
-              <w:t xml:space="preserve">Autonomy 경계</w:t>
-            </w:r>
-          </w:p>
-        </w:tc>
-        <w:tc>
-          <w:tcPr/>
-          <w:p>
-            <w:pPr>
-              <w:pStyle w:val="Compact"/>
-            </w:pPr>
-            <w:r>
-              <w:t xml:space="preserve">완전한 autonomous multi-agent orchestration이 아니다.</w:t>
-            </w:r>
-          </w:p>
-        </w:tc>
-      </w:tr>
-      <w:tr>
-        <w:tc>
-          <w:tcPr/>
-          <w:p>
-            <w:pPr>
-              <w:pStyle w:val="Compact"/>
-            </w:pPr>
-            <w:r>
-              <w:t xml:space="preserve">Safety 경계</w:t>
-            </w:r>
-          </w:p>
-        </w:tc>
-        <w:tc>
-          <w:tcPr/>
-          <w:p>
-            <w:pPr>
-              <w:pStyle w:val="Compact"/>
-            </w:pPr>
-            <w:r>
-              <w:t xml:space="preserve">허용 action 외 command는 ready 처리하지 않는다.</w:t>
-            </w:r>
-          </w:p>
-        </w:tc>
-      </w:tr>
-      <w:tr>
-        <w:tc>
-          <w:tcPr/>
-          <w:p>
-            <w:pPr>
-              <w:pStyle w:val="Compact"/>
-            </w:pPr>
-            <w:r>
-              <w:t xml:space="preserve">Reward 경계</w:t>
-            </w:r>
-          </w:p>
-        </w:tc>
-        <w:tc>
-          <w:tcPr/>
-          <w:p>
-            <w:pPr>
-              <w:pStyle w:val="Compact"/>
-            </w:pPr>
-            <w:r>
-              <w:t xml:space="preserve">reward signal은 설계 기준이며 RL 학습 결과가 아니다.</w:t>
-            </w:r>
-          </w:p>
-        </w:tc>
-      </w:tr>
-      <w:tr>
-        <w:tc>
-          <w:tcPr/>
-          <w:p>
-            <w:pPr>
-              <w:pStyle w:val="Compact"/>
-            </w:pPr>
-            <w:r>
-              <w:t xml:space="preserve">확장 경계</w:t>
-            </w:r>
-          </w:p>
-        </w:tc>
-        <w:tc>
-          <w:tcPr/>
-          <w:p>
-            <w:pPr>
-              <w:pStyle w:val="Compact"/>
-            </w:pPr>
-            <w:r>
-              <w:t xml:space="preserve">향후 runtime policy, 실제 metric, multi-agent planning과 연결할 수 있다.</w:t>
-            </w:r>
-          </w:p>
-        </w:tc>
-      </w:tr>
-    </w:tbl>
-    <w:bookmarkEnd w:id="19"/>
-    <w:bookmarkEnd w:id="20"/>
+    <w:bookmarkEnd w:id="28"/>
+    <w:bookmarkEnd w:id="29"/>
     <w:sectPr>
       <w:footnotePr>
         <w:numRestart w:val="eachSect"/>
       </w:footnotePr>
+      <w:pgSz w:w="11906" w:h="16838"/>
+      <w:pgMar w:top="1134" w:bottom="1134" w:left="1134" w:right="1134"/>
     </w:sectPr>
   </w:body>
 </w:document>
@@ -1459,8 +1616,114 @@
       </w:pPr>
     </w:lvl>
   </w:abstractNum>
+  <w:abstractNum w:abstractNumId="991">
+    <w:nsid w:val="0000A991"/>
+    <w:multiLevelType w:val="multilevel"/>
+    <w:lvl w:ilvl="0">
+      <w:numFmt w:val="bullet"/>
+      <w:lvlText w:val=""/>
+      <w:lvlJc w:val="left"/>
+      <w:pPr>
+        <w:ind w:left="720" w:hanging="360"/>
+      </w:pPr>
+      <w:rPr>
+        <w:rFonts w:ascii="Symbol" w:hAnsi="Symbol" w:cs="Symbol" w:hint="default"/>
+      </w:rPr>
+    </w:lvl>
+    <w:lvl w:ilvl="1">
+      <w:numFmt w:val="bullet"/>
+      <w:lvlText w:val="o"/>
+      <w:lvlJc w:val="left"/>
+      <w:pPr>
+        <w:ind w:left="1440" w:hanging="360"/>
+      </w:pPr>
+      <w:rPr>
+        <w:rFonts w:ascii="Courier New" w:hAnsi="Courier New" w:cs="Courier New" w:hint="default"/>
+      </w:rPr>
+    </w:lvl>
+    <w:lvl w:ilvl="2">
+      <w:numFmt w:val="bullet"/>
+      <w:lvlText w:val=""/>
+      <w:lvlJc w:val="left"/>
+      <w:pPr>
+        <w:ind w:left="2160" w:hanging="360"/>
+      </w:pPr>
+      <w:rPr>
+        <w:rFonts w:ascii="Wingdings" w:hAnsi="Wingdings" w:cs="Wingdings" w:hint="default"/>
+      </w:rPr>
+    </w:lvl>
+    <w:lvl w:ilvl="3">
+      <w:numFmt w:val="bullet"/>
+      <w:lvlText w:val=""/>
+      <w:lvlJc w:val="left"/>
+      <w:pPr>
+        <w:ind w:left="2880" w:hanging="360"/>
+      </w:pPr>
+      <w:rPr>
+        <w:rFonts w:ascii="Symbol" w:hAnsi="Symbol" w:cs="Symbol" w:hint="default"/>
+      </w:rPr>
+    </w:lvl>
+    <w:lvl w:ilvl="4">
+      <w:numFmt w:val="bullet"/>
+      <w:lvlText w:val="o"/>
+      <w:lvlJc w:val="left"/>
+      <w:pPr>
+        <w:ind w:left="3600" w:hanging="360"/>
+      </w:pPr>
+      <w:rPr>
+        <w:rFonts w:ascii="Courier New" w:hAnsi="Courier New" w:cs="Courier New" w:hint="default"/>
+      </w:rPr>
+    </w:lvl>
+    <w:lvl w:ilvl="5">
+      <w:numFmt w:val="bullet"/>
+      <w:lvlText w:val=""/>
+      <w:lvlJc w:val="left"/>
+      <w:pPr>
+        <w:ind w:left="4320" w:hanging="360"/>
+      </w:pPr>
+      <w:rPr>
+        <w:rFonts w:ascii="Wingdings" w:hAnsi="Wingdings" w:cs="Wingdings" w:hint="default"/>
+      </w:rPr>
+    </w:lvl>
+    <w:lvl w:ilvl="6">
+      <w:numFmt w:val="bullet"/>
+      <w:lvlText w:val=""/>
+      <w:lvlJc w:val="left"/>
+      <w:pPr>
+        <w:ind w:left="5040" w:hanging="360"/>
+      </w:pPr>
+      <w:rPr>
+        <w:rFonts w:ascii="Symbol" w:hAnsi="Symbol" w:cs="Symbol" w:hint="default"/>
+      </w:rPr>
+    </w:lvl>
+    <w:lvl w:ilvl="7">
+      <w:numFmt w:val="bullet"/>
+      <w:lvlText w:val="o"/>
+      <w:lvlJc w:val="left"/>
+      <w:pPr>
+        <w:ind w:left="5760" w:hanging="360"/>
+      </w:pPr>
+      <w:rPr>
+        <w:rFonts w:ascii="Courier New" w:hAnsi="Courier New" w:cs="Courier New" w:hint="default"/>
+      </w:rPr>
+    </w:lvl>
+    <w:lvl w:ilvl="8">
+      <w:numFmt w:val="bullet"/>
+      <w:lvlText w:val=""/>
+      <w:lvlJc w:val="left"/>
+      <w:pPr>
+        <w:ind w:left="6480" w:hanging="360"/>
+      </w:pPr>
+      <w:rPr>
+        <w:rFonts w:ascii="Wingdings" w:hAnsi="Wingdings" w:cs="Wingdings" w:hint="default"/>
+      </w:rPr>
+    </w:lvl>
+  </w:abstractNum>
   <w:num w:numId="1000">
     <w:abstractNumId w:val="990"/>
+  </w:num>
+  <w:num w:numId="1001">
+    <w:abstractNumId w:val="991"/>
   </w:num>
 </w:numbering>
 </file>
@@ -2121,7 +2384,7 @@
       <w:color w:themeColor="accent1" w:themeShade="BF" w:val="365F91"/>
     </w:rPr>
   </w:style>
-  <w:style w:type="paragraph" w:customStyle="1" w:styleId="SourceCode">
+  <w:style w:customStyle="1" w:styleId="SourceCode" w:type="paragraph">
     <w:name w:val="Source Code"/>
     <w:basedOn w:val="Normal"/>
     <w:link w:val="VerbatimChar"/>
@@ -2129,7 +2392,7 @@
       <w:wordWrap w:val="off"/>
     </w:pPr>
   </w:style>
-  <w:style w:type="character" w:customStyle="1" w:styleId="KeywordTok">
+  <w:style w:customStyle="1" w:styleId="KeywordTok" w:type="character">
     <w:name w:val="KeywordTok"/>
     <w:basedOn w:val="VerbatimChar"/>
     <w:rPr>
@@ -2137,77 +2400,77 @@
       <w:color w:val="007020"/>
     </w:rPr>
   </w:style>
-  <w:style w:type="character" w:customStyle="1" w:styleId="DataTypeTok">
+  <w:style w:customStyle="1" w:styleId="DataTypeTok" w:type="character">
     <w:name w:val="DataTypeTok"/>
     <w:basedOn w:val="VerbatimChar"/>
     <w:rPr>
       <w:color w:val="902000"/>
     </w:rPr>
   </w:style>
-  <w:style w:type="character" w:customStyle="1" w:styleId="DecValTok">
+  <w:style w:customStyle="1" w:styleId="DecValTok" w:type="character">
     <w:name w:val="DecValTok"/>
     <w:basedOn w:val="VerbatimChar"/>
     <w:rPr>
       <w:color w:val="40a070"/>
     </w:rPr>
   </w:style>
-  <w:style w:type="character" w:customStyle="1" w:styleId="BaseNTok">
+  <w:style w:customStyle="1" w:styleId="BaseNTok" w:type="character">
     <w:name w:val="BaseNTok"/>
     <w:basedOn w:val="VerbatimChar"/>
     <w:rPr>
       <w:color w:val="40a070"/>
     </w:rPr>
   </w:style>
-  <w:style w:type="character" w:customStyle="1" w:styleId="FloatTok">
+  <w:style w:customStyle="1" w:styleId="FloatTok" w:type="character">
     <w:name w:val="FloatTok"/>
     <w:basedOn w:val="VerbatimChar"/>
     <w:rPr>
       <w:color w:val="40a070"/>
     </w:rPr>
   </w:style>
-  <w:style w:type="character" w:customStyle="1" w:styleId="ConstantTok">
+  <w:style w:customStyle="1" w:styleId="ConstantTok" w:type="character">
     <w:name w:val="ConstantTok"/>
     <w:basedOn w:val="VerbatimChar"/>
     <w:rPr>
       <w:color w:val="880000"/>
     </w:rPr>
   </w:style>
-  <w:style w:type="character" w:customStyle="1" w:styleId="CharTok">
+  <w:style w:customStyle="1" w:styleId="CharTok" w:type="character">
     <w:name w:val="CharTok"/>
     <w:basedOn w:val="VerbatimChar"/>
     <w:rPr>
       <w:color w:val="4070a0"/>
     </w:rPr>
   </w:style>
-  <w:style w:type="character" w:customStyle="1" w:styleId="SpecialCharTok">
+  <w:style w:customStyle="1" w:styleId="SpecialCharTok" w:type="character">
     <w:name w:val="SpecialCharTok"/>
     <w:basedOn w:val="VerbatimChar"/>
     <w:rPr>
       <w:color w:val="4070a0"/>
     </w:rPr>
   </w:style>
-  <w:style w:type="character" w:customStyle="1" w:styleId="StringTok">
+  <w:style w:customStyle="1" w:styleId="StringTok" w:type="character">
     <w:name w:val="StringTok"/>
     <w:basedOn w:val="VerbatimChar"/>
     <w:rPr>
       <w:color w:val="4070a0"/>
     </w:rPr>
   </w:style>
-  <w:style w:type="character" w:customStyle="1" w:styleId="VerbatimStringTok">
+  <w:style w:customStyle="1" w:styleId="VerbatimStringTok" w:type="character">
     <w:name w:val="VerbatimStringTok"/>
     <w:basedOn w:val="VerbatimChar"/>
     <w:rPr>
       <w:color w:val="4070a0"/>
     </w:rPr>
   </w:style>
-  <w:style w:type="character" w:customStyle="1" w:styleId="SpecialStringTok">
+  <w:style w:customStyle="1" w:styleId="SpecialStringTok" w:type="character">
     <w:name w:val="SpecialStringTok"/>
     <w:basedOn w:val="VerbatimChar"/>
     <w:rPr>
       <w:color w:val="bb6688"/>
     </w:rPr>
   </w:style>
-  <w:style w:type="character" w:customStyle="1" w:styleId="ImportTok">
+  <w:style w:customStyle="1" w:styleId="ImportTok" w:type="character">
     <w:name w:val="ImportTok"/>
     <w:basedOn w:val="VerbatimChar"/>
     <w:rPr>
@@ -2215,7 +2478,7 @@
       <w:color w:val="008000"/>
     </w:rPr>
   </w:style>
-  <w:style w:type="character" w:customStyle="1" w:styleId="CommentTok">
+  <w:style w:customStyle="1" w:styleId="CommentTok" w:type="character">
     <w:name w:val="CommentTok"/>
     <w:basedOn w:val="VerbatimChar"/>
     <w:rPr>
@@ -2223,7 +2486,7 @@
       <w:color w:val="60a0b0"/>
     </w:rPr>
   </w:style>
-  <w:style w:type="character" w:customStyle="1" w:styleId="DocumentationTok">
+  <w:style w:customStyle="1" w:styleId="DocumentationTok" w:type="character">
     <w:name w:val="DocumentationTok"/>
     <w:basedOn w:val="VerbatimChar"/>
     <w:rPr>
@@ -2231,7 +2494,7 @@
       <w:color w:val="ba2121"/>
     </w:rPr>
   </w:style>
-  <w:style w:type="character" w:customStyle="1" w:styleId="AnnotationTok">
+  <w:style w:customStyle="1" w:styleId="AnnotationTok" w:type="character">
     <w:name w:val="AnnotationTok"/>
     <w:basedOn w:val="VerbatimChar"/>
     <w:rPr>
@@ -2240,7 +2503,7 @@
       <w:color w:val="60a0b0"/>
     </w:rPr>
   </w:style>
-  <w:style w:type="character" w:customStyle="1" w:styleId="CommentVarTok">
+  <w:style w:customStyle="1" w:styleId="CommentVarTok" w:type="character">
     <w:name w:val="CommentVarTok"/>
     <w:basedOn w:val="VerbatimChar"/>
     <w:rPr>
@@ -2249,28 +2512,28 @@
       <w:color w:val="60a0b0"/>
     </w:rPr>
   </w:style>
-  <w:style w:type="character" w:customStyle="1" w:styleId="OtherTok">
+  <w:style w:customStyle="1" w:styleId="OtherTok" w:type="character">
     <w:name w:val="OtherTok"/>
     <w:basedOn w:val="VerbatimChar"/>
     <w:rPr>
       <w:color w:val="007020"/>
     </w:rPr>
   </w:style>
-  <w:style w:type="character" w:customStyle="1" w:styleId="FunctionTok">
+  <w:style w:customStyle="1" w:styleId="FunctionTok" w:type="character">
     <w:name w:val="FunctionTok"/>
     <w:basedOn w:val="VerbatimChar"/>
     <w:rPr>
       <w:color w:val="06287e"/>
     </w:rPr>
   </w:style>
-  <w:style w:type="character" w:customStyle="1" w:styleId="VariableTok">
+  <w:style w:customStyle="1" w:styleId="VariableTok" w:type="character">
     <w:name w:val="VariableTok"/>
     <w:basedOn w:val="VerbatimChar"/>
     <w:rPr>
       <w:color w:val="19177c"/>
     </w:rPr>
   </w:style>
-  <w:style w:type="character" w:customStyle="1" w:styleId="ControlFlowTok">
+  <w:style w:customStyle="1" w:styleId="ControlFlowTok" w:type="character">
     <w:name w:val="ControlFlowTok"/>
     <w:basedOn w:val="VerbatimChar"/>
     <w:rPr>
@@ -2278,45 +2541,45 @@
       <w:color w:val="007020"/>
     </w:rPr>
   </w:style>
-  <w:style w:type="character" w:customStyle="1" w:styleId="OperatorTok">
+  <w:style w:customStyle="1" w:styleId="OperatorTok" w:type="character">
     <w:name w:val="OperatorTok"/>
     <w:basedOn w:val="VerbatimChar"/>
     <w:rPr>
       <w:color w:val="666666"/>
     </w:rPr>
   </w:style>
-  <w:style w:type="character" w:customStyle="1" w:styleId="BuiltInTok">
+  <w:style w:customStyle="1" w:styleId="BuiltInTok" w:type="character">
     <w:name w:val="BuiltInTok"/>
     <w:basedOn w:val="VerbatimChar"/>
     <w:rPr>
       <w:color w:val="008000"/>
     </w:rPr>
   </w:style>
-  <w:style w:type="character" w:customStyle="1" w:styleId="ExtensionTok">
+  <w:style w:customStyle="1" w:styleId="ExtensionTok" w:type="character">
     <w:name w:val="ExtensionTok"/>
     <w:basedOn w:val="VerbatimChar"/>
     <w:rPr/>
   </w:style>
-  <w:style w:type="character" w:customStyle="1" w:styleId="PreprocessorTok">
+  <w:style w:customStyle="1" w:styleId="PreprocessorTok" w:type="character">
     <w:name w:val="PreprocessorTok"/>
     <w:basedOn w:val="VerbatimChar"/>
     <w:rPr>
       <w:color w:val="bc7a00"/>
     </w:rPr>
   </w:style>
-  <w:style w:type="character" w:customStyle="1" w:styleId="AttributeTok">
+  <w:style w:customStyle="1" w:styleId="AttributeTok" w:type="character">
     <w:name w:val="AttributeTok"/>
     <w:basedOn w:val="VerbatimChar"/>
     <w:rPr>
       <w:color w:val="7d9029"/>
     </w:rPr>
   </w:style>
-  <w:style w:type="character" w:customStyle="1" w:styleId="RegionMarkerTok">
+  <w:style w:customStyle="1" w:styleId="RegionMarkerTok" w:type="character">
     <w:name w:val="RegionMarkerTok"/>
     <w:basedOn w:val="VerbatimChar"/>
     <w:rPr/>
   </w:style>
-  <w:style w:type="character" w:customStyle="1" w:styleId="InformationTok">
+  <w:style w:customStyle="1" w:styleId="InformationTok" w:type="character">
     <w:name w:val="InformationTok"/>
     <w:basedOn w:val="VerbatimChar"/>
     <w:rPr>
@@ -2325,7 +2588,7 @@
       <w:color w:val="60a0b0"/>
     </w:rPr>
   </w:style>
-  <w:style w:type="character" w:customStyle="1" w:styleId="WarningTok">
+  <w:style w:customStyle="1" w:styleId="WarningTok" w:type="character">
     <w:name w:val="WarningTok"/>
     <w:basedOn w:val="VerbatimChar"/>
     <w:rPr>
@@ -2334,7 +2597,7 @@
       <w:color w:val="60a0b0"/>
     </w:rPr>
   </w:style>
-  <w:style w:type="character" w:customStyle="1" w:styleId="AlertTok">
+  <w:style w:customStyle="1" w:styleId="AlertTok" w:type="character">
     <w:name w:val="AlertTok"/>
     <w:basedOn w:val="VerbatimChar"/>
     <w:rPr>
@@ -2342,7 +2605,7 @@
       <w:color w:val="ff0000"/>
     </w:rPr>
   </w:style>
-  <w:style w:type="character" w:customStyle="1" w:styleId="ErrorTok">
+  <w:style w:customStyle="1" w:styleId="ErrorTok" w:type="character">
     <w:name w:val="ErrorTok"/>
     <w:basedOn w:val="VerbatimChar"/>
     <w:rPr>
@@ -2350,7 +2613,7 @@
       <w:color w:val="ff0000"/>
     </w:rPr>
   </w:style>
-  <w:style w:type="character" w:customStyle="1" w:styleId="NormalTok">
+  <w:style w:customStyle="1" w:styleId="NormalTok" w:type="character">
     <w:name w:val="NormalTok"/>
     <w:basedOn w:val="VerbatimChar"/>
     <w:rPr/>
